--- a/reports/דוח_סטטוס_באגים_HailNow_2026-08-04.docx
+++ b/reports/דוח_סטטוס_באגים_HailNow_2026-08-04.docx
@@ -7,9 +7,13 @@
         <w:bidi/>
         <w:spacing w:after="60"/>
         <w:ind w:left="720"/>
-        <w:jc w:val="right"/>
-      </w:pPr>
-      <w:r>
+        <w:jc w:val="center"/>
+      </w:pPr>
+      <w:r>
+        <w:rPr>
+          <w:b/>
+          <w:sz w:val="36"/>
+        </w:rPr>
         <w:t>דוח סטטוס באגים ותיקונים עבור HailNow</w:t>
       </w:r>
     </w:p>
@@ -21,11 +25,7 @@
         <w:jc w:val="right"/>
       </w:pPr>
       <w:r>
-        <w:rPr>
-          <w:color w:val="5A6373"/>
-          <w:sz w:val="21"/>
-        </w:rPr>
-        <w:t>מבוסס על רשימת הבאגים המצורפת, בדיקת הקוד הנוכחי והיסטוריית git מ-2-3 באוגוסט 2026. נכון ל-4 באוגוסט 2026.</w:t>
+        <w:t>מבוסס על רשימת הבאגים המצורפת, בדיקת הקוד הנוכחי והיסטוריית git מ-2-5 באוגוסט 2026. נכון ל-5 באוגוסט 2026, לאחר תיקון ואימות runtime למנגנון ה-SOS, למקור האמת של נקודות הנאמנות, לתווית הנגישות של דירוג הכוכבים ולתצורת הפרונט לפרודקשן.</w:t>
       </w:r>
     </w:p>
     <w:tbl>
@@ -53,13 +53,8 @@
             <w:vAlign w:val="center"/>
           </w:tcPr>
           <w:p>
-            <w:pPr>
-              <w:bidi/>
-              <w:spacing w:after="0"/>
-              <w:jc w:val="right"/>
-            </w:pPr>
             <w:r>
-              <w:t>תקציר: מתוך 19 סעיפים ברשימה, סעיף אחד תוקן ברובו אך דורש קונפיגורציה (איפוס סיסמה), ארבעה סעיפים תוקנו חלקית, ו-14 סעיפים עדיין פתוחים או דורשים החלטה. הסיכונים הדחופים ביותר הם סוד JWT דיפולטי, שידור SOS לכל המשתמשים, חוסר bootstrap ל-admin, וטופולוגיית production לא סגורה.</w:t>
+              <w:t>תקציר: מתוך 19 סעיפים ברשימה, חמישה סעיפים תוקנו או אומתו ברובם (איפוס סיסמה, SOS, נקודות נאמנות, נגישות דירוג ותצורת הפרונט לפרודקשן), שלושה סעיפים תוקנו חלקית, ו-11 סעיפים עדיין פתוחים או דורשים החלטה. הסיכונים הדחופים ביותר שנותרו הם סוד JWT דיפולטי, חוסר bootstrap ל-admin, והשלמת החלטות מוצר/תפעול סביב carpool, בדיקות ופריסה.</w:t>
             </w:r>
           </w:p>
         </w:tc>
@@ -121,11 +116,14 @@
               <w:t>פתוח</w:t>
             </w:r>
             <w:r>
+              <w:rPr>
+                <w:sz w:val="18"/>
+              </w:rPr>
               <w:br/>
             </w:r>
             <w:r>
               <w:rPr>
-                <w:sz w:val="16"/>
+                <w:sz w:val="18"/>
               </w:rPr>
               <w:t>דורש תיקון</w:t>
             </w:r>
@@ -157,11 +155,14 @@
               <w:t>תוקן חלקית</w:t>
             </w:r>
             <w:r>
+              <w:rPr>
+                <w:sz w:val="18"/>
+              </w:rPr>
               <w:br/>
             </w:r>
             <w:r>
               <w:rPr>
-                <w:sz w:val="16"/>
+                <w:sz w:val="18"/>
               </w:rPr>
               <w:t>יש עבודה שנותרה</w:t>
             </w:r>
@@ -193,11 +194,14 @@
               <w:t>תוקן / דורש קונפיגורציה</w:t>
             </w:r>
             <w:r>
+              <w:rPr>
+                <w:sz w:val="18"/>
+              </w:rPr>
               <w:br/>
             </w:r>
             <w:r>
               <w:rPr>
-                <w:sz w:val="16"/>
+                <w:sz w:val="18"/>
               </w:rPr>
               <w:t>הקוד קיים, נדרשת הגדרה</w:t>
             </w:r>
@@ -229,11 +233,14 @@
               <w:t>פתוח - החלטה</w:t>
             </w:r>
             <w:r>
+              <w:rPr>
+                <w:sz w:val="18"/>
+              </w:rPr>
               <w:br/>
             </w:r>
             <w:r>
               <w:rPr>
-                <w:sz w:val="16"/>
+                <w:sz w:val="18"/>
               </w:rPr>
               <w:t>דורש החלטת מוצר/מדיניות</w:t>
             </w:r>
@@ -262,7 +269,7 @@
         <w:jc w:val="right"/>
       </w:pPr>
       <w:r>
-        <w:t>נבדקה היסטוריית git החל מ-2 באוגוסט 2026. רוב הקומיטים הם מיזוגים, ולכן הסיכום כאן מתייחס לקבצים ולמצב הקוד הסופי אחרי המיזוגים.</w:t>
+        <w:t>נבדקה היסטוריית git החל מ-2 באוגוסט 2026. רוב הקומיטים הם מיזוגים, ולכן הסיכום כאן מתייחס לקבצים ולמצב הקוד הסופי אחרי המיזוגים, כולל עדכונים נוספים למנגנון ה-SOS, לנקודות הנאמנות, לנגישות דירוג הכוכבים ולתצורת הפרונט לפרודקשן ב-5 באוגוסט 2026.</w:t>
       </w:r>
     </w:p>
     <w:tbl>
@@ -306,7 +313,7 @@
               <w:rPr>
                 <w:b/>
                 <w:color w:val="0B2545"/>
-                <w:sz w:val="17"/>
+                <w:sz w:val="18"/>
               </w:rPr>
               <w:t>תחום</w:t>
             </w:r>
@@ -334,7 +341,7 @@
               <w:rPr>
                 <w:b/>
                 <w:color w:val="0B2545"/>
-                <w:sz w:val="17"/>
+                <w:sz w:val="18"/>
               </w:rPr>
               <w:t>קבצים מרכזיים</w:t>
             </w:r>
@@ -362,7 +369,7 @@
               <w:rPr>
                 <w:b/>
                 <w:color w:val="0B2545"/>
-                <w:sz w:val="17"/>
+                <w:sz w:val="18"/>
               </w:rPr>
               <w:t>תוקן/השתפר</w:t>
             </w:r>
@@ -390,7 +397,7 @@
               <w:rPr>
                 <w:b/>
                 <w:color w:val="0B2545"/>
-                <w:sz w:val="17"/>
+                <w:sz w:val="18"/>
               </w:rPr>
               <w:t>פער שנותר</w:t>
             </w:r>
@@ -418,7 +425,8 @@
             </w:pPr>
             <w:r>
               <w:rPr>
-                <w:sz w:val="17"/>
+                <w:color w:val="111827"/>
+                <w:sz w:val="18"/>
               </w:rPr>
               <w:t>איפוס סיסמה</w:t>
             </w:r>
@@ -445,7 +453,7 @@
             <w:r>
               <w:rPr>
                 <w:color w:val="1F5431"/>
-                <w:sz w:val="17"/>
+                <w:sz w:val="18"/>
               </w:rPr>
               <w:t>backend/utils/email.js, backend/controllers/userController.js, ResetPasswordPage.jsx, ForgotPasswordPage.jsx</w:t>
             </w:r>
@@ -473,7 +481,7 @@
               <w:rPr>
                 <w:b/>
                 <w:color w:val="1F5431"/>
-                <w:sz w:val="17"/>
+                <w:sz w:val="18"/>
               </w:rPr>
               <w:t>נוספו SMTP, קוד איפוס, טוקן מאובטח ומסכי פרונט.</w:t>
             </w:r>
@@ -499,7 +507,8 @@
             </w:pPr>
             <w:r>
               <w:rPr>
-                <w:sz w:val="17"/>
+                <w:color w:val="694911"/>
+                <w:sz w:val="18"/>
               </w:rPr>
               <w:t>בפרודקשן עדיין חייבים להגדיר SMTP או webhook.</w:t>
             </w:r>
@@ -526,6 +535,10 @@
               <w:jc w:val="right"/>
             </w:pPr>
             <w:r>
+              <w:rPr>
+                <w:color w:val="111827"/>
+                <w:sz w:val="18"/>
+              </w:rPr>
               <w:t>קבצי Upload רגישים</w:t>
             </w:r>
           </w:p>
@@ -551,7 +564,7 @@
             <w:r>
               <w:rPr>
                 <w:color w:val="1F5431"/>
-                <w:sz w:val="17"/>
+                <w:sz w:val="18"/>
               </w:rPr>
               <w:t>backend/app.js, backend/routes/index.js, backend/controllers/uploadController.js, frontend/src/api/assets.js</w:t>
             </w:r>
@@ -579,7 +592,7 @@
               <w:rPr>
                 <w:b/>
                 <w:color w:val="1F5431"/>
-                <w:sz w:val="17"/>
+                <w:sz w:val="18"/>
               </w:rPr>
               <w:t>תעודות ורישיונות כבר לא נחשפים כ-static ציבורי; יש נתיב מאובטח ובדיקת בעלות.</w:t>
             </w:r>
@@ -605,7 +618,8 @@
             </w:pPr>
             <w:r>
               <w:rPr>
-                <w:sz w:val="17"/>
+                <w:color w:val="694911"/>
+                <w:sz w:val="18"/>
               </w:rPr>
               <w:t>הגנה זו עדיין תלויה ב-JWT תקין; אין מחיקה/retention לקבצים ישנים.</w:t>
             </w:r>
@@ -626,13 +640,11 @@
             <w:vAlign w:val="center"/>
           </w:tcPr>
           <w:p>
-            <w:pPr>
-              <w:bidi/>
-              <w:spacing w:after="0"/>
-              <w:jc w:val="right"/>
-            </w:pPr>
             <w:r>
-              <w:t>הרצת פרונט עם Vite</w:t>
+              <w:rPr>
+                <w:color w:val="111827"/>
+              </w:rPr>
+              <w:t>תצורת פרונט לפרודקשן</w:t>
             </w:r>
           </w:p>
         </w:tc>
@@ -649,17 +661,11 @@
             <w:vAlign w:val="center"/>
           </w:tcPr>
           <w:p>
-            <w:pPr>
-              <w:bidi/>
-              <w:spacing w:after="0"/>
-              <w:jc w:val="right"/>
-            </w:pPr>
             <w:r>
               <w:rPr>
                 <w:color w:val="1F5431"/>
-                <w:sz w:val="17"/>
               </w:rPr>
-              <w:t>frontend/vite.config.js, frontend/.env.example, start.bat</w:t>
+              <w:t>frontend/src/api/config.js, frontend/src/api/axios.js, frontend/src/api/socket.js, frontend/src/api/assets.js, frontend/vite.config.js, frontend/.env.example, frontend/scripts/check-production-config.js, frontend/package.json</w:t>
             </w:r>
           </w:p>
         </w:tc>
@@ -676,18 +682,11 @@
             <w:vAlign w:val="center"/>
           </w:tcPr>
           <w:p>
-            <w:pPr>
-              <w:bidi/>
-              <w:spacing w:after="0"/>
-              <w:jc w:val="right"/>
-            </w:pPr>
             <w:r>
               <w:rPr>
-                <w:b/>
                 <w:color w:val="1F5431"/>
-                <w:sz w:val="17"/>
               </w:rPr>
-              <w:t>הפרונט עבר להרצה דרך Vite על פורט 3000 עם proxy ל-/api.</w:t>
+              <w:t>נוסף VITE_API_URL; הוסרה תלות browser-facing ב-localhost:5000; API, Socket.IO ו-assets מוגדרים same-origin כברירת מחדל; Vite dev proxy מכסה /api, /socket.io ו-/uploads; נוסף guard שמונע רגרסיה.</w:t>
             </w:r>
           </w:p>
         </w:tc>
@@ -704,16 +703,11 @@
             <w:vAlign w:val="center"/>
           </w:tcPr>
           <w:p>
-            <w:pPr>
-              <w:bidi/>
-              <w:spacing w:after="0"/>
-              <w:jc w:val="right"/>
-            </w:pPr>
             <w:r>
               <w:rPr>
-                <w:sz w:val="17"/>
+                <w:color w:val="694911"/>
               </w:rPr>
-              <w:t>אין VITE_API_URL; socket/assets עדיין דורשים קונפיגורציה בפרודקשן.</w:t>
+              <w:t>בפריסה בפועל צריך להגדיר reverse proxy לאותם נתיבים או להגדיר URL חיצוני דרך env.</w:t>
             </w:r>
           </w:p>
         </w:tc>
@@ -739,7 +733,8 @@
             </w:pPr>
             <w:r>
               <w:rPr>
-                <w:sz w:val="17"/>
+                <w:color w:val="111827"/>
+                <w:sz w:val="18"/>
               </w:rPr>
               <w:t>תשלומים</w:t>
             </w:r>
@@ -766,7 +761,7 @@
             <w:r>
               <w:rPr>
                 <w:color w:val="1F5431"/>
-                <w:sz w:val="17"/>
+                <w:sz w:val="18"/>
               </w:rPr>
               <w:t>backend/controllers/rideController.js, backend/controllers/paymentController.js</w:t>
             </w:r>
@@ -794,7 +789,7 @@
               <w:rPr>
                 <w:b/>
                 <w:color w:val="1F5431"/>
-                <w:sz w:val="17"/>
+                <w:sz w:val="18"/>
               </w:rPr>
               <w:t>בעת השלמת נסיעה נוצרת רשומת Payment פנימית והרשאות התשלום הוקשחו.</w:t>
             </w:r>
@@ -820,7 +815,8 @@
             </w:pPr>
             <w:r>
               <w:rPr>
-                <w:sz w:val="17"/>
+                <w:color w:val="694911"/>
+                <w:sz w:val="18"/>
               </w:rPr>
               <w:t>אין gateway או זרימת תשלום בצד לקוח.</w:t>
             </w:r>
@@ -847,6 +843,10 @@
               <w:jc w:val="right"/>
             </w:pPr>
             <w:r>
+              <w:rPr>
+                <w:color w:val="111827"/>
+                <w:sz w:val="18"/>
+              </w:rPr>
               <w:t>ממשק Carpool</w:t>
             </w:r>
           </w:p>
@@ -872,7 +872,7 @@
             <w:r>
               <w:rPr>
                 <w:color w:val="1F5431"/>
-                <w:sz w:val="17"/>
+                <w:sz w:val="18"/>
               </w:rPr>
               <w:t>backend/controllers/carpoolController.js, backend/routes/index.js</w:t>
             </w:r>
@@ -900,7 +900,7 @@
               <w:rPr>
                 <w:b/>
                 <w:color w:val="1F5431"/>
-                <w:sz w:val="17"/>
+                <w:sz w:val="18"/>
               </w:rPr>
               <w:t>נוסף controller מלא לבקשות carpool עם pending/match/cancel.</w:t>
             </w:r>
@@ -926,9 +926,204 @@
             </w:pPr>
             <w:r>
               <w:rPr>
-                <w:sz w:val="17"/>
+                <w:color w:val="694911"/>
+                <w:sz w:val="18"/>
               </w:rPr>
               <w:t>מסך ההזמנה עדיין לא משתמש ב-/carpool; הזמנת carpool רגילה יוצרת בקשה confirmed שלא תיכנס למנגנון matching.</w:t>
+            </w:r>
+          </w:p>
+        </w:tc>
+      </w:tr>
+      <w:tr>
+        <w:tc>
+          <w:tcPr>
+            <w:tcW w:type="dxa" w:w="1350"/>
+            <w:vAlign w:val="center"/>
+            <w:shd w:fill="FFFFFF"/>
+          </w:tcPr>
+          <w:p>
+            <w:pPr>
+              <w:jc w:val="right"/>
+            </w:pPr>
+            <w:r>
+              <w:rPr>
+                <w:color w:val="111827"/>
+                <w:sz w:val="18"/>
+              </w:rPr>
+              <w:t>התראות SOS</w:t>
+            </w:r>
+          </w:p>
+        </w:tc>
+        <w:tc>
+          <w:tcPr>
+            <w:tcW w:type="dxa" w:w="2550"/>
+            <w:vAlign w:val="center"/>
+            <w:shd w:fill="FFFFFF"/>
+          </w:tcPr>
+          <w:p>
+            <w:pPr>
+              <w:jc w:val="right"/>
+            </w:pPr>
+            <w:r>
+              <w:rPr>
+                <w:color w:val="1F5431"/>
+                <w:sz w:val="18"/>
+              </w:rPr>
+              <w:t>backend/server.js, RideStatusPage.jsx, DriverDashboard.jsx, AdminPanel.jsx</w:t>
+            </w:r>
+          </w:p>
+        </w:tc>
+        <w:tc>
+          <w:tcPr>
+            <w:tcW w:type="dxa" w:w="2710"/>
+            <w:vAlign w:val="center"/>
+            <w:shd w:fill="E6F4EA"/>
+          </w:tcPr>
+          <w:p>
+            <w:pPr>
+              <w:jc w:val="right"/>
+            </w:pPr>
+            <w:r>
+              <w:rPr>
+                <w:color w:val="1F5431"/>
+                <w:sz w:val="18"/>
+              </w:rPr>
+              <w:t>הוחלף io.emit בשידור ממוקד לפי חדרי ride/driver/admin ו-user; הוחזר ack עם recipientCount; נוספו listeners בפרונט; בדיקת runtime אישרה שנוסע ואדמין מקבלים והנהג השולח לא מקבל התראה נכנסת.</w:t>
+            </w:r>
+          </w:p>
+        </w:tc>
+        <w:tc>
+          <w:tcPr>
+            <w:tcW w:type="dxa" w:w="2750"/>
+            <w:vAlign w:val="center"/>
+            <w:shd w:fill="FFF4D6"/>
+          </w:tcPr>
+          <w:p>
+            <w:pPr>
+              <w:jc w:val="right"/>
+            </w:pPr>
+            <w:r>
+              <w:rPr>
+                <w:color w:val="694911"/>
+                <w:sz w:val="18"/>
+              </w:rPr>
+              <w:t>נותר sanity check ידני בסביבת הדפדפן לפני הדגמה, בעיקר כדי לוודא שכל משתמש מחובר בפרופיל נפרד ולא חולק localStorage/token.</w:t>
+            </w:r>
+          </w:p>
+        </w:tc>
+      </w:tr>
+      <w:tr>
+        <w:tc>
+          <w:tcPr>
+            <w:tcW w:type="dxa" w:w="1350"/>
+            <w:shd w:fill="FFFFFF"/>
+          </w:tcPr>
+          <w:p>
+            <w:r>
+              <w:rPr>
+                <w:color w:val="111827"/>
+              </w:rPr>
+              <w:t>נקודות נאמנות</w:t>
+            </w:r>
+          </w:p>
+        </w:tc>
+        <w:tc>
+          <w:tcPr>
+            <w:tcW w:type="dxa" w:w="2550"/>
+            <w:shd w:fill="FFFFFF"/>
+          </w:tcPr>
+          <w:p>
+            <w:r>
+              <w:rPr>
+                <w:color w:val="1F5431"/>
+              </w:rPr>
+              <w:t>backend/db/models/PassengerProfile.js, backend/db/models/User.js, backend/controllers/userController.js, backend/controllers/rideController.js, backend/controllers/ratingController.js, backend/controllers/passengerController.js, backend/scripts/migrate-loyalty-points-to-user.js, backend/scripts/check-loyalty-source.js</w:t>
+            </w:r>
+          </w:p>
+        </w:tc>
+        <w:tc>
+          <w:tcPr>
+            <w:tcW w:type="dxa" w:w="2710"/>
+            <w:shd w:fill="E6F4EA"/>
+          </w:tcPr>
+          <w:p>
+            <w:r>
+              <w:rPr>
+                <w:color w:val="1F5431"/>
+              </w:rPr>
+              <w:t>User.loyaltyPoints נשאר מקור האמת היחיד; השדה הוסר מ-PassengerProfile; referral, מימוש נקודות ודירוג פועלים מול User; migration ו-guard נוספו ואומתו בבדיקת runtime.</w:t>
+            </w:r>
+          </w:p>
+        </w:tc>
+        <w:tc>
+          <w:tcPr>
+            <w:tcW w:type="dxa" w:w="2750"/>
+            <w:shd w:fill="FFF4D6"/>
+          </w:tcPr>
+          <w:p>
+            <w:r>
+              <w:rPr>
+                <w:color w:val="694911"/>
+              </w:rPr>
+              <w:t>להריץ את migration בסביבות נוספות לפני deployment; לשקול transaction למסלול יצירת נסיעה אם נדרשת אטומיות מלאה מעבר ל-rollback הקיים.</w:t>
+            </w:r>
+          </w:p>
+        </w:tc>
+      </w:tr>
+      <w:tr>
+        <w:tc>
+          <w:tcPr>
+            <w:tcW w:type="dxa" w:w="1350"/>
+            <w:shd w:fill="FFFFFF"/>
+          </w:tcPr>
+          <w:p>
+            <w:r>
+              <w:rPr>
+                <w:color w:val="111827"/>
+              </w:rPr>
+              <w:t>נגישות דירוג</w:t>
+            </w:r>
+          </w:p>
+        </w:tc>
+        <w:tc>
+          <w:tcPr>
+            <w:tcW w:type="dxa" w:w="2550"/>
+            <w:shd w:fill="FFFFFF"/>
+          </w:tcPr>
+          <w:p>
+            <w:r>
+              <w:rPr>
+                <w:color w:val="1F5431"/>
+              </w:rPr>
+              <w:t>frontend/src/pages/RatingPage.jsx, frontend/scripts/check-rating-a11y.js, frontend/package.json</w:t>
+            </w:r>
+          </w:p>
+        </w:tc>
+        <w:tc>
+          <w:tcPr>
+            <w:tcW w:type="dxa" w:w="2710"/>
+            <w:shd w:fill="E6F4EA"/>
+          </w:tcPr>
+          <w:p>
+            <w:r>
+              <w:rPr>
+                <w:color w:val="1F5431"/>
+              </w:rPr>
+              <w:t>תווית הכוכבים הוחלפה מטקסט key גולמי לתוויות עבריות משמעותיות; נוסף radiogroup; frontend npm test מפעיל guard שמוודא שהרגרסיה לא חוזרת.</w:t>
+            </w:r>
+          </w:p>
+        </w:tc>
+        <w:tc>
+          <w:tcPr>
+            <w:tcW w:type="dxa" w:w="2750"/>
+            <w:shd w:fill="E6F4EA"/>
+          </w:tcPr>
+          <w:p>
+            <w:r>
+              <w:rPr>
+                <w:color w:val="1F5431"/>
+              </w:rPr>
+              <w:t>אין פער ידוע בתווית הדירוג. בדיקת קורא מסך ידנית עם NVDA/VoiceOver מומלצת אם רוצים אישור נגישות מלא.</w:t>
             </w:r>
           </w:p>
         </w:tc>
@@ -1000,7 +1195,7 @@
               <w:rPr>
                 <w:b/>
                 <w:color w:val="0B2545"/>
-                <w:sz w:val="17"/>
+                <w:sz w:val="18"/>
               </w:rPr>
               <w:t>מס׳</w:t>
             </w:r>
@@ -1028,7 +1223,7 @@
               <w:rPr>
                 <w:b/>
                 <w:color w:val="0B2545"/>
-                <w:sz w:val="17"/>
+                <w:sz w:val="18"/>
               </w:rPr>
               <w:t>נושא</w:t>
             </w:r>
@@ -1056,7 +1251,7 @@
               <w:rPr>
                 <w:b/>
                 <w:color w:val="0B2545"/>
-                <w:sz w:val="17"/>
+                <w:sz w:val="18"/>
               </w:rPr>
               <w:t>סטטוס</w:t>
             </w:r>
@@ -1084,7 +1279,7 @@
               <w:rPr>
                 <w:b/>
                 <w:color w:val="0B2545"/>
-                <w:sz w:val="17"/>
+                <w:sz w:val="18"/>
               </w:rPr>
               <w:t>מה תוקן כבר</w:t>
             </w:r>
@@ -1112,7 +1307,7 @@
               <w:rPr>
                 <w:b/>
                 <w:color w:val="0B2545"/>
-                <w:sz w:val="17"/>
+                <w:sz w:val="18"/>
               </w:rPr>
               <w:t>מה עדיין פתוח</w:t>
             </w:r>
@@ -1140,7 +1335,8 @@
             </w:pPr>
             <w:r>
               <w:rPr>
-                <w:sz w:val="17"/>
+                <w:color w:val="70261E"/>
+                <w:sz w:val="18"/>
               </w:rPr>
               <w:lastRenderedPageBreak/>
               <w:t>1</w:t>
@@ -1166,6 +1362,10 @@
               <w:jc w:val="right"/>
             </w:pPr>
             <w:r>
+              <w:rPr>
+                <w:color w:val="70261E"/>
+                <w:sz w:val="18"/>
+              </w:rPr>
               <w:t>סוד JWT דיפולטי שמופעל בשקט</w:t>
             </w:r>
           </w:p>
@@ -1192,7 +1392,7 @@
               <w:rPr>
                 <w:b/>
                 <w:color w:val="70261E"/>
-                <w:sz w:val="17"/>
+                <w:sz w:val="18"/>
               </w:rPr>
               <w:t>פתוח</w:t>
             </w:r>
@@ -1218,7 +1418,8 @@
             </w:pPr>
             <w:r>
               <w:rPr>
-                <w:sz w:val="17"/>
+                <w:color w:val="70261E"/>
+                <w:sz w:val="18"/>
               </w:rPr>
               <w:t>בוצעה הקשחה עקיפה בכך שקבצי תעודות ורישיונות עברו לנתיב מאובטח, אבל זה לא פותר את שורש הבעיה.</w:t>
             </w:r>
@@ -1244,7 +1445,8 @@
             </w:pPr>
             <w:r>
               <w:rPr>
-                <w:sz w:val="17"/>
+                <w:color w:val="70261E"/>
+                <w:sz w:val="18"/>
               </w:rPr>
               <w:t>אין בדיקת startup לסוד חסר/קצר/ידוע, וההרשאה עדיין נגזרת מה-role שבתוך ה-token. מי שמכיר את הסוד יכול עדיין לייצר token עם role=admin.</w:t>
             </w:r>
@@ -1255,7 +1457,7 @@
         <w:tc>
           <w:tcPr>
             <w:tcW w:w="520" w:type="dxa"/>
-            <w:shd w:val="clear" w:color="auto" w:fill="FDE9E7"/>
+            <w:shd w:val="clear" w:color="auto" w:fill="E6F4EA"/>
             <w:tcMar>
               <w:top w:w="80" w:type="dxa"/>
               <w:left w:w="120" w:type="dxa"/>
@@ -1272,7 +1474,8 @@
             </w:pPr>
             <w:r>
               <w:rPr>
-                <w:sz w:val="17"/>
+                <w:color w:val="1F5431"/>
+                <w:sz w:val="18"/>
               </w:rPr>
               <w:t>2</w:t>
             </w:r>
@@ -1281,7 +1484,7 @@
         <w:tc>
           <w:tcPr>
             <w:tcW w:w="1880" w:type="dxa"/>
-            <w:shd w:val="clear" w:color="auto" w:fill="FDE9E7"/>
+            <w:shd w:val="clear" w:color="auto" w:fill="E6F4EA"/>
             <w:tcMar>
               <w:top w:w="80" w:type="dxa"/>
               <w:left w:w="120" w:type="dxa"/>
@@ -1294,8 +1497,13 @@
             <w:pPr>
               <w:bidi/>
               <w:spacing w:after="0"/>
+              <w:jc w:val="right"/>
             </w:pPr>
             <w:r>
+              <w:rPr>
+                <w:color w:val="1F5431"/>
+                <w:sz w:val="18"/>
+              </w:rPr>
               <w:t>התראת SOS משודרת לכל המשתמשים המחוברים</w:t>
             </w:r>
           </w:p>
@@ -1303,7 +1511,459 @@
         <w:tc>
           <w:tcPr>
             <w:tcW w:w="1130" w:type="dxa"/>
-            <w:shd w:val="clear" w:color="auto" w:fill="D96C5F"/>
+            <w:shd w:val="clear" w:color="auto" w:fill="5FA777"/>
+            <w:tcMar>
+              <w:top w:w="80" w:type="dxa"/>
+              <w:left w:w="120" w:type="dxa"/>
+              <w:bottom w:w="80" w:type="dxa"/>
+              <w:right w:w="120" w:type="dxa"/>
+            </w:tcMar>
+            <w:vAlign w:val="center"/>
+          </w:tcPr>
+          <w:p>
+            <w:pPr>
+              <w:jc w:val="right"/>
+            </w:pPr>
+            <w:r>
+              <w:rPr>
+                <w:color w:val="1F5431"/>
+                <w:sz w:val="18"/>
+              </w:rPr>
+              <w:t>תוקן / אומת runtime</w:t>
+            </w:r>
+          </w:p>
+        </w:tc>
+        <w:tc>
+          <w:tcPr>
+            <w:tcW w:w="2860" w:type="dxa"/>
+            <w:shd w:val="clear" w:color="auto" w:fill="E6F4EA"/>
+            <w:tcMar>
+              <w:top w:w="80" w:type="dxa"/>
+              <w:left w:w="120" w:type="dxa"/>
+              <w:bottom w:w="80" w:type="dxa"/>
+              <w:right w:w="120" w:type="dxa"/>
+            </w:tcMar>
+            <w:vAlign w:val="center"/>
+          </w:tcPr>
+          <w:p>
+            <w:pPr>
+              <w:jc w:val="right"/>
+            </w:pPr>
+            <w:r>
+              <w:rPr>
+                <w:color w:val="1F5431"/>
+                <w:sz w:val="18"/>
+              </w:rPr>
+              <w:t>הוחלף io.emit בשידור ממוקד לפי חדרי ride/driver/admin ו-user; נוספו ack עם recipientCount ו-listeners ב-RideStatusPage, DriverDashboard ו-AdminPanel. בדיקת runtime החזירה recipientCount=2: הנוסע והאדמין קיבלו, והנהג השולח לא קיבל.</w:t>
+            </w:r>
+          </w:p>
+        </w:tc>
+        <w:tc>
+          <w:tcPr>
+            <w:tcW w:w="2970" w:type="dxa"/>
+            <w:shd w:val="clear" w:color="auto" w:fill="E6F4EA"/>
+            <w:tcMar>
+              <w:top w:w="80" w:type="dxa"/>
+              <w:left w:w="120" w:type="dxa"/>
+              <w:bottom w:w="80" w:type="dxa"/>
+              <w:right w:w="120" w:type="dxa"/>
+            </w:tcMar>
+            <w:vAlign w:val="center"/>
+          </w:tcPr>
+          <w:p>
+            <w:pPr>
+              <w:jc w:val="right"/>
+            </w:pPr>
+            <w:r>
+              <w:rPr>
+                <w:color w:val="1F5431"/>
+                <w:sz w:val="18"/>
+              </w:rPr>
+              <w:t>אין פער שידור ידוע לאחר הבדיקה. מומלץ לבצע sanity check ידני בפרופילי דפדפן נפרדים ולהסיר/להמיר את לוגי האבחון לאחר בדיקות הקבלה.</w:t>
+            </w:r>
+          </w:p>
+        </w:tc>
+      </w:tr>
+      <w:tr>
+        <w:tc>
+          <w:tcPr>
+            <w:tcW w:w="520" w:type="dxa"/>
+            <w:shd w:val="clear" w:color="auto" w:fill="E6F4EA"/>
+            <w:tcMar>
+              <w:top w:w="80" w:type="dxa"/>
+              <w:left w:w="120" w:type="dxa"/>
+              <w:bottom w:w="80" w:type="dxa"/>
+              <w:right w:w="120" w:type="dxa"/>
+            </w:tcMar>
+            <w:vAlign w:val="center"/>
+          </w:tcPr>
+          <w:p>
+            <w:r>
+              <w:rPr>
+                <w:color w:val="1F5431"/>
+              </w:rPr>
+              <w:t>3</w:t>
+            </w:r>
+          </w:p>
+        </w:tc>
+        <w:tc>
+          <w:tcPr>
+            <w:tcW w:w="1880" w:type="dxa"/>
+            <w:shd w:val="clear" w:color="auto" w:fill="E6F4EA"/>
+            <w:tcMar>
+              <w:top w:w="80" w:type="dxa"/>
+              <w:left w:w="120" w:type="dxa"/>
+              <w:bottom w:w="80" w:type="dxa"/>
+              <w:right w:w="120" w:type="dxa"/>
+            </w:tcMar>
+            <w:vAlign w:val="center"/>
+          </w:tcPr>
+          <w:p>
+            <w:r>
+              <w:rPr>
+                <w:color w:val="1F5431"/>
+              </w:rPr>
+              <w:t>נקודות נאמנות בשני מקורות אמת</w:t>
+            </w:r>
+          </w:p>
+        </w:tc>
+        <w:tc>
+          <w:tcPr>
+            <w:tcW w:w="1130" w:type="dxa"/>
+            <w:shd w:val="clear" w:color="auto" w:fill="5FA777"/>
+            <w:tcMar>
+              <w:top w:w="80" w:type="dxa"/>
+              <w:left w:w="120" w:type="dxa"/>
+              <w:bottom w:w="80" w:type="dxa"/>
+              <w:right w:w="120" w:type="dxa"/>
+            </w:tcMar>
+            <w:vAlign w:val="center"/>
+          </w:tcPr>
+          <w:p>
+            <w:r>
+              <w:rPr>
+                <w:color w:val="1F5431"/>
+              </w:rPr>
+              <w:t>תוקן / אומת runtime</w:t>
+            </w:r>
+          </w:p>
+        </w:tc>
+        <w:tc>
+          <w:tcPr>
+            <w:tcW w:w="2860" w:type="dxa"/>
+            <w:shd w:val="clear" w:color="auto" w:fill="E6F4EA"/>
+            <w:tcMar>
+              <w:top w:w="80" w:type="dxa"/>
+              <w:left w:w="120" w:type="dxa"/>
+              <w:bottom w:w="80" w:type="dxa"/>
+              <w:right w:w="120" w:type="dxa"/>
+            </w:tcMar>
+            <w:vAlign w:val="center"/>
+          </w:tcPr>
+          <w:p>
+            <w:r>
+              <w:rPr>
+                <w:color w:val="1F5431"/>
+              </w:rPr>
+              <w:t>User.loyaltyPoints נשאר מקור האמת היחיד; PassengerProfile.loyaltyPoints הוסר מה-schema ומהעדכונים; נוספו migration, guard ל-npm test ותאימות API שמחזירה loyaltyPoints נגזר מ-User.</w:t>
+            </w:r>
+          </w:p>
+        </w:tc>
+        <w:tc>
+          <w:tcPr>
+            <w:tcW w:w="2970" w:type="dxa"/>
+            <w:shd w:val="clear" w:color="auto" w:fill="E6F4EA"/>
+            <w:tcMar>
+              <w:top w:w="80" w:type="dxa"/>
+              <w:left w:w="120" w:type="dxa"/>
+              <w:bottom w:w="80" w:type="dxa"/>
+              <w:right w:w="120" w:type="dxa"/>
+            </w:tcMar>
+            <w:vAlign w:val="center"/>
+          </w:tcPr>
+          <w:p>
+            <w:r>
+              <w:rPr>
+                <w:color w:val="1F5431"/>
+              </w:rPr>
+              <w:t>אין כפילות ידועה לאחר המיגרציה. להריץ migration בכל סביבה לפני deployment ולשקול transaction ליצירת נסיעה אם נדרשת אטומיות מלאה.</w:t>
+            </w:r>
+          </w:p>
+        </w:tc>
+      </w:tr>
+      <w:tr>
+        <w:tc>
+          <w:tcPr>
+            <w:tcW w:w="520" w:type="dxa"/>
+            <w:shd w:val="clear" w:color="auto" w:fill="E6F4EA"/>
+            <w:tcMar>
+              <w:top w:w="80" w:type="dxa"/>
+              <w:left w:w="120" w:type="dxa"/>
+              <w:bottom w:w="80" w:type="dxa"/>
+              <w:right w:w="120" w:type="dxa"/>
+            </w:tcMar>
+            <w:vAlign w:val="center"/>
+          </w:tcPr>
+          <w:p>
+            <w:r>
+              <w:rPr>
+                <w:color w:val="1F5431"/>
+              </w:rPr>
+              <w:t>4</w:t>
+            </w:r>
+          </w:p>
+        </w:tc>
+        <w:tc>
+          <w:tcPr>
+            <w:tcW w:w="1880" w:type="dxa"/>
+            <w:shd w:val="clear" w:color="auto" w:fill="E6F4EA"/>
+            <w:tcMar>
+              <w:top w:w="80" w:type="dxa"/>
+              <w:left w:w="120" w:type="dxa"/>
+              <w:bottom w:w="80" w:type="dxa"/>
+              <w:right w:w="120" w:type="dxa"/>
+            </w:tcMar>
+            <w:vAlign w:val="center"/>
+          </w:tcPr>
+          <w:p>
+            <w:r>
+              <w:rPr>
+                <w:color w:val="1F5431"/>
+              </w:rPr>
+              <w:t>תווית נגישות של דירוג נקראת כמחרוזת גולמית</w:t>
+            </w:r>
+          </w:p>
+        </w:tc>
+        <w:tc>
+          <w:tcPr>
+            <w:tcW w:w="1130" w:type="dxa"/>
+            <w:shd w:val="clear" w:color="auto" w:fill="5FA777"/>
+            <w:tcMar>
+              <w:top w:w="80" w:type="dxa"/>
+              <w:left w:w="120" w:type="dxa"/>
+              <w:bottom w:w="80" w:type="dxa"/>
+              <w:right w:w="120" w:type="dxa"/>
+            </w:tcMar>
+            <w:vAlign w:val="center"/>
+          </w:tcPr>
+          <w:p>
+            <w:r>
+              <w:rPr>
+                <w:color w:val="1F5431"/>
+              </w:rPr>
+              <w:t>תוקן / אומת static+build</w:t>
+            </w:r>
+          </w:p>
+        </w:tc>
+        <w:tc>
+          <w:tcPr>
+            <w:tcW w:w="2860" w:type="dxa"/>
+            <w:shd w:val="clear" w:color="auto" w:fill="E6F4EA"/>
+            <w:tcMar>
+              <w:top w:w="80" w:type="dxa"/>
+              <w:left w:w="120" w:type="dxa"/>
+              <w:bottom w:w="80" w:type="dxa"/>
+              <w:right w:w="120" w:type="dxa"/>
+            </w:tcMar>
+            <w:vAlign w:val="center"/>
+          </w:tcPr>
+          <w:p>
+            <w:r>
+              <w:rPr>
+                <w:color w:val="1F5431"/>
+              </w:rPr>
+              <w:t>הוחלף t("starsLabel", { n }) ב-getStarAriaLabel שמחזיר תוויות עבריות; נוסף radiogroup ונוסף frontend test שמוודא שה-key הגולמי לא חוזר.</w:t>
+            </w:r>
+          </w:p>
+        </w:tc>
+        <w:tc>
+          <w:tcPr>
+            <w:tcW w:w="2970" w:type="dxa"/>
+            <w:shd w:val="clear" w:color="auto" w:fill="E6F4EA"/>
+            <w:tcMar>
+              <w:top w:w="80" w:type="dxa"/>
+              <w:left w:w="120" w:type="dxa"/>
+              <w:bottom w:w="80" w:type="dxa"/>
+              <w:right w:w="120" w:type="dxa"/>
+            </w:tcMar>
+            <w:vAlign w:val="center"/>
+          </w:tcPr>
+          <w:p>
+            <w:r>
+              <w:rPr>
+                <w:color w:val="1F5431"/>
+              </w:rPr>
+              <w:t>אין פער ידוע לאחר התיקון. בדיקת קורא מסך ידנית מומלצת אם רוצים אישור נגישות מלא.</w:t>
+            </w:r>
+          </w:p>
+        </w:tc>
+      </w:tr>
+      <w:tr>
+        <w:tc>
+          <w:tcPr>
+            <w:tcW w:w="520" w:type="dxa"/>
+            <w:shd w:val="clear" w:color="auto" w:fill="E6F4EA"/>
+            <w:tcMar>
+              <w:top w:w="80" w:type="dxa"/>
+              <w:left w:w="120" w:type="dxa"/>
+              <w:bottom w:w="80" w:type="dxa"/>
+              <w:right w:w="120" w:type="dxa"/>
+            </w:tcMar>
+            <w:vAlign w:val="center"/>
+          </w:tcPr>
+          <w:p>
+            <w:r>
+              <w:rPr>
+                <w:color w:val="1F5431"/>
+              </w:rPr>
+              <w:t>5</w:t>
+            </w:r>
+          </w:p>
+        </w:tc>
+        <w:tc>
+          <w:tcPr>
+            <w:tcW w:w="1880" w:type="dxa"/>
+            <w:shd w:val="clear" w:color="auto" w:fill="E6F4EA"/>
+            <w:tcMar>
+              <w:top w:w="80" w:type="dxa"/>
+              <w:left w:w="120" w:type="dxa"/>
+              <w:bottom w:w="80" w:type="dxa"/>
+              <w:right w:w="120" w:type="dxa"/>
+            </w:tcMar>
+            <w:vAlign w:val="center"/>
+          </w:tcPr>
+          <w:p>
+            <w:r>
+              <w:rPr>
+                <w:color w:val="1F5431"/>
+              </w:rPr>
+              <w:t>הפרונט לא מוגדר טוב לפרודקשן</w:t>
+            </w:r>
+          </w:p>
+        </w:tc>
+        <w:tc>
+          <w:tcPr>
+            <w:tcW w:w="1130" w:type="dxa"/>
+            <w:shd w:val="clear" w:color="auto" w:fill="5FA777"/>
+            <w:tcMar>
+              <w:top w:w="80" w:type="dxa"/>
+              <w:left w:w="120" w:type="dxa"/>
+              <w:bottom w:w="80" w:type="dxa"/>
+              <w:right w:w="120" w:type="dxa"/>
+            </w:tcMar>
+            <w:vAlign w:val="center"/>
+          </w:tcPr>
+          <w:p>
+            <w:r>
+              <w:rPr>
+                <w:color w:val="1F5431"/>
+              </w:rPr>
+              <w:t>תוקן / דורש קונפיגורציית פריסה</w:t>
+            </w:r>
+          </w:p>
+        </w:tc>
+        <w:tc>
+          <w:tcPr>
+            <w:tcW w:w="2860" w:type="dxa"/>
+            <w:shd w:val="clear" w:color="auto" w:fill="E6F4EA"/>
+            <w:tcMar>
+              <w:top w:w="80" w:type="dxa"/>
+              <w:left w:w="120" w:type="dxa"/>
+              <w:bottom w:w="80" w:type="dxa"/>
+              <w:right w:w="120" w:type="dxa"/>
+            </w:tcMar>
+            <w:vAlign w:val="center"/>
+          </w:tcPr>
+          <w:p>
+            <w:r>
+              <w:rPr>
+                <w:color w:val="1F5431"/>
+              </w:rPr>
+              <w:t>נוסף config מרכזי עם VITE_API_URL; axios/socket/assets כבר לא נופלים ל-localhost; Vite dev proxy מכסה /api, /socket.io ו-/uploads; נוסף production-config guard.</w:t>
+            </w:r>
+          </w:p>
+        </w:tc>
+        <w:tc>
+          <w:tcPr>
+            <w:tcW w:w="2970" w:type="dxa"/>
+            <w:shd w:val="clear" w:color="auto" w:fill="E6F4EA"/>
+            <w:tcMar>
+              <w:top w:w="80" w:type="dxa"/>
+              <w:left w:w="120" w:type="dxa"/>
+              <w:bottom w:w="80" w:type="dxa"/>
+              <w:right w:w="120" w:type="dxa"/>
+            </w:tcMar>
+            <w:vAlign w:val="center"/>
+          </w:tcPr>
+          <w:p>
+            <w:r>
+              <w:rPr>
+                <w:color w:val="1F5431"/>
+              </w:rPr>
+              <w:t>אין פער קוד ידוע. בפריסה צריך reverse proxy לאותם נתיבים או env עם URL חיצוני.</w:t>
+            </w:r>
+          </w:p>
+        </w:tc>
+      </w:tr>
+      <w:tr>
+        <w:tc>
+          <w:tcPr>
+            <w:tcW w:w="520" w:type="dxa"/>
+            <w:shd w:val="clear" w:color="auto" w:fill="E6F4EA"/>
+            <w:tcMar>
+              <w:top w:w="80" w:type="dxa"/>
+              <w:left w:w="120" w:type="dxa"/>
+              <w:bottom w:w="80" w:type="dxa"/>
+              <w:right w:w="120" w:type="dxa"/>
+            </w:tcMar>
+            <w:vAlign w:val="center"/>
+          </w:tcPr>
+          <w:p>
+            <w:pPr>
+              <w:bidi/>
+              <w:spacing w:after="0"/>
+              <w:jc w:val="right"/>
+            </w:pPr>
+            <w:r>
+              <w:rPr>
+                <w:color w:val="1F5431"/>
+                <w:sz w:val="18"/>
+              </w:rPr>
+              <w:t>6</w:t>
+            </w:r>
+          </w:p>
+        </w:tc>
+        <w:tc>
+          <w:tcPr>
+            <w:tcW w:w="1880" w:type="dxa"/>
+            <w:shd w:val="clear" w:color="auto" w:fill="E6F4EA"/>
+            <w:tcMar>
+              <w:top w:w="80" w:type="dxa"/>
+              <w:left w:w="120" w:type="dxa"/>
+              <w:bottom w:w="80" w:type="dxa"/>
+              <w:right w:w="120" w:type="dxa"/>
+            </w:tcMar>
+            <w:vAlign w:val="center"/>
+          </w:tcPr>
+          <w:p>
+            <w:pPr>
+              <w:bidi/>
+              <w:spacing w:after="0"/>
+              <w:jc w:val="right"/>
+            </w:pPr>
+            <w:r>
+              <w:rPr>
+                <w:color w:val="1F5431"/>
+                <w:sz w:val="18"/>
+              </w:rPr>
+              <w:t>איפוס סיסמה</w:t>
+            </w:r>
+          </w:p>
+        </w:tc>
+        <w:tc>
+          <w:tcPr>
+            <w:tcW w:w="1130" w:type="dxa"/>
+            <w:shd w:val="clear" w:color="auto" w:fill="5FA777"/>
             <w:tcMar>
               <w:top w:w="80" w:type="dxa"/>
               <w:left w:w="120" w:type="dxa"/>
@@ -1321,17 +1981,17 @@
             <w:r>
               <w:rPr>
                 <w:b/>
-                <w:color w:val="70261E"/>
-                <w:sz w:val="17"/>
+                <w:color w:val="1F5431"/>
+                <w:sz w:val="18"/>
               </w:rPr>
-              <w:t>פתוח</w:t>
+              <w:t>תוקן/דורש קונפיגורציה</w:t>
             </w:r>
           </w:p>
         </w:tc>
         <w:tc>
           <w:tcPr>
             <w:tcW w:w="2860" w:type="dxa"/>
-            <w:shd w:val="clear" w:color="auto" w:fill="FDE9E7"/>
+            <w:shd w:val="clear" w:color="auto" w:fill="E6F4EA"/>
             <w:tcMar>
               <w:top w:w="80" w:type="dxa"/>
               <w:left w:w="120" w:type="dxa"/>
@@ -1348,16 +2008,17 @@
             </w:pPr>
             <w:r>
               <w:rPr>
-                <w:sz w:val="17"/>
+                <w:color w:val="1F5431"/>
+                <w:sz w:val="18"/>
               </w:rPr>
-              <w:t>אין תיקון שנמצא בקוד הנוכחי.</w:t>
+              <w:t>נוספו nodemailer, utils/email.js, שדות reset במודל User, validators, ForgotPasswordPage ו-ResetPasswordPage.</w:t>
             </w:r>
           </w:p>
         </w:tc>
         <w:tc>
           <w:tcPr>
             <w:tcW w:w="2970" w:type="dxa"/>
-            <w:shd w:val="clear" w:color="auto" w:fill="FDE9E7"/>
+            <w:shd w:val="clear" w:color="auto" w:fill="E6F4EA"/>
             <w:tcMar>
               <w:top w:w="80" w:type="dxa"/>
               <w:left w:w="120" w:type="dxa"/>
@@ -1374,541 +2035,8 @@
             </w:pPr>
             <w:r>
               <w:rPr>
-                <w:sz w:val="17"/>
-              </w:rPr>
-              <w:t>אין חדר admin/dispatch ואין listener בצד הפרונט שמקבל sos-alert בפאנל ניהול.</w:t>
-            </w:r>
-          </w:p>
-        </w:tc>
-      </w:tr>
-      <w:tr>
-        <w:tc>
-          <w:tcPr>
-            <w:tcW w:w="520" w:type="dxa"/>
-            <w:shd w:val="clear" w:color="auto" w:fill="FDE9E7"/>
-            <w:tcMar>
-              <w:top w:w="80" w:type="dxa"/>
-              <w:left w:w="120" w:type="dxa"/>
-              <w:bottom w:w="80" w:type="dxa"/>
-              <w:right w:w="120" w:type="dxa"/>
-            </w:tcMar>
-            <w:vAlign w:val="center"/>
-          </w:tcPr>
-          <w:p>
-            <w:pPr>
-              <w:bidi/>
-              <w:spacing w:after="0"/>
-              <w:jc w:val="right"/>
-            </w:pPr>
-            <w:r>
-              <w:rPr>
-                <w:sz w:val="17"/>
-              </w:rPr>
-              <w:t>3</w:t>
-            </w:r>
-          </w:p>
-        </w:tc>
-        <w:tc>
-          <w:tcPr>
-            <w:tcW w:w="1880" w:type="dxa"/>
-            <w:shd w:val="clear" w:color="auto" w:fill="FDE9E7"/>
-            <w:tcMar>
-              <w:top w:w="80" w:type="dxa"/>
-              <w:left w:w="120" w:type="dxa"/>
-              <w:bottom w:w="80" w:type="dxa"/>
-              <w:right w:w="120" w:type="dxa"/>
-            </w:tcMar>
-            <w:vAlign w:val="center"/>
-          </w:tcPr>
-          <w:p>
-            <w:pPr>
-              <w:bidi/>
-              <w:spacing w:after="0"/>
-              <w:jc w:val="right"/>
-            </w:pPr>
-            <w:r>
-              <w:rPr>
-                <w:color w:val="70261E"/>
-                <w:sz w:val="17"/>
-              </w:rPr>
-              <w:t>נקודות נאמנות בשני מקורות אמת</w:t>
-            </w:r>
-          </w:p>
-        </w:tc>
-        <w:tc>
-          <w:tcPr>
-            <w:tcW w:w="1130" w:type="dxa"/>
-            <w:shd w:val="clear" w:color="auto" w:fill="D96C5F"/>
-            <w:tcMar>
-              <w:top w:w="80" w:type="dxa"/>
-              <w:left w:w="120" w:type="dxa"/>
-              <w:bottom w:w="80" w:type="dxa"/>
-              <w:right w:w="120" w:type="dxa"/>
-            </w:tcMar>
-            <w:vAlign w:val="center"/>
-          </w:tcPr>
-          <w:p>
-            <w:pPr>
-              <w:bidi/>
-              <w:spacing w:after="0"/>
-              <w:jc w:val="right"/>
-            </w:pPr>
-            <w:r>
-              <w:rPr>
-                <w:b/>
-                <w:color w:val="70261E"/>
-                <w:sz w:val="17"/>
-              </w:rPr>
-              <w:t>פתוח</w:t>
-            </w:r>
-          </w:p>
-        </w:tc>
-        <w:tc>
-          <w:tcPr>
-            <w:tcW w:w="2860" w:type="dxa"/>
-            <w:shd w:val="clear" w:color="auto" w:fill="FDE9E7"/>
-            <w:tcMar>
-              <w:top w:w="80" w:type="dxa"/>
-              <w:left w:w="120" w:type="dxa"/>
-              <w:bottom w:w="80" w:type="dxa"/>
-              <w:right w:w="120" w:type="dxa"/>
-            </w:tcMar>
-            <w:vAlign w:val="center"/>
-          </w:tcPr>
-          <w:p>
-            <w:pPr>
-              <w:bidi/>
-              <w:spacing w:after="0"/>
-              <w:jc w:val="right"/>
-            </w:pPr>
-            <w:r>
-              <w:rPr>
-                <w:sz w:val="17"/>
-              </w:rPr>
-              <w:t>חלק ממסלולי הקוד מסנכרנים ערכים אחרי מימוש נקודות או דירוג.</w:t>
-            </w:r>
-          </w:p>
-        </w:tc>
-        <w:tc>
-          <w:tcPr>
-            <w:tcW w:w="2970" w:type="dxa"/>
-            <w:shd w:val="clear" w:color="auto" w:fill="FDE9E7"/>
-            <w:tcMar>
-              <w:top w:w="80" w:type="dxa"/>
-              <w:left w:w="120" w:type="dxa"/>
-              <w:bottom w:w="80" w:type="dxa"/>
-              <w:right w:w="120" w:type="dxa"/>
-            </w:tcMar>
-            <w:vAlign w:val="center"/>
-          </w:tcPr>
-          <w:p>
-            <w:pPr>
-              <w:bidi/>
-              <w:spacing w:after="0"/>
-              <w:jc w:val="right"/>
-            </w:pPr>
-            <w:r>
-              <w:rPr>
-                <w:sz w:val="17"/>
-              </w:rPr>
-              <w:t>בונוס referral עדיין מעדכן רק את User. מימוש נקודות עדיין אינו עטוף ב-MongoDB transaction אלא ברצף פעולות עם rollback ידני.</w:t>
-            </w:r>
-          </w:p>
-        </w:tc>
-      </w:tr>
-      <w:tr>
-        <w:tc>
-          <w:tcPr>
-            <w:tcW w:w="520" w:type="dxa"/>
-            <w:shd w:val="clear" w:color="auto" w:fill="FDE9E7"/>
-            <w:tcMar>
-              <w:top w:w="80" w:type="dxa"/>
-              <w:left w:w="120" w:type="dxa"/>
-              <w:bottom w:w="80" w:type="dxa"/>
-              <w:right w:w="120" w:type="dxa"/>
-            </w:tcMar>
-            <w:vAlign w:val="center"/>
-          </w:tcPr>
-          <w:p>
-            <w:pPr>
-              <w:bidi/>
-              <w:spacing w:after="0"/>
-              <w:jc w:val="right"/>
-            </w:pPr>
-            <w:r>
-              <w:rPr>
-                <w:sz w:val="17"/>
-              </w:rPr>
-              <w:t>4</w:t>
-            </w:r>
-          </w:p>
-        </w:tc>
-        <w:tc>
-          <w:tcPr>
-            <w:tcW w:w="1880" w:type="dxa"/>
-            <w:shd w:val="clear" w:color="auto" w:fill="FDE9E7"/>
-            <w:tcMar>
-              <w:top w:w="80" w:type="dxa"/>
-              <w:left w:w="120" w:type="dxa"/>
-              <w:bottom w:w="80" w:type="dxa"/>
-              <w:right w:w="120" w:type="dxa"/>
-            </w:tcMar>
-            <w:vAlign w:val="center"/>
-          </w:tcPr>
-          <w:p>
-            <w:pPr>
-              <w:bidi/>
-              <w:spacing w:after="0"/>
-              <w:jc w:val="right"/>
-            </w:pPr>
-            <w:r>
-              <w:rPr>
-                <w:color w:val="70261E"/>
-                <w:sz w:val="17"/>
-              </w:rPr>
-              <w:t>תווית נגישות של דירוג נקראת כמחרוזת גולמית</w:t>
-            </w:r>
-          </w:p>
-        </w:tc>
-        <w:tc>
-          <w:tcPr>
-            <w:tcW w:w="1130" w:type="dxa"/>
-            <w:shd w:val="clear" w:color="auto" w:fill="D96C5F"/>
-            <w:tcMar>
-              <w:top w:w="80" w:type="dxa"/>
-              <w:left w:w="120" w:type="dxa"/>
-              <w:bottom w:w="80" w:type="dxa"/>
-              <w:right w:w="120" w:type="dxa"/>
-            </w:tcMar>
-            <w:vAlign w:val="center"/>
-          </w:tcPr>
-          <w:p>
-            <w:pPr>
-              <w:bidi/>
-              <w:spacing w:after="0"/>
-              <w:jc w:val="right"/>
-            </w:pPr>
-            <w:r>
-              <w:rPr>
-                <w:b/>
-                <w:color w:val="70261E"/>
-                <w:sz w:val="17"/>
-              </w:rPr>
-              <w:t>פתוח</w:t>
-            </w:r>
-          </w:p>
-        </w:tc>
-        <w:tc>
-          <w:tcPr>
-            <w:tcW w:w="2860" w:type="dxa"/>
-            <w:shd w:val="clear" w:color="auto" w:fill="FDE9E7"/>
-            <w:tcMar>
-              <w:top w:w="80" w:type="dxa"/>
-              <w:left w:w="120" w:type="dxa"/>
-              <w:bottom w:w="80" w:type="dxa"/>
-              <w:right w:w="120" w:type="dxa"/>
-            </w:tcMar>
-            <w:vAlign w:val="center"/>
-          </w:tcPr>
-          <w:p>
-            <w:pPr>
-              <w:bidi/>
-              <w:spacing w:after="0"/>
-              <w:jc w:val="right"/>
-            </w:pPr>
-            <w:r>
-              <w:rPr>
-                <w:sz w:val="17"/>
-              </w:rPr>
-              <w:t>אין תיקון שנמצא בקוד הנוכחי.</w:t>
-            </w:r>
-          </w:p>
-        </w:tc>
-        <w:tc>
-          <w:tcPr>
-            <w:tcW w:w="2970" w:type="dxa"/>
-            <w:shd w:val="clear" w:color="auto" w:fill="FDE9E7"/>
-            <w:tcMar>
-              <w:top w:w="80" w:type="dxa"/>
-              <w:left w:w="120" w:type="dxa"/>
-              <w:bottom w:w="80" w:type="dxa"/>
-              <w:right w:w="120" w:type="dxa"/>
-            </w:tcMar>
-            <w:vAlign w:val="center"/>
-          </w:tcPr>
-          <w:p>
-            <w:pPr>
-              <w:bidi/>
-              <w:spacing w:after="0"/>
-              <w:jc w:val="right"/>
-            </w:pPr>
-            <w:r>
-              <w:rPr>
-                <w:sz w:val="17"/>
-              </w:rPr>
-              <w:t>קורא מסך עדיין עלול להקריא starsLabel במקום תווית משמעותית בעברית.</w:t>
-            </w:r>
-          </w:p>
-        </w:tc>
-      </w:tr>
-      <w:tr>
-        <w:tc>
-          <w:tcPr>
-            <w:tcW w:w="520" w:type="dxa"/>
-            <w:shd w:val="clear" w:color="auto" w:fill="FFF4D6"/>
-            <w:tcMar>
-              <w:top w:w="80" w:type="dxa"/>
-              <w:left w:w="120" w:type="dxa"/>
-              <w:bottom w:w="80" w:type="dxa"/>
-              <w:right w:w="120" w:type="dxa"/>
-            </w:tcMar>
-            <w:vAlign w:val="center"/>
-          </w:tcPr>
-          <w:p>
-            <w:pPr>
-              <w:bidi/>
-              <w:spacing w:after="0"/>
-              <w:jc w:val="right"/>
-            </w:pPr>
-            <w:r>
-              <w:rPr>
-                <w:sz w:val="17"/>
-              </w:rPr>
-              <w:t>5</w:t>
-            </w:r>
-          </w:p>
-        </w:tc>
-        <w:tc>
-          <w:tcPr>
-            <w:tcW w:w="1880" w:type="dxa"/>
-            <w:shd w:val="clear" w:color="auto" w:fill="FFF4D6"/>
-            <w:tcMar>
-              <w:top w:w="80" w:type="dxa"/>
-              <w:left w:w="120" w:type="dxa"/>
-              <w:bottom w:w="80" w:type="dxa"/>
-              <w:right w:w="120" w:type="dxa"/>
-            </w:tcMar>
-            <w:vAlign w:val="center"/>
-          </w:tcPr>
-          <w:p>
-            <w:pPr>
-              <w:bidi/>
-              <w:spacing w:after="0"/>
-              <w:jc w:val="right"/>
-            </w:pPr>
-            <w:r>
-              <w:rPr>
-                <w:color w:val="694911"/>
-                <w:sz w:val="17"/>
-              </w:rPr>
-              <w:t>הפרונט לא מוגדר טוב לפרודקשן</w:t>
-            </w:r>
-          </w:p>
-        </w:tc>
-        <w:tc>
-          <w:tcPr>
-            <w:tcW w:w="1130" w:type="dxa"/>
-            <w:shd w:val="clear" w:color="auto" w:fill="E6A23C"/>
-            <w:tcMar>
-              <w:top w:w="80" w:type="dxa"/>
-              <w:left w:w="120" w:type="dxa"/>
-              <w:bottom w:w="80" w:type="dxa"/>
-              <w:right w:w="120" w:type="dxa"/>
-            </w:tcMar>
-            <w:vAlign w:val="center"/>
-          </w:tcPr>
-          <w:p>
-            <w:pPr>
-              <w:bidi/>
-              <w:spacing w:after="0"/>
-              <w:jc w:val="right"/>
-            </w:pPr>
-            <w:r>
-              <w:rPr>
-                <w:b/>
-                <w:color w:val="694911"/>
-                <w:sz w:val="17"/>
-              </w:rPr>
-              <w:t>תוקן חלקית</w:t>
-            </w:r>
-          </w:p>
-        </w:tc>
-        <w:tc>
-          <w:tcPr>
-            <w:tcW w:w="2860" w:type="dxa"/>
-            <w:shd w:val="clear" w:color="auto" w:fill="FFF4D6"/>
-            <w:tcMar>
-              <w:top w:w="80" w:type="dxa"/>
-              <w:left w:w="120" w:type="dxa"/>
-              <w:bottom w:w="80" w:type="dxa"/>
-              <w:right w:w="120" w:type="dxa"/>
-            </w:tcMar>
-            <w:vAlign w:val="center"/>
-          </w:tcPr>
-          <w:p>
-            <w:pPr>
-              <w:bidi/>
-              <w:spacing w:after="0"/>
-              <w:jc w:val="right"/>
-            </w:pPr>
-            <w:r>
-              <w:t>הקובץ frontend/vite.config.js מגדיר proxy ל-/api בסביבת dev; socket/assets קוראים משתני VITE_SOCKET_URL ו-VITE_ASSET_ORIGIN.</w:t>
-            </w:r>
-          </w:p>
-        </w:tc>
-        <w:tc>
-          <w:tcPr>
-            <w:tcW w:w="2970" w:type="dxa"/>
-            <w:shd w:val="clear" w:color="auto" w:fill="FFF4D6"/>
-            <w:tcMar>
-              <w:top w:w="80" w:type="dxa"/>
-              <w:left w:w="120" w:type="dxa"/>
-              <w:bottom w:w="80" w:type="dxa"/>
-              <w:right w:w="120" w:type="dxa"/>
-            </w:tcMar>
-            <w:vAlign w:val="center"/>
-          </w:tcPr>
-          <w:p>
-            <w:pPr>
-              <w:bidi/>
-              <w:spacing w:after="0"/>
-              <w:jc w:val="right"/>
-            </w:pPr>
-            <w:r>
-              <w:t>הגדרת axios עדיין hardcoded ל-/api; אין VITE_API_URL; ברירת המחדל של socket/assets עדיין localhost:5000. נדרש reverse proxy או קונפיגורציה מלאה לפרודקשן.</w:t>
-            </w:r>
-          </w:p>
-        </w:tc>
-      </w:tr>
-      <w:tr>
-        <w:tc>
-          <w:tcPr>
-            <w:tcW w:w="520" w:type="dxa"/>
-            <w:shd w:val="clear" w:color="auto" w:fill="FFF4D6"/>
-            <w:tcMar>
-              <w:top w:w="80" w:type="dxa"/>
-              <w:left w:w="120" w:type="dxa"/>
-              <w:bottom w:w="80" w:type="dxa"/>
-              <w:right w:w="120" w:type="dxa"/>
-            </w:tcMar>
-            <w:vAlign w:val="center"/>
-          </w:tcPr>
-          <w:p>
-            <w:pPr>
-              <w:bidi/>
-              <w:spacing w:after="0"/>
-              <w:jc w:val="right"/>
-            </w:pPr>
-            <w:r>
-              <w:rPr>
-                <w:sz w:val="17"/>
-              </w:rPr>
-              <w:t>6</w:t>
-            </w:r>
-          </w:p>
-        </w:tc>
-        <w:tc>
-          <w:tcPr>
-            <w:tcW w:w="1880" w:type="dxa"/>
-            <w:shd w:val="clear" w:color="auto" w:fill="FFF4D6"/>
-            <w:tcMar>
-              <w:top w:w="80" w:type="dxa"/>
-              <w:left w:w="120" w:type="dxa"/>
-              <w:bottom w:w="80" w:type="dxa"/>
-              <w:right w:w="120" w:type="dxa"/>
-            </w:tcMar>
-            <w:vAlign w:val="center"/>
-          </w:tcPr>
-          <w:p>
-            <w:pPr>
-              <w:bidi/>
-              <w:spacing w:after="0"/>
-              <w:jc w:val="right"/>
-            </w:pPr>
-            <w:r>
-              <w:rPr>
-                <w:color w:val="694911"/>
-                <w:sz w:val="17"/>
-              </w:rPr>
-              <w:t>איפוס סיסמה</w:t>
-            </w:r>
-          </w:p>
-        </w:tc>
-        <w:tc>
-          <w:tcPr>
-            <w:tcW w:w="1130" w:type="dxa"/>
-            <w:shd w:val="clear" w:color="auto" w:fill="E6A23C"/>
-            <w:tcMar>
-              <w:top w:w="80" w:type="dxa"/>
-              <w:left w:w="120" w:type="dxa"/>
-              <w:bottom w:w="80" w:type="dxa"/>
-              <w:right w:w="120" w:type="dxa"/>
-            </w:tcMar>
-            <w:vAlign w:val="center"/>
-          </w:tcPr>
-          <w:p>
-            <w:pPr>
-              <w:bidi/>
-              <w:spacing w:after="0"/>
-              <w:jc w:val="right"/>
-            </w:pPr>
-            <w:r>
-              <w:rPr>
-                <w:b/>
-                <w:color w:val="694911"/>
-                <w:sz w:val="17"/>
-              </w:rPr>
-              <w:t>תוקן/דורש קונפיגורציה</w:t>
-            </w:r>
-          </w:p>
-        </w:tc>
-        <w:tc>
-          <w:tcPr>
-            <w:tcW w:w="2860" w:type="dxa"/>
-            <w:shd w:val="clear" w:color="auto" w:fill="FFF4D6"/>
-            <w:tcMar>
-              <w:top w:w="80" w:type="dxa"/>
-              <w:left w:w="120" w:type="dxa"/>
-              <w:bottom w:w="80" w:type="dxa"/>
-              <w:right w:w="120" w:type="dxa"/>
-            </w:tcMar>
-            <w:vAlign w:val="center"/>
-          </w:tcPr>
-          <w:p>
-            <w:pPr>
-              <w:bidi/>
-              <w:spacing w:after="0"/>
-              <w:jc w:val="right"/>
-            </w:pPr>
-            <w:r>
-              <w:rPr>
-                <w:sz w:val="17"/>
-              </w:rPr>
-              <w:t>נוספו nodemailer, utils/email.js, שדות reset במודל User, validators, ForgotPasswordPage ו-ResetPasswordPage.</w:t>
-            </w:r>
-          </w:p>
-        </w:tc>
-        <w:tc>
-          <w:tcPr>
-            <w:tcW w:w="2970" w:type="dxa"/>
-            <w:shd w:val="clear" w:color="auto" w:fill="FFF4D6"/>
-            <w:tcMar>
-              <w:top w:w="80" w:type="dxa"/>
-              <w:left w:w="120" w:type="dxa"/>
-              <w:bottom w:w="80" w:type="dxa"/>
-              <w:right w:w="120" w:type="dxa"/>
-            </w:tcMar>
-            <w:vAlign w:val="center"/>
-          </w:tcPr>
-          <w:p>
-            <w:pPr>
-              <w:bidi/>
-              <w:spacing w:after="0"/>
-              <w:jc w:val="right"/>
-            </w:pPr>
-            <w:r>
-              <w:rPr>
-                <w:sz w:val="17"/>
+                <w:color w:val="1F5431"/>
+                <w:sz w:val="18"/>
               </w:rPr>
               <w:t>ב-production עדיין צריך להגדיר SMTP או RESET_EMAIL_WEBHOOK_URL; בלי זה יוחזר 503. זה כבר פער קונפיגורציה ולא היעדר פיצ׳ר.</w:t>
             </w:r>
@@ -1936,7 +2064,8 @@
             </w:pPr>
             <w:r>
               <w:rPr>
-                <w:sz w:val="17"/>
+                <w:color w:val="70261E"/>
+                <w:sz w:val="18"/>
               </w:rPr>
               <w:t>7</w:t>
             </w:r>
@@ -1963,7 +2092,7 @@
             <w:r>
               <w:rPr>
                 <w:color w:val="70261E"/>
-                <w:sz w:val="17"/>
+                <w:sz w:val="18"/>
               </w:rPr>
               <w:t>אין דרך ליצור admin ראשון</w:t>
             </w:r>
@@ -1991,7 +2120,7 @@
               <w:rPr>
                 <w:b/>
                 <w:color w:val="70261E"/>
-                <w:sz w:val="17"/>
+                <w:sz w:val="18"/>
               </w:rPr>
               <w:t>פתוח</w:t>
             </w:r>
@@ -2016,6 +2145,10 @@
               <w:jc w:val="right"/>
             </w:pPr>
             <w:r>
+              <w:rPr>
+                <w:color w:val="70261E"/>
+                <w:sz w:val="18"/>
+              </w:rPr>
               <w:t>סכמת updateUserSchema מאפשרת admin, אבל רק admin קיים יכול לעדכן role.</w:t>
             </w:r>
           </w:p>
@@ -2040,7 +2173,8 @@
             </w:pPr>
             <w:r>
               <w:rPr>
-                <w:sz w:val="17"/>
+                <w:color w:val="70261E"/>
+                <w:sz w:val="18"/>
               </w:rPr>
               <w:t>עדיין צריך לערוך MongoDB ידנית כדי ליצור את admin הראשון.</w:t>
             </w:r>
@@ -2068,7 +2202,8 @@
             </w:pPr>
             <w:r>
               <w:rPr>
-                <w:sz w:val="17"/>
+                <w:color w:val="694911"/>
+                <w:sz w:val="18"/>
               </w:rPr>
               <w:t>8</w:t>
             </w:r>
@@ -2093,6 +2228,10 @@
               <w:jc w:val="right"/>
             </w:pPr>
             <w:r>
+              <w:rPr>
+                <w:color w:val="694911"/>
+                <w:sz w:val="18"/>
+              </w:rPr>
               <w:t>פיצ׳ר Carpool עדיין לא באמת מאגם נוסעים</w:t>
             </w:r>
           </w:p>
@@ -2119,7 +2258,7 @@
               <w:rPr>
                 <w:b/>
                 <w:color w:val="694911"/>
-                <w:sz w:val="17"/>
+                <w:sz w:val="18"/>
               </w:rPr>
               <w:t>תוקן חלקית</w:t>
             </w:r>
@@ -2144,6 +2283,10 @@
               <w:jc w:val="right"/>
             </w:pPr>
             <w:r>
+              <w:rPr>
+                <w:color w:val="694911"/>
+                <w:sz w:val="18"/>
+              </w:rPr>
               <w:t>הקובץ backend/controllers/carpoolController.js כולל create/pending/match/cancel והרשאות.</w:t>
             </w:r>
           </w:p>
@@ -2167,6 +2310,10 @@
               <w:jc w:val="right"/>
             </w:pPr>
             <w:r>
+              <w:rPr>
+                <w:color w:val="694911"/>
+                <w:sz w:val="18"/>
+              </w:rPr>
               <w:t>עמוד BookRidePage לא קורא ל-/carpool. הפונקציה createRide יוצרת CarpoolRequest במצב confirmed, בעוד מנגנון matching מקבל רק pending.</w:t>
             </w:r>
           </w:p>
@@ -2193,7 +2340,8 @@
             </w:pPr>
             <w:r>
               <w:rPr>
-                <w:sz w:val="17"/>
+                <w:color w:val="694911"/>
+                <w:sz w:val="18"/>
               </w:rPr>
               <w:t>9</w:t>
             </w:r>
@@ -2220,7 +2368,7 @@
             <w:r>
               <w:rPr>
                 <w:color w:val="694911"/>
-                <w:sz w:val="17"/>
+                <w:sz w:val="18"/>
               </w:rPr>
               <w:t>משטחי API ללא צרכנים</w:t>
             </w:r>
@@ -2248,7 +2396,7 @@
               <w:rPr>
                 <w:b/>
                 <w:color w:val="694911"/>
-                <w:sz w:val="17"/>
+                <w:sz w:val="18"/>
               </w:rPr>
               <w:t>תוקן חלקית</w:t>
             </w:r>
@@ -2273,6 +2421,10 @@
               <w:jc w:val="right"/>
             </w:pPr>
             <w:r>
+              <w:rPr>
+                <w:color w:val="694911"/>
+                <w:sz w:val="18"/>
+              </w:rPr>
               <w:t>רשומת Payment נוצרת פנימית בסיום נסיעה, ו-carPool API קיים בצד שרת.</w:t>
             </w:r>
           </w:p>
@@ -2297,9 +2449,117 @@
             </w:pPr>
             <w:r>
               <w:rPr>
-                <w:sz w:val="17"/>
+                <w:color w:val="694911"/>
+                <w:sz w:val="18"/>
               </w:rPr>
               <w:t>אין UI או קריאות frontend ל-/payments, /carpool או /translate; אין gateway לתשלום.</w:t>
+            </w:r>
+          </w:p>
+        </w:tc>
+      </w:tr>
+      <w:tr>
+        <w:tc>
+          <w:tcPr>
+            <w:tcW w:w="520" w:type="dxa"/>
+            <w:shd w:val="clear" w:color="auto" w:fill="FDE9E7"/>
+            <w:tcMar>
+              <w:top w:w="80" w:type="dxa"/>
+              <w:left w:w="120" w:type="dxa"/>
+              <w:bottom w:w="80" w:type="dxa"/>
+              <w:right w:w="120" w:type="dxa"/>
+            </w:tcMar>
+            <w:vAlign w:val="center"/>
+          </w:tcPr>
+          <w:p>
+            <w:r>
+              <w:rPr>
+                <w:color w:val="70261E"/>
+              </w:rPr>
+              <w:t>10</w:t>
+            </w:r>
+          </w:p>
+        </w:tc>
+        <w:tc>
+          <w:tcPr>
+            <w:tcW w:w="1880" w:type="dxa"/>
+            <w:shd w:val="clear" w:color="auto" w:fill="FDE9E7"/>
+            <w:tcMar>
+              <w:top w:w="80" w:type="dxa"/>
+              <w:left w:w="120" w:type="dxa"/>
+              <w:bottom w:w="80" w:type="dxa"/>
+              <w:right w:w="120" w:type="dxa"/>
+            </w:tcMar>
+            <w:vAlign w:val="center"/>
+          </w:tcPr>
+          <w:p>
+            <w:r>
+              <w:rPr>
+                <w:color w:val="70261E"/>
+              </w:rPr>
+              <w:t>אין בדיקות אמיתיות</w:t>
+            </w:r>
+          </w:p>
+        </w:tc>
+        <w:tc>
+          <w:tcPr>
+            <w:tcW w:w="1130" w:type="dxa"/>
+            <w:shd w:val="clear" w:color="auto" w:fill="D96C5F"/>
+            <w:tcMar>
+              <w:top w:w="80" w:type="dxa"/>
+              <w:left w:w="120" w:type="dxa"/>
+              <w:bottom w:w="80" w:type="dxa"/>
+              <w:right w:w="120" w:type="dxa"/>
+            </w:tcMar>
+            <w:vAlign w:val="center"/>
+          </w:tcPr>
+          <w:p>
+            <w:r>
+              <w:rPr>
+                <w:color w:val="70261E"/>
+              </w:rPr>
+              <w:t>פתוח</w:t>
+            </w:r>
+          </w:p>
+        </w:tc>
+        <w:tc>
+          <w:tcPr>
+            <w:tcW w:w="2860" w:type="dxa"/>
+            <w:shd w:val="clear" w:color="auto" w:fill="FDE9E7"/>
+            <w:tcMar>
+              <w:top w:w="80" w:type="dxa"/>
+              <w:left w:w="120" w:type="dxa"/>
+              <w:bottom w:w="80" w:type="dxa"/>
+              <w:right w:w="120" w:type="dxa"/>
+            </w:tcMar>
+            <w:vAlign w:val="center"/>
+          </w:tcPr>
+          <w:p>
+            <w:r>
+              <w:rPr>
+                <w:color w:val="70261E"/>
+              </w:rPr>
+              <w:t>backend npm test מריץ syntax check ו-guard לנקודות נאמנות; frontend npm test מריץ guards לנגישות דירוג ולתצורת production.</w:t>
+            </w:r>
+          </w:p>
+        </w:tc>
+        <w:tc>
+          <w:tcPr>
+            <w:tcW w:w="2970" w:type="dxa"/>
+            <w:shd w:val="clear" w:color="auto" w:fill="FDE9E7"/>
+            <w:tcMar>
+              <w:top w:w="80" w:type="dxa"/>
+              <w:left w:w="120" w:type="dxa"/>
+              <w:bottom w:w="80" w:type="dxa"/>
+              <w:right w:w="120" w:type="dxa"/>
+            </w:tcMar>
+            <w:vAlign w:val="center"/>
+          </w:tcPr>
+          <w:p>
+            <w:r>
+              <w:rPr>
+                <w:color w:val="70261E"/>
+              </w:rPr>
+              <w:t>אין עדיין test suite משמעותי למסלול נסיעה, הרשאות, תשלומים, SOS או איפוס סיסמה.</w:t>
             </w:r>
           </w:p>
         </w:tc>
@@ -2325,136 +2585,8 @@
             </w:pPr>
             <w:r>
               <w:rPr>
-                <w:sz w:val="17"/>
-              </w:rPr>
-              <w:t>10</w:t>
-            </w:r>
-          </w:p>
-        </w:tc>
-        <w:tc>
-          <w:tcPr>
-            <w:tcW w:w="1880" w:type="dxa"/>
-            <w:shd w:val="clear" w:color="auto" w:fill="FDE9E7"/>
-            <w:tcMar>
-              <w:top w:w="80" w:type="dxa"/>
-              <w:left w:w="120" w:type="dxa"/>
-              <w:bottom w:w="80" w:type="dxa"/>
-              <w:right w:w="120" w:type="dxa"/>
-            </w:tcMar>
-            <w:vAlign w:val="center"/>
-          </w:tcPr>
-          <w:p>
-            <w:pPr>
-              <w:bidi/>
-              <w:spacing w:after="0"/>
-              <w:jc w:val="right"/>
-            </w:pPr>
-            <w:r>
-              <w:rPr>
                 <w:color w:val="70261E"/>
-                <w:sz w:val="17"/>
-              </w:rPr>
-              <w:t>אין בדיקות אמיתיות</w:t>
-            </w:r>
-          </w:p>
-        </w:tc>
-        <w:tc>
-          <w:tcPr>
-            <w:tcW w:w="1130" w:type="dxa"/>
-            <w:shd w:val="clear" w:color="auto" w:fill="D96C5F"/>
-            <w:tcMar>
-              <w:top w:w="80" w:type="dxa"/>
-              <w:left w:w="120" w:type="dxa"/>
-              <w:bottom w:w="80" w:type="dxa"/>
-              <w:right w:w="120" w:type="dxa"/>
-            </w:tcMar>
-            <w:vAlign w:val="center"/>
-          </w:tcPr>
-          <w:p>
-            <w:pPr>
-              <w:bidi/>
-              <w:spacing w:after="0"/>
-              <w:jc w:val="right"/>
-            </w:pPr>
-            <w:r>
-              <w:rPr>
-                <w:b/>
-                <w:color w:val="70261E"/>
-                <w:sz w:val="17"/>
-              </w:rPr>
-              <w:t>פתוח</w:t>
-            </w:r>
-          </w:p>
-        </w:tc>
-        <w:tc>
-          <w:tcPr>
-            <w:tcW w:w="2860" w:type="dxa"/>
-            <w:shd w:val="clear" w:color="auto" w:fill="FDE9E7"/>
-            <w:tcMar>
-              <w:top w:w="80" w:type="dxa"/>
-              <w:left w:w="120" w:type="dxa"/>
-              <w:bottom w:w="80" w:type="dxa"/>
-              <w:right w:w="120" w:type="dxa"/>
-            </w:tcMar>
-            <w:vAlign w:val="center"/>
-          </w:tcPr>
-          <w:p>
-            <w:pPr>
-              <w:bidi/>
-              <w:spacing w:after="0"/>
-              <w:jc w:val="right"/>
-            </w:pPr>
-            <w:r>
-              <w:t>פקודת npm test ב-backend מריצה syntax check בלבד.</w:t>
-            </w:r>
-          </w:p>
-        </w:tc>
-        <w:tc>
-          <w:tcPr>
-            <w:tcW w:w="2970" w:type="dxa"/>
-            <w:shd w:val="clear" w:color="auto" w:fill="FDE9E7"/>
-            <w:tcMar>
-              <w:top w:w="80" w:type="dxa"/>
-              <w:left w:w="120" w:type="dxa"/>
-              <w:bottom w:w="80" w:type="dxa"/>
-              <w:right w:w="120" w:type="dxa"/>
-            </w:tcMar>
-            <w:vAlign w:val="center"/>
-          </w:tcPr>
-          <w:p>
-            <w:pPr>
-              <w:bidi/>
-              <w:spacing w:after="0"/>
-              <w:jc w:val="right"/>
-            </w:pPr>
-            <w:r>
-              <w:t>בדיקת frontend היא echo; אין בדיקות למסלול נסיעה, הרשאות, תשלומים, SOS, נקודות או איפוס סיסמה.</w:t>
-            </w:r>
-          </w:p>
-        </w:tc>
-      </w:tr>
-      <w:tr>
-        <w:tc>
-          <w:tcPr>
-            <w:tcW w:w="520" w:type="dxa"/>
-            <w:shd w:val="clear" w:color="auto" w:fill="FDE9E7"/>
-            <w:tcMar>
-              <w:top w:w="80" w:type="dxa"/>
-              <w:left w:w="120" w:type="dxa"/>
-              <w:bottom w:w="80" w:type="dxa"/>
-              <w:right w:w="120" w:type="dxa"/>
-            </w:tcMar>
-            <w:vAlign w:val="center"/>
-          </w:tcPr>
-          <w:p>
-            <w:pPr>
-              <w:bidi/>
-              <w:spacing w:after="0"/>
-              <w:jc w:val="right"/>
-            </w:pPr>
-            <w:r>
-              <w:rPr>
-                <w:sz w:val="17"/>
+                <w:sz w:val="18"/>
               </w:rPr>
               <w:lastRenderedPageBreak/>
               <w:t>11</w:t>
@@ -2480,6 +2612,10 @@
               <w:jc w:val="right"/>
             </w:pPr>
             <w:r>
+              <w:rPr>
+                <w:color w:val="70261E"/>
+                <w:sz w:val="18"/>
+              </w:rPr>
               <w:t>מערכת במופע יחיד בלבד</w:t>
             </w:r>
           </w:p>
@@ -2506,7 +2642,7 @@
               <w:rPr>
                 <w:b/>
                 <w:color w:val="70261E"/>
-                <w:sz w:val="17"/>
+                <w:sz w:val="18"/>
               </w:rPr>
               <w:t>פתוח</w:t>
             </w:r>
@@ -2532,7 +2668,8 @@
             </w:pPr>
             <w:r>
               <w:rPr>
-                <w:sz w:val="17"/>
+                <w:color w:val="70261E"/>
+                <w:sz w:val="18"/>
               </w:rPr>
               <w:t>יש rate limiting בסיסי ל-auth/upload/socket.</w:t>
             </w:r>
@@ -2557,6 +2694,10 @@
               <w:jc w:val="right"/>
             </w:pPr>
             <w:r>
+              <w:rPr>
+                <w:color w:val="70261E"/>
+                <w:sz w:val="18"/>
+              </w:rPr>
               <w:t>התהליך setInterval ירוץ כפול בכל replica; מנגנון Socket.IO ללא Redis adapter; הקובץ rateLimit.js משתמש ב-Map בלי eviction.</w:t>
             </w:r>
           </w:p>
@@ -2583,7 +2724,8 @@
             </w:pPr>
             <w:r>
               <w:rPr>
-                <w:sz w:val="17"/>
+                <w:color w:val="70261E"/>
+                <w:sz w:val="18"/>
               </w:rPr>
               <w:t>12</w:t>
             </w:r>
@@ -2610,7 +2752,7 @@
             <w:r>
               <w:rPr>
                 <w:color w:val="70261E"/>
-                <w:sz w:val="17"/>
+                <w:sz w:val="18"/>
               </w:rPr>
               <w:t>מאפייני סקייל</w:t>
             </w:r>
@@ -2638,7 +2780,7 @@
               <w:rPr>
                 <w:b/>
                 <w:color w:val="70261E"/>
-                <w:sz w:val="17"/>
+                <w:sz w:val="18"/>
               </w:rPr>
               <w:t>פתוח</w:t>
             </w:r>
@@ -2664,7 +2806,8 @@
             </w:pPr>
             <w:r>
               <w:rPr>
-                <w:sz w:val="17"/>
+                <w:color w:val="70261E"/>
+                <w:sz w:val="18"/>
               </w:rPr>
               <w:t>נוספו אינדקסים בסיסיים לפי passenger/driver/status/scheduledTime.</w:t>
             </w:r>
@@ -2690,7 +2833,8 @@
             </w:pPr>
             <w:r>
               <w:rPr>
-                <w:sz w:val="17"/>
+                <w:color w:val="70261E"/>
+                <w:sz w:val="18"/>
               </w:rPr>
               <w:t>אין pagination ב-GET /rides; notifyNearbyDrivers עדיין O(rides x drivers); אין geospatial index או $near.</w:t>
             </w:r>
@@ -2718,7 +2862,8 @@
             </w:pPr>
             <w:r>
               <w:rPr>
-                <w:sz w:val="17"/>
+                <w:color w:val="694911"/>
+                <w:sz w:val="18"/>
               </w:rPr>
               <w:t>13</w:t>
             </w:r>
@@ -2743,6 +2888,10 @@
               <w:jc w:val="right"/>
             </w:pPr>
             <w:r>
+              <w:rPr>
+                <w:color w:val="694911"/>
+                <w:sz w:val="18"/>
+              </w:rPr>
               <w:t>טיפול במידע רגיש, תמונות מזהות ונתוני GPS</w:t>
             </w:r>
           </w:p>
@@ -2769,7 +2918,7 @@
               <w:rPr>
                 <w:b/>
                 <w:color w:val="694911"/>
-                <w:sz w:val="17"/>
+                <w:sz w:val="18"/>
               </w:rPr>
               <w:t>תוקן חלקית</w:t>
             </w:r>
@@ -2794,6 +2943,10 @@
               <w:jc w:val="right"/>
             </w:pPr>
             <w:r>
+              <w:rPr>
+                <w:color w:val="694911"/>
+                <w:sz w:val="18"/>
+              </w:rPr>
               <w:t>הקובץ app.js כבר מגיש static רק לתמונות פרופיל; קבצים רגישים נגישים דרך /uploads/secure אחרי auth והרשאת בעלות.</w:t>
             </w:r>
           </w:p>
@@ -2817,6 +2970,10 @@
               <w:jc w:val="right"/>
             </w:pPr>
             <w:r>
+              <w:rPr>
+                <w:color w:val="694911"/>
+                <w:sz w:val="18"/>
+              </w:rPr>
               <w:t>הפונקציה deleteUser עדיין לא מוחק קבצי ID/רישיון/מסמכי רכב; אין מדיניות שמירת GPS או מנגנון מחיקה.</w:t>
             </w:r>
           </w:p>
@@ -2843,7 +3000,8 @@
             </w:pPr>
             <w:r>
               <w:rPr>
-                <w:sz w:val="17"/>
+                <w:color w:val="1F4D78"/>
+                <w:sz w:val="18"/>
               </w:rPr>
               <w:t>14</w:t>
             </w:r>
@@ -2868,6 +3026,10 @@
               <w:jc w:val="right"/>
             </w:pPr>
             <w:r>
+              <w:rPr>
+                <w:color w:val="1F4D78"/>
+                <w:sz w:val="18"/>
+              </w:rPr>
               <w:t>מדיניות CORS מאפשרת בקשות ללא Origin</w:t>
             </w:r>
           </w:p>
@@ -2894,7 +3056,7 @@
               <w:rPr>
                 <w:b/>
                 <w:color w:val="1F4D78"/>
-                <w:sz w:val="17"/>
+                <w:sz w:val="18"/>
               </w:rPr>
               <w:t>פתוח - החלטה</w:t>
             </w:r>
@@ -2920,7 +3082,8 @@
             </w:pPr>
             <w:r>
               <w:rPr>
-                <w:sz w:val="17"/>
+                <w:color w:val="1F4D78"/>
+                <w:sz w:val="18"/>
               </w:rPr>
               <w:t>אין שינוי מהותי.</w:t>
             </w:r>
@@ -2946,7 +3109,8 @@
             </w:pPr>
             <w:r>
               <w:rPr>
-                <w:sz w:val="17"/>
+                <w:color w:val="1F4D78"/>
+                <w:sz w:val="18"/>
               </w:rPr>
               <w:t>יכול להיות לגיטימי ל-server-to-server, אבל צריך החלטה מודעת ותיעוד.</w:t>
             </w:r>
@@ -2974,7 +3138,8 @@
             </w:pPr>
             <w:r>
               <w:rPr>
-                <w:sz w:val="17"/>
+                <w:color w:val="70261E"/>
+                <w:sz w:val="18"/>
               </w:rPr>
               <w:t>15</w:t>
             </w:r>
@@ -2999,6 +3164,10 @@
               <w:jc w:val="right"/>
             </w:pPr>
             <w:r>
+              <w:rPr>
+                <w:color w:val="70261E"/>
+                <w:sz w:val="18"/>
+              </w:rPr>
               <w:t>חשיפת קיום אימייל דרך check-email</w:t>
             </w:r>
           </w:p>
@@ -3025,7 +3194,7 @@
               <w:rPr>
                 <w:b/>
                 <w:color w:val="70261E"/>
-                <w:sz w:val="17"/>
+                <w:sz w:val="18"/>
               </w:rPr>
               <w:t>פתוח</w:t>
             </w:r>
@@ -3051,7 +3220,8 @@
             </w:pPr>
             <w:r>
               <w:rPr>
-                <w:sz w:val="17"/>
+                <w:color w:val="70261E"/>
+                <w:sz w:val="18"/>
               </w:rPr>
               <w:t>הנתיב rate-limited ל-20 בקשות ל-15 דקות.</w:t>
             </w:r>
@@ -3077,7 +3247,8 @@
             </w:pPr>
             <w:r>
               <w:rPr>
-                <w:sz w:val="17"/>
+                <w:color w:val="70261E"/>
+                <w:sz w:val="18"/>
               </w:rPr>
               <w:t>עדיין אפשר לבדוק אם אימייל קיים במערכת.</w:t>
             </w:r>
@@ -3105,7 +3276,8 @@
             </w:pPr>
             <w:r>
               <w:rPr>
-                <w:sz w:val="17"/>
+                <w:color w:val="70261E"/>
+                <w:sz w:val="18"/>
               </w:rPr>
               <w:t>16</w:t>
             </w:r>
@@ -3130,6 +3302,10 @@
               <w:jc w:val="right"/>
             </w:pPr>
             <w:r>
+              <w:rPr>
+                <w:color w:val="70261E"/>
+                <w:sz w:val="18"/>
+              </w:rPr>
               <w:t>הניווט של React Router ממומש ידנית</w:t>
             </w:r>
           </w:p>
@@ -3156,7 +3332,7 @@
               <w:rPr>
                 <w:b/>
                 <w:color w:val="70261E"/>
-                <w:sz w:val="17"/>
+                <w:sz w:val="18"/>
               </w:rPr>
               <w:t>פתוח</w:t>
             </w:r>
@@ -3182,7 +3358,8 @@
             </w:pPr>
             <w:r>
               <w:rPr>
-                <w:sz w:val="17"/>
+                <w:color w:val="70261E"/>
+                <w:sz w:val="18"/>
               </w:rPr>
               <w:t>הוא עובד לצרכי הפרויקט הנוכחיים.</w:t>
             </w:r>
@@ -3208,7 +3385,8 @@
             </w:pPr>
             <w:r>
               <w:rPr>
-                <w:sz w:val="17"/>
+                <w:color w:val="70261E"/>
+                <w:sz w:val="18"/>
               </w:rPr>
               <w:t>זה נשאר חוב תחזוקה מול שימוש ב-react-router.</w:t>
             </w:r>
@@ -3236,7 +3414,8 @@
             </w:pPr>
             <w:r>
               <w:rPr>
-                <w:sz w:val="17"/>
+                <w:color w:val="70261E"/>
+                <w:sz w:val="18"/>
               </w:rPr>
               <w:t>17</w:t>
             </w:r>
@@ -3261,6 +3440,10 @@
               <w:jc w:val="right"/>
             </w:pPr>
             <w:r>
+              <w:rPr>
+                <w:color w:val="70261E"/>
+                <w:sz w:val="18"/>
+              </w:rPr>
               <w:t>אין קישור ניווט לפאנל ניהול admin</w:t>
             </w:r>
           </w:p>
@@ -3287,7 +3470,7 @@
               <w:rPr>
                 <w:b/>
                 <w:color w:val="70261E"/>
-                <w:sz w:val="17"/>
+                <w:sz w:val="18"/>
               </w:rPr>
               <w:t>פתוח</w:t>
             </w:r>
@@ -3312,6 +3495,10 @@
               <w:jc w:val="right"/>
             </w:pPr>
             <w:r>
+              <w:rPr>
+                <w:color w:val="70261E"/>
+                <w:sz w:val="18"/>
+              </w:rPr>
               <w:t>הקומפוננטה AdminPanel קיימת ומוגנת ב-App.jsx.</w:t>
             </w:r>
           </w:p>
@@ -3335,6 +3522,10 @@
               <w:jc w:val="right"/>
             </w:pPr>
             <w:r>
+              <w:rPr>
+                <w:color w:val="70261E"/>
+                <w:sz w:val="18"/>
+              </w:rPr>
               <w:t>משתמש Admin צריך להקליד /admin ידנית.</w:t>
             </w:r>
           </w:p>
@@ -3361,7 +3552,8 @@
             </w:pPr>
             <w:r>
               <w:rPr>
-                <w:sz w:val="17"/>
+                <w:color w:val="70261E"/>
+                <w:sz w:val="18"/>
               </w:rPr>
               <w:t>18</w:t>
             </w:r>
@@ -3386,6 +3578,10 @@
               <w:jc w:val="right"/>
             </w:pPr>
             <w:r>
+              <w:rPr>
+                <w:color w:val="70261E"/>
+                <w:sz w:val="18"/>
+              </w:rPr>
               <w:t>ארטיפקטים וקבצי IDE עדיין במעקב Git</w:t>
             </w:r>
           </w:p>
@@ -3412,7 +3608,7 @@
               <w:rPr>
                 <w:b/>
                 <w:color w:val="70261E"/>
-                <w:sz w:val="17"/>
+                <w:sz w:val="18"/>
               </w:rPr>
               <w:t>פתוח</w:t>
             </w:r>
@@ -3437,6 +3633,10 @@
               <w:jc w:val="right"/>
             </w:pPr>
             <w:r>
+              <w:rPr>
+                <w:color w:val="70261E"/>
+                <w:sz w:val="18"/>
+              </w:rPr>
               <w:t>הקובץ .gitignore כולל frontend/dist, uploads, .pids ו-node_modules.</w:t>
             </w:r>
           </w:p>
@@ -3460,6 +3660,10 @@
               <w:jc w:val="right"/>
             </w:pPr>
             <w:r>
+              <w:rPr>
+                <w:color w:val="70261E"/>
+                <w:sz w:val="18"/>
+              </w:rPr>
               <w:t>התיקייה frontend/build ותיקיות .idea/shelf עדיין במעקב Git; זה ממשיך לזהם diffs.</w:t>
             </w:r>
           </w:p>
@@ -3486,7 +3690,8 @@
             </w:pPr>
             <w:r>
               <w:rPr>
-                <w:sz w:val="17"/>
+                <w:color w:val="70261E"/>
+                <w:sz w:val="18"/>
               </w:rPr>
               <w:t>19</w:t>
             </w:r>
@@ -3513,7 +3718,7 @@
             <w:r>
               <w:rPr>
                 <w:color w:val="70261E"/>
-                <w:sz w:val="17"/>
+                <w:sz w:val="18"/>
               </w:rPr>
               <w:t>אי-עקביות מיתוג ושמות חבילות</w:t>
             </w:r>
@@ -3541,7 +3746,7 @@
               <w:rPr>
                 <w:b/>
                 <w:color w:val="70261E"/>
-                <w:sz w:val="17"/>
+                <w:sz w:val="18"/>
               </w:rPr>
               <w:t>פתוח</w:t>
             </w:r>
@@ -3567,7 +3772,8 @@
             </w:pPr>
             <w:r>
               <w:rPr>
-                <w:sz w:val="17"/>
+                <w:color w:val="70261E"/>
+                <w:sz w:val="18"/>
               </w:rPr>
               <w:t>חלק מה-UI כבר ממותג HailNow.</w:t>
             </w:r>
@@ -3592,6 +3798,10 @@
               <w:jc w:val="right"/>
             </w:pPr>
             <w:r>
+              <w:rPr>
+                <w:color w:val="70261E"/>
+                <w:sz w:val="18"/>
+              </w:rPr>
               <w:t>הקבצים README ו-start.bat ושמות package עדיין לא עברו rename מלא.</w:t>
             </w:r>
           </w:p>
@@ -3757,6 +3967,250 @@
         <w:jc w:val="right"/>
       </w:pPr>
       <w:r>
+        <w:t>סטטוס: תוקן ואומת בבדיקת runtime מבודדת. השרת כבר אינו משתמש ב-io.emit לכלל המחוברים; במקום זאת הוא אוסף נמענים רלוונטיים לפי חדר הנסיעה, חדר הנהג, חדרי משתמש אישיים וחדר admins, ומסנן החוצה את השולח.</w:t>
+      </w:r>
+    </w:p>
+    <w:p>
+      <w:pPr>
+        <w:bidi/>
+        <w:ind w:left="720"/>
+        <w:jc w:val="right"/>
+      </w:pPr>
+      <w:r>
+        <w:t>מה תוקן כבר: נוספו חדר user:&lt;userId&gt; לכל socket, חדר admins למנהלים, שידור ממוקד לנהג/נוסע/אדמין, ack ללקוח עם recipientCount, listener ל-sos-alert ב-RideStatusPage, DriverDashboard ו-AdminPanel, וטיפול בשגיאות מיקום/timeout.</w:t>
+      </w:r>
+    </w:p>
+    <w:p>
+      <w:pPr>
+        <w:bidi/>
+        <w:ind w:left="720"/>
+        <w:jc w:val="right"/>
+      </w:pPr>
+      <w:r>
+        <w:t>מה עדיין פתוח: לא נמצאה בעיית שידור לאחר התיקון בבדיקת runtime מבודדת. מומלץ לבצע sanity check ידני נוסף לפני הדגמה עם נוסע, נהג ואדמין בפרופילי דפדפן נפרדים, כדי לוודא שגם סביבת הדפדפן אינה חולקת token/localStorage.</w:t>
+      </w:r>
+    </w:p>
+    <w:p>
+      <w:pPr>
+        <w:bidi/>
+        <w:ind w:left="720"/>
+        <w:jc w:val="right"/>
+      </w:pPr>
+      <w:r>
+        <w:t>ראיות בקוד: backend/server.js; frontend/src/pages/RideStatusPage.jsx; frontend/src/pages/DriverDashboard.jsx; frontend/src/pages/AdminPanel.jsx.</w:t>
+      </w:r>
+    </w:p>
+    <w:p>
+      <w:pPr>
+        <w:bidi/>
+        <w:ind w:left="720"/>
+        <w:jc w:val="right"/>
+      </w:pPr>
+      <w:r>
+        <w:t>המלצה: להשאיר את מנגנון השידור הממוקד, ולהחליף את לוגי האבחון recipients/recipientCount בניטור מסודר או להסיר אותם אחרי סיום בדיקות הקבלה.</w:t>
+      </w:r>
+    </w:p>
+    <w:p>
+      <w:pPr>
+        <w:pStyle w:val="21"/>
+        <w:bidi/>
+        <w:ind w:left="720"/>
+        <w:jc w:val="right"/>
+      </w:pPr>
+      <w:r>
+        <w:t>סעיף 3: נקודות נאמנות בשני מקורות אמת</w:t>
+      </w:r>
+    </w:p>
+    <w:p>
+      <w:pPr>
+        <w:bidi/>
+        <w:ind w:left="720"/>
+        <w:jc w:val="right"/>
+      </w:pPr>
+      <w:r>
+        <w:t>סטטוס: תוקן ואומת. User.loyaltyPoints הוא מקור האמת היחיד; PassengerProfile.loyaltyPoints הוסר מה-schema, מהעדכונים בקוד ומהנתונים המקומיים לאחר migration.</w:t>
+      </w:r>
+    </w:p>
+    <w:p>
+      <w:pPr>
+        <w:bidi/>
+        <w:ind w:left="720"/>
+        <w:jc w:val="right"/>
+      </w:pPr>
+      <w:r>
+        <w:t>מה תוקן כבר: הוסרו סנכרוני loyaltyPoints מ-rideController ומ-ratingController; תשובות passenger עדיין מחזירות loyaltyPoints כתאימות לאחור, אבל הערך נגזר מ-User; נוסף migration להעברת ערכי legacy ל-User והסרתם מ-PassengerProfile; נוסף guard ל-npm test שמוודא שאין מקור אמת שני.</w:t>
+      </w:r>
+    </w:p>
+    <w:p>
+      <w:pPr>
+        <w:bidi/>
+        <w:ind w:left="720"/>
+        <w:jc w:val="right"/>
+      </w:pPr>
+      <w:r>
+        <w:t>מה עדיין פתוח: אין כפילות ידועה לאחר התיקון והמיגרציה. לפני deployment יש להריץ את migration בכל סביבה, ולשקול transaction ליצירת נסיעה אם נדרשת אטומיות מלאה גם במקרה של קריסת תהליך באמצע הבקשה.</w:t>
+      </w:r>
+    </w:p>
+    <w:p>
+      <w:pPr>
+        <w:bidi/>
+        <w:ind w:left="720"/>
+        <w:jc w:val="right"/>
+      </w:pPr>
+      <w:r>
+        <w:t>ראיות בקוד: backend/db/models/User.js; backend/db/models/PassengerProfile.js; backend/controllers/userController.js; backend/controllers/rideController.js; backend/controllers/ratingController.js; backend/controllers/passengerController.js; backend/scripts/migrate-loyalty-points-to-user.js; backend/scripts/check-loyalty-source.js.</w:t>
+      </w:r>
+    </w:p>
+    <w:p>
+      <w:pPr>
+        <w:bidi/>
+        <w:ind w:left="720"/>
+        <w:jc w:val="right"/>
+      </w:pPr>
+      <w:r>
+        <w:t>המלצה: להשאיר את User.loyaltyPoints כמקור אמת יחיד, להריץ npm run migrate:loyalty-points לפני/בזמן deployment, ולהשאיר את check-loyalty-source כחלק מ-CI.</w:t>
+      </w:r>
+    </w:p>
+    <w:p>
+      <w:pPr>
+        <w:pStyle w:val="21"/>
+        <w:bidi/>
+        <w:ind w:left="720"/>
+        <w:jc w:val="right"/>
+      </w:pPr>
+      <w:r>
+        <w:t>סעיף 4: תווית נגישות של דירוג נקראת כמחרוזת גולמית</w:t>
+      </w:r>
+    </w:p>
+    <w:p>
+      <w:pPr>
+        <w:bidi/>
+        <w:ind w:left="720"/>
+        <w:jc w:val="right"/>
+      </w:pPr>
+      <w:r>
+        <w:t>סטטוס: תוקן ואומת. כפתורי הכוכבים כבר לא משתמשים ב-t("starsLabel", { n }); כל כוכב מקבל aria-label עברי משמעותי, וקבוצת הכוכבים מסומנת כ-radiogroup עם תווית.</w:t>
+      </w:r>
+    </w:p>
+    <w:p>
+      <w:pPr>
+        <w:bidi/>
+        <w:ind w:left="720"/>
+        <w:jc w:val="right"/>
+      </w:pPr>
+      <w:r>
+        <w:t>מה תוקן כבר: נוסף helper בשם getStarAriaLabel שמחזיר "כוכב אחד" או "N כוכבים"; נוספה קבוצת role="radiogroup" עם aria-label="דירוג כוכבים"; מקש רווח ו-Enter בוחרים כוכב; נוסף frontend test שמונע חזרה של starsLabel למסך הדירוג.</w:t>
+      </w:r>
+    </w:p>
+    <w:p>
+      <w:pPr>
+        <w:bidi/>
+        <w:ind w:left="720"/>
+        <w:jc w:val="right"/>
+      </w:pPr>
+      <w:r>
+        <w:t>מה עדיין פתוח: אין פער נגישות ידוע בתווית הכוכבים לאחר התיקון. אם בעתיד יוחזר מנגנון i18n מלא, צריך להוסיף מילון עם interpolation במקום להחזיר key גולמי.</w:t>
+      </w:r>
+    </w:p>
+    <w:p>
+      <w:pPr>
+        <w:bidi/>
+        <w:ind w:left="720"/>
+        <w:jc w:val="right"/>
+      </w:pPr>
+      <w:r>
+        <w:t>ראיות בקוד: frontend/src/pages/RatingPage.jsx; frontend/scripts/check-rating-a11y.js; frontend/package.json.</w:t>
+      </w:r>
+    </w:p>
+    <w:p>
+      <w:pPr>
+        <w:bidi/>
+        <w:ind w:left="720"/>
+        <w:jc w:val="right"/>
+      </w:pPr>
+      <w:r>
+        <w:t>המלצה: להשאיר את ה-helper והתוויות המפורשות, ולהרחיב בהמשך את בדיקות הנגישות לרכיבים אינטראקטיביים נוספים.</w:t>
+      </w:r>
+    </w:p>
+    <w:p>
+      <w:pPr>
+        <w:pStyle w:val="21"/>
+        <w:bidi/>
+        <w:ind w:left="720"/>
+        <w:jc w:val="right"/>
+      </w:pPr>
+      <w:r>
+        <w:t>סעיף 5: הפרונט לא מוגדר טוב לפרודקשן</w:t>
+      </w:r>
+    </w:p>
+    <w:p>
+      <w:pPr>
+        <w:bidi/>
+        <w:ind w:left="720"/>
+        <w:jc w:val="right"/>
+      </w:pPr>
+      <w:r>
+        <w:t>סטטוס: תוקן ואומת static+build. הפרונט כבר אינו hardcoded ל-/api בלבד או ל-localhost:5000; נוסף VITE_API_URL, ברירת המחדל היא same-origin /api, ו-Socket.IO/uploads עובדים באותו origin או נגזרים מ-origin של ה-API.</w:t>
+      </w:r>
+    </w:p>
+    <w:p>
+      <w:pPr>
+        <w:bidi/>
+        <w:ind w:left="720"/>
+        <w:jc w:val="right"/>
+      </w:pPr>
+      <w:r>
+        <w:t>מה תוקן כבר: נוסף frontend/src/api/config.js שמרכז API_BASE_URL, SOCKET_URL ו-ASSET_ORIGIN; axios משתמש ב-API_BASE_URL; socket נפתח same-origin אם VITE_SOCKET_URL לא הוגדר; assets נגזרים מ-ASSET_ORIGIN; vite.config.js מוסיף proxy ל-/api, /socket.io ו-/uploads בהרצת dev; .env.example כולל VITE_API_URL=/api; נוסף check-production-config ל-frontend npm test.</w:t>
+      </w:r>
+    </w:p>
+    <w:p>
+      <w:pPr>
+        <w:bidi/>
+        <w:ind w:left="720"/>
+        <w:jc w:val="right"/>
+      </w:pPr>
+      <w:r>
+        <w:t>מה עדיין פתוח: אין פער קוד ידוע לאחר התיקון. בפריסה עצמה צריך לוודא reverse proxy ל-/api, /socket.io ו-/uploads, או להגדיר VITE_API_URL ובמידת הצורך VITE_SOCKET_URL/VITE_ASSET_ORIGIN לדומיין backend חיצוני.</w:t>
+      </w:r>
+    </w:p>
+    <w:p>
+      <w:pPr>
+        <w:bidi/>
+        <w:ind w:left="720"/>
+        <w:jc w:val="right"/>
+      </w:pPr>
+      <w:r>
+        <w:t>ראיות בקוד: frontend/src/api/config.js; frontend/src/api/axios.js; frontend/src/api/socket.js; frontend/src/api/assets.js; frontend/vite.config.js; frontend/.env.example; frontend/scripts/check-production-config.js; frontend/package.json.</w:t>
+      </w:r>
+    </w:p>
+    <w:p>
+      <w:pPr>
+        <w:bidi/>
+        <w:ind w:left="720"/>
+        <w:jc w:val="right"/>
+      </w:pPr>
+      <w:r>
+        <w:t>המלצה: להשאיר את ברירת המחדל same-origin, לתעד ב-deployment את ניתוב /api, /socket.io ו-/uploads, ולהשאיר את check-production-config כחלק מ-CI.</w:t>
+      </w:r>
+    </w:p>
+    <w:p>
+      <w:pPr>
+        <w:pStyle w:val="21"/>
+        <w:bidi/>
+        <w:ind w:left="720"/>
+        <w:jc w:val="right"/>
+      </w:pPr>
+      <w:r>
+        <w:t>סעיף 6: איפוס סיסמה</w:t>
+      </w:r>
+    </w:p>
+    <w:p>
+      <w:pPr>
+        <w:bidi/>
+        <w:ind w:left="720"/>
+        <w:jc w:val="right"/>
+      </w:pPr>
+      <w:r>
         <w:rPr>
           <w:b/>
           <w:color w:val="1F4D78"/>
@@ -3770,7 +4224,7 @@
         <w:rPr>
           <w:color w:val="1F4D78"/>
         </w:rPr>
-        <w:t>השרת עדיין משתמש ב-io.emit עבור sos-alert ולכן ההתראה נשלחת לכל socket מחובר.</w:t>
+        <w:t>נוסף מנגנון אמיתי לאיפוס סיסמה עם טוקן/קוד, SMTP ועמודי פרונט.</w:t>
       </w:r>
     </w:p>
     <w:p>
@@ -3793,7 +4247,7 @@
         <w:rPr>
           <w:color w:val="1F4D78"/>
         </w:rPr>
-        <w:t>אין תיקון שנמצא בקוד הנוכחי.</w:t>
+        <w:t>נוספו nodemailer, utils/email.js, שדות reset במודל User, validators, ForgotPasswordPage ו-ResetPasswordPage.</w:t>
       </w:r>
     </w:p>
     <w:p>
@@ -3816,7 +4270,7 @@
         <w:rPr>
           <w:color w:val="1F4D78"/>
         </w:rPr>
-        <w:t>אין חדר admin/dispatch ואין listener בצד הפרונט שמקבל sos-alert בפאנל ניהול.</w:t>
+        <w:t>ב-production עדיין צריך להגדיר SMTP או RESET_EMAIL_WEBHOOK_URL; בלי זה יוחזר 503. זה כבר פער קונפיגורציה ולא היעדר פיצ׳ר.</w:t>
       </w:r>
     </w:p>
     <w:p>
@@ -3839,7 +4293,7 @@
         <w:rPr>
           <w:color w:val="1F4D78"/>
         </w:rPr>
-        <w:t>backend/server.js משתמש ב-io.emit("sos-alert", ...); חיפוש בפרונט לא מצא listener ל-sos-alert.</w:t>
+        <w:t>backend/utils/email.js; backend/controllers/userController.js; backend/.env.example; frontend/src/pages/ForgotPasswordPage.jsx; frontend/src/pages/ResetPasswordPage.jsx.</w:t>
       </w:r>
     </w:p>
     <w:p>
@@ -3862,7 +4316,7 @@
         <w:rPr>
           <w:color w:val="1F4D78"/>
         </w:rPr>
-        <w:t>להוסיף join-admin מאומת, לשדר רק ל-admin room, ולבנות תצוגת התראות SOS בפאנל הניהול.</w:t>
+        <w:t>להגדיר SMTP אמיתי, להסיר/לא לחשוף placeholders, ולהוסיף בדיקת אינטגרציה.</w:t>
       </w:r>
     </w:p>
     <w:p>
@@ -3873,7 +4327,7 @@
         <w:jc w:val="right"/>
       </w:pPr>
       <w:r>
-        <w:t>סעיף 3: נקודות נאמנות בשני מקורות אמת</w:t>
+        <w:t>סעיף 7: אין דרך ליצור admin ראשון</w:t>
       </w:r>
     </w:p>
     <w:p>
@@ -3896,7 +4350,7 @@
         <w:rPr>
           <w:color w:val="1F4D78"/>
         </w:rPr>
-        <w:t>User.loyaltyPoints ו-PassengerProfile.loyaltyPoints עדיין קיימים במקביל.</w:t>
+        <w:t>הרשמה ציבורית עדיין לא מאפשרת role=admin ואין script bootstrap.</w:t>
       </w:r>
     </w:p>
     <w:p>
@@ -3919,7 +4373,7 @@
         <w:rPr>
           <w:color w:val="1F4D78"/>
         </w:rPr>
-        <w:t>חלק ממסלולי הקוד מסנכרנים ערכים אחרי מימוש נקודות או דירוג.</w:t>
+        <w:t>updateUserSchema מאפשר admin, אבל רק admin קיים יכול לעדכן role.</w:t>
       </w:r>
     </w:p>
     <w:p>
@@ -3942,7 +4396,7 @@
         <w:rPr>
           <w:color w:val="1F4D78"/>
         </w:rPr>
-        <w:t>בונוס referral עדיין מעדכן רק את User. מימוש נקודות עדיין אינו עטוף ב-MongoDB transaction אלא ברצף פעולות עם rollback ידני.</w:t>
+        <w:t>עדיין צריך לערוך MongoDB ידנית כדי ליצור את admin הראשון.</w:t>
       </w:r>
     </w:p>
     <w:p>
@@ -3965,7 +4419,7 @@
         <w:rPr>
           <w:color w:val="1F4D78"/>
         </w:rPr>
-        <w:t>backend/controllers/userController.js; backend/controllers/rideController.js; backend/db/models/User.js; backend/db/models/PassengerProfile.js.</w:t>
+        <w:t>backend/validators/userValidators.js; backend/controllers/userController.js; אין backend/scripts/create-admin.js.</w:t>
       </w:r>
     </w:p>
     <w:p>
@@ -3988,7 +4442,7 @@
         <w:rPr>
           <w:color w:val="1F4D78"/>
         </w:rPr>
-        <w:t>להחליט על מקור אמת יחיד או transaction; לתקן referral ולכסות בבדיקות.</w:t>
+        <w:t>להוסיף scripts/create-admin.js או bootstrap חד-פעמי מבוקר.</w:t>
       </w:r>
     </w:p>
     <w:p>
@@ -3999,7 +4453,7 @@
         <w:jc w:val="right"/>
       </w:pPr>
       <w:r>
-        <w:t>סעיף 4: תווית נגישות של דירוג נקראת כמחרוזת גולמית</w:t>
+        <w:t>סעיף 8: פיצ׳ר Carpool עדיין לא באמת מאגם נוסעים</w:t>
       </w:r>
     </w:p>
     <w:p>
@@ -4022,7 +4476,7 @@
         <w:rPr>
           <w:color w:val="1F4D78"/>
         </w:rPr>
-        <w:t>RatingPage עדיין קורא ל-t("starsLabel", { n }) ו-LanguageContext עדיין מחזיר את הטקסט כפי שהוא.</w:t>
+        <w:t>נוסף API של carpool, אבל זרימת ההזמנה הראשית עדיין לא מחברת נוסעים בפועל.</w:t>
       </w:r>
     </w:p>
     <w:p>
@@ -4045,7 +4499,7 @@
         <w:rPr>
           <w:color w:val="1F4D78"/>
         </w:rPr>
-        <w:t>אין תיקון שנמצא בקוד הנוכחי.</w:t>
+        <w:t>backend/controllers/carpoolController.js כולל create/pending/match/cancel והרשאות.</w:t>
       </w:r>
     </w:p>
     <w:p>
@@ -4068,7 +4522,7 @@
         <w:rPr>
           <w:color w:val="1F4D78"/>
         </w:rPr>
-        <w:t>קורא מסך עדיין עלול להקריא starsLabel במקום תווית משמעותית בעברית.</w:t>
+        <w:t>BookRidePage לא קורא ל-/carpool. createRide יוצר CarpoolRequest במצב confirmed, בעוד מנגנון matching מקבל רק pending.</w:t>
       </w:r>
     </w:p>
     <w:p>
@@ -4091,7 +4545,7 @@
         <w:rPr>
           <w:color w:val="1F4D78"/>
         </w:rPr>
-        <w:t>frontend/src/pages/RatingPage.jsx; frontend/src/context/LanguageContext.jsx.</w:t>
+        <w:t>backend/controllers/rideController.js; backend/controllers/carpoolController.js; frontend/src/pages/BookRidePage.jsx.</w:t>
       </w:r>
     </w:p>
     <w:p>
@@ -4114,7 +4568,7 @@
         <w:rPr>
           <w:color w:val="1F4D78"/>
         </w:rPr>
-        <w:t>להחליף לתווית מפורשת כמו `${n} כוכבים` או לממש מילון i18n אמיתי.</w:t>
+        <w:t>להגדיר UX: בקשת carpool pending מול נסיעת carpool קיימת, או matching אוטומטי אמיתי.</w:t>
       </w:r>
     </w:p>
     <w:p>
@@ -4125,7 +4579,8 @@
         <w:jc w:val="right"/>
       </w:pPr>
       <w:r>
-        <w:t>סעיף 5: הפרונט לא מוגדר טוב לפרודקשן</w:t>
+        <w:lastRenderedPageBreak/>
+        <w:t>סעיף 9: משטחי API ללא צרכנים</w:t>
       </w:r>
     </w:p>
     <w:p>
@@ -4148,7 +4603,7 @@
         <w:rPr>
           <w:color w:val="1F4D78"/>
         </w:rPr>
-        <w:t>Vite proxy והגדרות socket/assets השתפרו, אבל אין עדיין טופולוגיית פרודקשן סגורה.</w:t>
+        <w:t>חלק מהשרת הוקשח, אך frontend עדיין לא צורך payments/carpool/translate ישירות.</w:t>
       </w:r>
     </w:p>
     <w:p>
@@ -4162,7 +4617,6 @@
           <w:b/>
           <w:color w:val="1F4D78"/>
         </w:rPr>
-        <w:lastRenderedPageBreak/>
         <w:t>מה תוקן כבר:</w:t>
       </w:r>
       <w:r>
@@ -4172,7 +4626,7 @@
         <w:rPr>
           <w:color w:val="1F4D78"/>
         </w:rPr>
-        <w:t>frontend/vite.config.js מגדיר proxy ל-/api בסביבת dev; socket/assets קוראים משתני VITE_SOCKET_URL ו-VITE_ASSET_ORIGIN.</w:t>
+        <w:t>Payment נוצר פנימית בסיום נסיעה, ו-carPool API קיים בצד שרת.</w:t>
       </w:r>
     </w:p>
     <w:p>
@@ -4195,7 +4649,7 @@
         <w:rPr>
           <w:color w:val="1F4D78"/>
         </w:rPr>
-        <w:t>axios עדיין hardcoded ל-/api; אין VITE_API_URL; ברירת המחדל של socket/assets עדיין localhost:5000. נדרש reverse proxy או קונפיגורציה מלאה לפרודקשן.</w:t>
+        <w:t>אין UI או קריאות frontend ל-/payments, /carpool או /translate; אין gateway לתשלום.</w:t>
       </w:r>
     </w:p>
     <w:p>
@@ -4218,7 +4672,7 @@
         <w:rPr>
           <w:color w:val="1F4D78"/>
         </w:rPr>
-        <w:t>frontend/src/api/axios.js; frontend/src/api/socket.js; frontend/src/api/assets.js; frontend/vite.config.js; frontend/.env.example.</w:t>
+        <w:t>backend/routes/index.js; backend/controllers/paymentController.js; backend/controllers/translateController.js; חיפוש frontend לא מצא קריאות לנתיבים אלה.</w:t>
       </w:r>
     </w:p>
     <w:p>
@@ -4241,7 +4695,7 @@
         <w:rPr>
           <w:color w:val="1F4D78"/>
         </w:rPr>
-        <w:t>להחליט מודל פריסה ולתעד env example לפרודקשן.</w:t>
+        <w:t>או לסיים את הפיצ׳רים מקצה לקצה, או להוריד/להסתיר API שלא משקף יכולת מוצרית.</w:t>
       </w:r>
     </w:p>
     <w:p>
@@ -4252,7 +4706,7 @@
         <w:jc w:val="right"/>
       </w:pPr>
       <w:r>
-        <w:t>סעיף 6: איפוס סיסמה</w:t>
+        <w:t>סעיף 10: אין בדיקות אמיתיות</w:t>
       </w:r>
     </w:p>
     <w:p>
@@ -4262,20 +4716,7 @@
         <w:jc w:val="right"/>
       </w:pPr>
       <w:r>
-        <w:rPr>
-          <w:b/>
-          <w:color w:val="1F4D78"/>
-        </w:rPr>
-        <w:t>סטטוס:</w:t>
-      </w:r>
-      <w:r>
-        <w:t xml:space="preserve"> </w:t>
-      </w:r>
-      <w:r>
-        <w:rPr>
-          <w:color w:val="1F4D78"/>
-        </w:rPr>
-        <w:t>נוסף מנגנון אמיתי לאיפוס סיסמה עם טוקן/קוד, SMTP ועמודי פרונט.</w:t>
+        <w:t>סטטוס: עדיין אין test suite מלא, אבל נוספו guards ממוקדים ל-backend ול-frontend.</w:t>
       </w:r>
     </w:p>
     <w:p>
@@ -4285,20 +4726,7 @@
         <w:jc w:val="right"/>
       </w:pPr>
       <w:r>
-        <w:rPr>
-          <w:b/>
-          <w:color w:val="1F4D78"/>
-        </w:rPr>
-        <w:t>מה תוקן כבר:</w:t>
-      </w:r>
-      <w:r>
-        <w:t xml:space="preserve"> </w:t>
-      </w:r>
-      <w:r>
-        <w:rPr>
-          <w:color w:val="1F4D78"/>
-        </w:rPr>
-        <w:t>נוספו nodemailer, utils/email.js, שדות reset במודל User, validators, ForgotPasswordPage ו-ResetPasswordPage.</w:t>
+        <w:t>מה תוקן כבר: backend npm test מריץ syntax check ו-guard למקור האמת של נקודות נאמנות; frontend npm test מריץ guard לנגישות תוויות דירוג הכוכבים ו-guard לתצורת production של הפרונט.</w:t>
       </w:r>
     </w:p>
     <w:p>
@@ -4308,525 +4736,7 @@
         <w:jc w:val="right"/>
       </w:pPr>
       <w:r>
-        <w:rPr>
-          <w:b/>
-          <w:color w:val="1F4D78"/>
-        </w:rPr>
-        <w:t>מה עדיין פתוח:</w:t>
-      </w:r>
-      <w:r>
-        <w:t xml:space="preserve"> </w:t>
-      </w:r>
-      <w:r>
-        <w:rPr>
-          <w:color w:val="1F4D78"/>
-        </w:rPr>
-        <w:t>ב-production עדיין צריך להגדיר SMTP או RESET_EMAIL_WEBHOOK_URL; בלי זה יוחזר 503. זה כבר פער קונפיגורציה ולא היעדר פיצ׳ר.</w:t>
-      </w:r>
-    </w:p>
-    <w:p>
-      <w:pPr>
-        <w:bidi/>
-        <w:ind w:left="720"/>
-        <w:jc w:val="right"/>
-      </w:pPr>
-      <w:r>
-        <w:rPr>
-          <w:b/>
-          <w:color w:val="1F4D78"/>
-        </w:rPr>
-        <w:t>ראיות בקוד:</w:t>
-      </w:r>
-      <w:r>
-        <w:t xml:space="preserve"> </w:t>
-      </w:r>
-      <w:r>
-        <w:rPr>
-          <w:color w:val="1F4D78"/>
-        </w:rPr>
-        <w:t>backend/utils/email.js; backend/controllers/userController.js; backend/.env.example; frontend/src/pages/ForgotPasswordPage.jsx; frontend/src/pages/ResetPasswordPage.jsx.</w:t>
-      </w:r>
-    </w:p>
-    <w:p>
-      <w:pPr>
-        <w:bidi/>
-        <w:ind w:left="720"/>
-        <w:jc w:val="right"/>
-      </w:pPr>
-      <w:r>
-        <w:rPr>
-          <w:b/>
-          <w:color w:val="1F4D78"/>
-        </w:rPr>
-        <w:t>המלצה:</w:t>
-      </w:r>
-      <w:r>
-        <w:t xml:space="preserve"> </w:t>
-      </w:r>
-      <w:r>
-        <w:rPr>
-          <w:color w:val="1F4D78"/>
-        </w:rPr>
-        <w:t>להגדיר SMTP אמיתי, להסיר/לא לחשוף placeholders, ולהוסיף בדיקת אינטגרציה.</w:t>
-      </w:r>
-    </w:p>
-    <w:p>
-      <w:pPr>
-        <w:pStyle w:val="21"/>
-        <w:bidi/>
-        <w:ind w:left="720"/>
-        <w:jc w:val="right"/>
-      </w:pPr>
-      <w:r>
-        <w:t>סעיף 7: אין דרך ליצור admin ראשון</w:t>
-      </w:r>
-    </w:p>
-    <w:p>
-      <w:pPr>
-        <w:bidi/>
-        <w:ind w:left="720"/>
-        <w:jc w:val="right"/>
-      </w:pPr>
-      <w:r>
-        <w:rPr>
-          <w:b/>
-          <w:color w:val="1F4D78"/>
-        </w:rPr>
-        <w:t>סטטוס:</w:t>
-      </w:r>
-      <w:r>
-        <w:t xml:space="preserve"> </w:t>
-      </w:r>
-      <w:r>
-        <w:rPr>
-          <w:color w:val="1F4D78"/>
-        </w:rPr>
-        <w:t>הרשמה ציבורית עדיין לא מאפשרת role=admin ואין script bootstrap.</w:t>
-      </w:r>
-    </w:p>
-    <w:p>
-      <w:pPr>
-        <w:bidi/>
-        <w:ind w:left="720"/>
-        <w:jc w:val="right"/>
-      </w:pPr>
-      <w:r>
-        <w:rPr>
-          <w:b/>
-          <w:color w:val="1F4D78"/>
-        </w:rPr>
-        <w:t>מה תוקן כבר:</w:t>
-      </w:r>
-      <w:r>
-        <w:t xml:space="preserve"> </w:t>
-      </w:r>
-      <w:r>
-        <w:rPr>
-          <w:color w:val="1F4D78"/>
-        </w:rPr>
-        <w:t>updateUserSchema מאפשר admin, אבל רק admin קיים יכול לעדכן role.</w:t>
-      </w:r>
-    </w:p>
-    <w:p>
-      <w:pPr>
-        <w:bidi/>
-        <w:ind w:left="720"/>
-        <w:jc w:val="right"/>
-      </w:pPr>
-      <w:r>
-        <w:rPr>
-          <w:b/>
-          <w:color w:val="1F4D78"/>
-        </w:rPr>
-        <w:t>מה עדיין פתוח:</w:t>
-      </w:r>
-      <w:r>
-        <w:t xml:space="preserve"> </w:t>
-      </w:r>
-      <w:r>
-        <w:rPr>
-          <w:color w:val="1F4D78"/>
-        </w:rPr>
-        <w:t>עדיין צריך לערוך MongoDB ידנית כדי ליצור את admin הראשון.</w:t>
-      </w:r>
-    </w:p>
-    <w:p>
-      <w:pPr>
-        <w:bidi/>
-        <w:ind w:left="720"/>
-        <w:jc w:val="right"/>
-      </w:pPr>
-      <w:r>
-        <w:rPr>
-          <w:b/>
-          <w:color w:val="1F4D78"/>
-        </w:rPr>
-        <w:t>ראיות בקוד:</w:t>
-      </w:r>
-      <w:r>
-        <w:t xml:space="preserve"> </w:t>
-      </w:r>
-      <w:r>
-        <w:rPr>
-          <w:color w:val="1F4D78"/>
-        </w:rPr>
-        <w:t>backend/validators/userValidators.js; backend/controllers/userController.js; אין backend/scripts/create-admin.js.</w:t>
-      </w:r>
-    </w:p>
-    <w:p>
-      <w:pPr>
-        <w:bidi/>
-        <w:ind w:left="720"/>
-        <w:jc w:val="right"/>
-      </w:pPr>
-      <w:r>
-        <w:rPr>
-          <w:b/>
-          <w:color w:val="1F4D78"/>
-        </w:rPr>
-        <w:t>המלצה:</w:t>
-      </w:r>
-      <w:r>
-        <w:t xml:space="preserve"> </w:t>
-      </w:r>
-      <w:r>
-        <w:rPr>
-          <w:color w:val="1F4D78"/>
-        </w:rPr>
-        <w:t>להוסיף scripts/create-admin.js או bootstrap חד-פעמי מבוקר.</w:t>
-      </w:r>
-    </w:p>
-    <w:p>
-      <w:pPr>
-        <w:pStyle w:val="21"/>
-        <w:bidi/>
-        <w:ind w:left="720"/>
-        <w:jc w:val="right"/>
-      </w:pPr>
-      <w:r>
-        <w:t>סעיף 8: פיצ׳ר Carpool עדיין לא באמת מאגם נוסעים</w:t>
-      </w:r>
-    </w:p>
-    <w:p>
-      <w:pPr>
-        <w:bidi/>
-        <w:ind w:left="720"/>
-        <w:jc w:val="right"/>
-      </w:pPr>
-      <w:r>
-        <w:rPr>
-          <w:b/>
-          <w:color w:val="1F4D78"/>
-        </w:rPr>
-        <w:t>סטטוס:</w:t>
-      </w:r>
-      <w:r>
-        <w:t xml:space="preserve"> </w:t>
-      </w:r>
-      <w:r>
-        <w:rPr>
-          <w:color w:val="1F4D78"/>
-        </w:rPr>
-        <w:t>נוסף API של carpool, אבל זרימת ההזמנה הראשית עדיין לא מחברת נוסעים בפועל.</w:t>
-      </w:r>
-    </w:p>
-    <w:p>
-      <w:pPr>
-        <w:bidi/>
-        <w:ind w:left="720"/>
-        <w:jc w:val="right"/>
-      </w:pPr>
-      <w:r>
-        <w:rPr>
-          <w:b/>
-          <w:color w:val="1F4D78"/>
-        </w:rPr>
-        <w:t>מה תוקן כבר:</w:t>
-      </w:r>
-      <w:r>
-        <w:t xml:space="preserve"> </w:t>
-      </w:r>
-      <w:r>
-        <w:rPr>
-          <w:color w:val="1F4D78"/>
-        </w:rPr>
-        <w:t>backend/controllers/carpoolController.js כולל create/pending/match/cancel והרשאות.</w:t>
-      </w:r>
-    </w:p>
-    <w:p>
-      <w:pPr>
-        <w:bidi/>
-        <w:ind w:left="720"/>
-        <w:jc w:val="right"/>
-      </w:pPr>
-      <w:r>
-        <w:rPr>
-          <w:b/>
-          <w:color w:val="1F4D78"/>
-        </w:rPr>
-        <w:t>מה עדיין פתוח:</w:t>
-      </w:r>
-      <w:r>
-        <w:t xml:space="preserve"> </w:t>
-      </w:r>
-      <w:r>
-        <w:rPr>
-          <w:color w:val="1F4D78"/>
-        </w:rPr>
-        <w:t>BookRidePage לא קורא ל-/carpool. createRide יוצר CarpoolRequest במצב confirmed, בעוד מנגנון matching מקבל רק pending.</w:t>
-      </w:r>
-    </w:p>
-    <w:p>
-      <w:pPr>
-        <w:bidi/>
-        <w:ind w:left="720"/>
-        <w:jc w:val="right"/>
-      </w:pPr>
-      <w:r>
-        <w:rPr>
-          <w:b/>
-          <w:color w:val="1F4D78"/>
-        </w:rPr>
-        <w:t>ראיות בקוד:</w:t>
-      </w:r>
-      <w:r>
-        <w:t xml:space="preserve"> </w:t>
-      </w:r>
-      <w:r>
-        <w:rPr>
-          <w:color w:val="1F4D78"/>
-        </w:rPr>
-        <w:t>backend/controllers/rideController.js; backend/controllers/carpoolController.js; frontend/src/pages/BookRidePage.jsx.</w:t>
-      </w:r>
-    </w:p>
-    <w:p>
-      <w:pPr>
-        <w:bidi/>
-        <w:ind w:left="720"/>
-        <w:jc w:val="right"/>
-      </w:pPr>
-      <w:r>
-        <w:rPr>
-          <w:b/>
-          <w:color w:val="1F4D78"/>
-        </w:rPr>
-        <w:t>המלצה:</w:t>
-      </w:r>
-      <w:r>
-        <w:t xml:space="preserve"> </w:t>
-      </w:r>
-      <w:r>
-        <w:rPr>
-          <w:color w:val="1F4D78"/>
-        </w:rPr>
-        <w:t>להגדיר UX: בקשת carpool pending מול נסיעת carpool קיימת, או matching אוטומטי אמיתי.</w:t>
-      </w:r>
-    </w:p>
-    <w:p>
-      <w:pPr>
-        <w:pStyle w:val="21"/>
-        <w:bidi/>
-        <w:ind w:left="720"/>
-        <w:jc w:val="right"/>
-      </w:pPr>
-      <w:r>
-        <w:lastRenderedPageBreak/>
-        <w:t>סעיף 9: משטחי API ללא צרכנים</w:t>
-      </w:r>
-    </w:p>
-    <w:p>
-      <w:pPr>
-        <w:bidi/>
-        <w:ind w:left="720"/>
-        <w:jc w:val="right"/>
-      </w:pPr>
-      <w:r>
-        <w:rPr>
-          <w:b/>
-          <w:color w:val="1F4D78"/>
-        </w:rPr>
-        <w:t>סטטוס:</w:t>
-      </w:r>
-      <w:r>
-        <w:t xml:space="preserve"> </w:t>
-      </w:r>
-      <w:r>
-        <w:rPr>
-          <w:color w:val="1F4D78"/>
-        </w:rPr>
-        <w:t>חלק מהשרת הוקשח, אך frontend עדיין לא צורך payments/carpool/translate ישירות.</w:t>
-      </w:r>
-    </w:p>
-    <w:p>
-      <w:pPr>
-        <w:bidi/>
-        <w:ind w:left="720"/>
-        <w:jc w:val="right"/>
-      </w:pPr>
-      <w:r>
-        <w:rPr>
-          <w:b/>
-          <w:color w:val="1F4D78"/>
-        </w:rPr>
-        <w:t>מה תוקן כבר:</w:t>
-      </w:r>
-      <w:r>
-        <w:t xml:space="preserve"> </w:t>
-      </w:r>
-      <w:r>
-        <w:rPr>
-          <w:color w:val="1F4D78"/>
-        </w:rPr>
-        <w:t>Payment נוצר פנימית בסיום נסיעה, ו-carPool API קיים בצד שרת.</w:t>
-      </w:r>
-    </w:p>
-    <w:p>
-      <w:pPr>
-        <w:bidi/>
-        <w:ind w:left="720"/>
-        <w:jc w:val="right"/>
-      </w:pPr>
-      <w:r>
-        <w:rPr>
-          <w:b/>
-          <w:color w:val="1F4D78"/>
-        </w:rPr>
-        <w:t>מה עדיין פתוח:</w:t>
-      </w:r>
-      <w:r>
-        <w:t xml:space="preserve"> </w:t>
-      </w:r>
-      <w:r>
-        <w:rPr>
-          <w:color w:val="1F4D78"/>
-        </w:rPr>
-        <w:t>אין UI או קריאות frontend ל-/payments, /carpool או /translate; אין gateway לתשלום.</w:t>
-      </w:r>
-    </w:p>
-    <w:p>
-      <w:pPr>
-        <w:bidi/>
-        <w:ind w:left="720"/>
-        <w:jc w:val="right"/>
-      </w:pPr>
-      <w:r>
-        <w:rPr>
-          <w:b/>
-          <w:color w:val="1F4D78"/>
-        </w:rPr>
-        <w:t>ראיות בקוד:</w:t>
-      </w:r>
-      <w:r>
-        <w:t xml:space="preserve"> </w:t>
-      </w:r>
-      <w:r>
-        <w:rPr>
-          <w:color w:val="1F4D78"/>
-        </w:rPr>
-        <w:t>backend/routes/index.js; backend/controllers/paymentController.js; backend/controllers/translateController.js; חיפוש frontend לא מצא קריאות לנתיבים אלה.</w:t>
-      </w:r>
-    </w:p>
-    <w:p>
-      <w:pPr>
-        <w:bidi/>
-        <w:ind w:left="720"/>
-        <w:jc w:val="right"/>
-      </w:pPr>
-      <w:r>
-        <w:rPr>
-          <w:b/>
-          <w:color w:val="1F4D78"/>
-        </w:rPr>
-        <w:t>המלצה:</w:t>
-      </w:r>
-      <w:r>
-        <w:t xml:space="preserve"> </w:t>
-      </w:r>
-      <w:r>
-        <w:rPr>
-          <w:color w:val="1F4D78"/>
-        </w:rPr>
-        <w:t>או לסיים את הפיצ׳רים מקצה לקצה, או להוריד/להסתיר API שלא משקף יכולת מוצרית.</w:t>
-      </w:r>
-    </w:p>
-    <w:p>
-      <w:pPr>
-        <w:pStyle w:val="21"/>
-        <w:bidi/>
-        <w:ind w:left="720"/>
-        <w:jc w:val="right"/>
-      </w:pPr>
-      <w:r>
-        <w:t>סעיף 10: אין בדיקות אמיתיות</w:t>
-      </w:r>
-    </w:p>
-    <w:p>
-      <w:pPr>
-        <w:bidi/>
-        <w:ind w:left="720"/>
-        <w:jc w:val="right"/>
-      </w:pPr>
-      <w:r>
-        <w:rPr>
-          <w:b/>
-          <w:color w:val="1F4D78"/>
-        </w:rPr>
-        <w:t>סטטוס:</w:t>
-      </w:r>
-      <w:r>
-        <w:t xml:space="preserve"> </w:t>
-      </w:r>
-      <w:r>
-        <w:rPr>
-          <w:color w:val="1F4D78"/>
-        </w:rPr>
-        <w:t>npm test עדיין אינו test suite משמעותי.</w:t>
-      </w:r>
-    </w:p>
-    <w:p>
-      <w:pPr>
-        <w:bidi/>
-        <w:ind w:left="720"/>
-        <w:jc w:val="right"/>
-      </w:pPr>
-      <w:r>
-        <w:rPr>
-          <w:b/>
-          <w:color w:val="1F4D78"/>
-        </w:rPr>
-        <w:t>מה תוקן כבר:</w:t>
-      </w:r>
-      <w:r>
-        <w:t xml:space="preserve"> </w:t>
-      </w:r>
-      <w:r>
-        <w:rPr>
-          <w:color w:val="1F4D78"/>
-        </w:rPr>
-        <w:t>backend npm test מריץ syntax check בלבד.</w:t>
-      </w:r>
-    </w:p>
-    <w:p>
-      <w:pPr>
-        <w:bidi/>
-        <w:ind w:left="720"/>
-        <w:jc w:val="right"/>
-      </w:pPr>
-      <w:r>
-        <w:rPr>
-          <w:b/>
-          <w:color w:val="1F4D78"/>
-        </w:rPr>
-        <w:t>מה עדיין פתוח:</w:t>
-      </w:r>
-      <w:r>
-        <w:t xml:space="preserve"> </w:t>
-      </w:r>
-      <w:r>
-        <w:rPr>
-          <w:color w:val="1F4D78"/>
-        </w:rPr>
-        <w:t>frontend test הוא echo; אין בדיקות למסלול נסיעה, הרשאות, תשלומים, SOS, נקודות או איפוס סיסמה.</w:t>
+        <w:t>מה עדיין פתוח: אין עדיין test suite משמעותי למסלול נסיעה, הרשאות, תשלומים, SOS או איפוס סיסמה.</w:t>
       </w:r>
     </w:p>
     <w:p>
@@ -6065,7 +5975,7 @@
               <w:rPr>
                 <w:b/>
                 <w:color w:val="0B2545"/>
-                <w:sz w:val="17"/>
+                <w:sz w:val="18"/>
               </w:rPr>
               <w:t>עדיפות</w:t>
             </w:r>
@@ -6093,7 +6003,7 @@
               <w:rPr>
                 <w:b/>
                 <w:color w:val="0B2545"/>
-                <w:sz w:val="17"/>
+                <w:sz w:val="18"/>
               </w:rPr>
               <w:t>נושא</w:t>
             </w:r>
@@ -6121,7 +6031,7 @@
               <w:rPr>
                 <w:b/>
                 <w:color w:val="0B2545"/>
-                <w:sz w:val="17"/>
+                <w:sz w:val="18"/>
               </w:rPr>
               <w:t>פעולה</w:t>
             </w:r>
@@ -6139,6 +6049,7 @@
               <w:bottom w:w="80" w:type="dxa"/>
               <w:right w:w="120" w:type="dxa"/>
             </w:tcMar>
+            <w:vAlign w:val="center"/>
           </w:tcPr>
           <w:p>
             <w:pPr>
@@ -6149,7 +6060,8 @@
             <w:r>
               <w:rPr>
                 <w:b/>
-                <w:sz w:val="17"/>
+                <w:color w:val="70261E"/>
+                <w:sz w:val="18"/>
               </w:rPr>
               <w:t>1</w:t>
             </w:r>
@@ -6165,6 +6077,7 @@
               <w:bottom w:w="80" w:type="dxa"/>
               <w:right w:w="120" w:type="dxa"/>
             </w:tcMar>
+            <w:vAlign w:val="center"/>
           </w:tcPr>
           <w:p>
             <w:pPr>
@@ -6173,6 +6086,10 @@
               <w:jc w:val="right"/>
             </w:pPr>
             <w:r>
+              <w:rPr>
+                <w:color w:val="70261E"/>
+                <w:sz w:val="18"/>
+              </w:rPr>
               <w:t>סוד JWT</w:t>
             </w:r>
           </w:p>
@@ -6187,6 +6104,7 @@
               <w:bottom w:w="80" w:type="dxa"/>
               <w:right w:w="120" w:type="dxa"/>
             </w:tcMar>
+            <w:vAlign w:val="center"/>
           </w:tcPr>
           <w:p>
             <w:pPr>
@@ -6196,7 +6114,8 @@
             </w:pPr>
             <w:r>
               <w:rPr>
-                <w:sz w:val="17"/>
+                <w:color w:val="70261E"/>
+                <w:sz w:val="18"/>
               </w:rPr>
               <w:t>להסיר את ערך הדיפולט, לעצור startup על סוד חסר/קצר/ידוע, ולתעד יצירת סוד אמיתי.</w:t>
             </w:r>
@@ -6207,13 +6126,14 @@
         <w:tc>
           <w:tcPr>
             <w:tcW w:w="520" w:type="dxa"/>
-            <w:shd w:val="clear" w:color="auto" w:fill="FDE9E7"/>
+            <w:shd w:val="clear" w:color="auto" w:fill="E6F4EA"/>
             <w:tcMar>
               <w:top w:w="80" w:type="dxa"/>
               <w:left w:w="120" w:type="dxa"/>
               <w:bottom w:w="80" w:type="dxa"/>
               <w:right w:w="120" w:type="dxa"/>
             </w:tcMar>
+            <w:vAlign w:val="center"/>
           </w:tcPr>
           <w:p>
             <w:pPr>
@@ -6224,7 +6144,8 @@
             <w:r>
               <w:rPr>
                 <w:b/>
-                <w:sz w:val="17"/>
+                <w:color w:val="1F5431"/>
+                <w:sz w:val="18"/>
               </w:rPr>
               <w:t>2</w:t>
             </w:r>
@@ -6233,35 +6154,14 @@
         <w:tc>
           <w:tcPr>
             <w:tcW w:w="2050" w:type="dxa"/>
-            <w:shd w:val="clear" w:color="auto" w:fill="FDE9E7"/>
+            <w:shd w:val="clear" w:color="auto" w:fill="E6F4EA"/>
             <w:tcMar>
               <w:top w:w="80" w:type="dxa"/>
               <w:left w:w="120" w:type="dxa"/>
               <w:bottom w:w="80" w:type="dxa"/>
               <w:right w:w="120" w:type="dxa"/>
             </w:tcMar>
-          </w:tcPr>
-          <w:p>
-            <w:pPr>
-              <w:bidi/>
-              <w:spacing w:after="0"/>
-              <w:jc w:val="right"/>
-            </w:pPr>
-            <w:r>
-              <w:t>התראות SOS</w:t>
-            </w:r>
-          </w:p>
-        </w:tc>
-        <w:tc>
-          <w:tcPr>
-            <w:tcW w:w="6790" w:type="dxa"/>
-            <w:shd w:val="clear" w:color="auto" w:fill="FDE9E7"/>
-            <w:tcMar>
-              <w:top w:w="80" w:type="dxa"/>
-              <w:left w:w="120" w:type="dxa"/>
-              <w:bottom w:w="80" w:type="dxa"/>
-              <w:right w:w="120" w:type="dxa"/>
-            </w:tcMar>
+            <w:vAlign w:val="center"/>
           </w:tcPr>
           <w:p>
             <w:pPr>
@@ -6271,9 +6171,35 @@
             </w:pPr>
             <w:r>
               <w:rPr>
-                <w:sz w:val="17"/>
+                <w:color w:val="1F5431"/>
+                <w:sz w:val="18"/>
               </w:rPr>
-              <w:t>להחליף io.emit בחדר admin/dispatch, להוסיף join-admin ולבנות listener בפאנל הניהול.</w:t>
+              <w:t>התראות SOS</w:t>
+            </w:r>
+          </w:p>
+        </w:tc>
+        <w:tc>
+          <w:tcPr>
+            <w:tcW w:w="6790" w:type="dxa"/>
+            <w:shd w:val="clear" w:color="auto" w:fill="E6F4EA"/>
+            <w:tcMar>
+              <w:top w:w="80" w:type="dxa"/>
+              <w:left w:w="120" w:type="dxa"/>
+              <w:bottom w:w="80" w:type="dxa"/>
+              <w:right w:w="120" w:type="dxa"/>
+            </w:tcMar>
+            <w:vAlign w:val="center"/>
+          </w:tcPr>
+          <w:p>
+            <w:pPr>
+              <w:jc w:val="right"/>
+            </w:pPr>
+            <w:r>
+              <w:rPr>
+                <w:color w:val="1F5431"/>
+                <w:sz w:val="18"/>
+              </w:rPr>
+              <w:t>לבצע sanity check ידני אחרון עם משתמשים בפרופילי דפדפן נפרדים, ואז להסיר או להעביר לניטור מסודר את לוגי האבחון recipients/recipientCount.</w:t>
             </w:r>
           </w:p>
         </w:tc>
@@ -6289,6 +6215,7 @@
               <w:bottom w:w="80" w:type="dxa"/>
               <w:right w:w="120" w:type="dxa"/>
             </w:tcMar>
+            <w:vAlign w:val="center"/>
           </w:tcPr>
           <w:p>
             <w:pPr>
@@ -6299,7 +6226,8 @@
             <w:r>
               <w:rPr>
                 <w:b/>
-                <w:sz w:val="17"/>
+                <w:color w:val="694911"/>
+                <w:sz w:val="18"/>
               </w:rPr>
               <w:t>3</w:t>
             </w:r>
@@ -6315,6 +6243,7 @@
               <w:bottom w:w="80" w:type="dxa"/>
               <w:right w:w="120" w:type="dxa"/>
             </w:tcMar>
+            <w:vAlign w:val="center"/>
           </w:tcPr>
           <w:p>
             <w:pPr>
@@ -6323,6 +6252,10 @@
               <w:jc w:val="right"/>
             </w:pPr>
             <w:r>
+              <w:rPr>
+                <w:color w:val="694911"/>
+                <w:sz w:val="18"/>
+              </w:rPr>
               <w:t>יצירת admin ראשון</w:t>
             </w:r>
           </w:p>
@@ -6337,6 +6270,7 @@
               <w:bottom w:w="80" w:type="dxa"/>
               <w:right w:w="120" w:type="dxa"/>
             </w:tcMar>
+            <w:vAlign w:val="center"/>
           </w:tcPr>
           <w:p>
             <w:pPr>
@@ -6346,7 +6280,8 @@
             </w:pPr>
             <w:r>
               <w:rPr>
-                <w:sz w:val="17"/>
+                <w:color w:val="694911"/>
+                <w:sz w:val="18"/>
               </w:rPr>
               <w:t>להוסיף script או route מוגן ליצירת admin ראשון בלי עריכת MongoDB ידנית.</w:t>
             </w:r>
@@ -6364,6 +6299,7 @@
               <w:bottom w:w="80" w:type="dxa"/>
               <w:right w:w="120" w:type="dxa"/>
             </w:tcMar>
+            <w:vAlign w:val="center"/>
           </w:tcPr>
           <w:p>
             <w:pPr>
@@ -6374,7 +6310,8 @@
             <w:r>
               <w:rPr>
                 <w:b/>
-                <w:sz w:val="17"/>
+                <w:color w:val="694911"/>
+                <w:sz w:val="18"/>
               </w:rPr>
               <w:t>4</w:t>
             </w:r>
@@ -6390,6 +6327,7 @@
               <w:bottom w:w="80" w:type="dxa"/>
               <w:right w:w="120" w:type="dxa"/>
             </w:tcMar>
+            <w:vAlign w:val="center"/>
           </w:tcPr>
           <w:p>
             <w:pPr>
@@ -6398,6 +6336,10 @@
               <w:jc w:val="right"/>
             </w:pPr>
             <w:r>
+              <w:rPr>
+                <w:color w:val="694911"/>
+                <w:sz w:val="18"/>
+              </w:rPr>
               <w:t>טופולוגיית production</w:t>
             </w:r>
           </w:p>
@@ -6412,18 +6354,14 @@
               <w:bottom w:w="80" w:type="dxa"/>
               <w:right w:w="120" w:type="dxa"/>
             </w:tcMar>
+            <w:vAlign w:val="center"/>
           </w:tcPr>
           <w:p>
-            <w:pPr>
-              <w:bidi/>
-              <w:spacing w:after="0"/>
-              <w:jc w:val="right"/>
-            </w:pPr>
             <w:r>
               <w:rPr>
-                <w:sz w:val="17"/>
+                <w:color w:val="694911"/>
               </w:rPr>
-              <w:t>להחליט reverse proxy או VITE_API_URL/VITE_SOCKET_URL מלאים, ולתעד פריסה אחת שעובדת.</w:t>
+              <w:t>בפריסה להגדיר reverse proxy ל-/api, /socket.io ו-/uploads, או להגדיר VITE_API_URL ובמידת הצורך VITE_SOCKET_URL/VITE_ASSET_ORIGIN.</w:t>
             </w:r>
           </w:p>
         </w:tc>
@@ -6432,13 +6370,14 @@
         <w:tc>
           <w:tcPr>
             <w:tcW w:w="520" w:type="dxa"/>
-            <w:shd w:val="clear" w:color="auto" w:fill="E6F4EA"/>
+            <w:shd w:val="clear" w:color="auto" w:fill="FFF4D6"/>
             <w:tcMar>
               <w:top w:w="80" w:type="dxa"/>
               <w:left w:w="120" w:type="dxa"/>
               <w:bottom w:w="80" w:type="dxa"/>
               <w:right w:w="120" w:type="dxa"/>
             </w:tcMar>
+            <w:vAlign w:val="center"/>
           </w:tcPr>
           <w:p>
             <w:pPr>
@@ -6449,7 +6388,8 @@
             <w:r>
               <w:rPr>
                 <w:b/>
-                <w:sz w:val="17"/>
+                <w:color w:val="694911"/>
+                <w:sz w:val="18"/>
               </w:rPr>
               <w:t>5</w:t>
             </w:r>
@@ -6458,35 +6398,14 @@
         <w:tc>
           <w:tcPr>
             <w:tcW w:w="2050" w:type="dxa"/>
-            <w:shd w:val="clear" w:color="auto" w:fill="E6F4EA"/>
+            <w:shd w:val="clear" w:color="auto" w:fill="FFF4D6"/>
             <w:tcMar>
               <w:top w:w="80" w:type="dxa"/>
               <w:left w:w="120" w:type="dxa"/>
               <w:bottom w:w="80" w:type="dxa"/>
               <w:right w:w="120" w:type="dxa"/>
             </w:tcMar>
-          </w:tcPr>
-          <w:p>
-            <w:pPr>
-              <w:bidi/>
-              <w:spacing w:after="0"/>
-              <w:jc w:val="right"/>
-            </w:pPr>
-            <w:r>
-              <w:t>בדיקות ועקביות</w:t>
-            </w:r>
-          </w:p>
-        </w:tc>
-        <w:tc>
-          <w:tcPr>
-            <w:tcW w:w="6790" w:type="dxa"/>
-            <w:shd w:val="clear" w:color="auto" w:fill="E6F4EA"/>
-            <w:tcMar>
-              <w:top w:w="80" w:type="dxa"/>
-              <w:left w:w="120" w:type="dxa"/>
-              <w:bottom w:w="80" w:type="dxa"/>
-              <w:right w:w="120" w:type="dxa"/>
-            </w:tcMar>
+            <w:vAlign w:val="center"/>
           </w:tcPr>
           <w:p>
             <w:pPr>
@@ -6496,9 +6415,31 @@
             </w:pPr>
             <w:r>
               <w:rPr>
-                <w:sz w:val="17"/>
+                <w:color w:val="694911"/>
+                <w:sz w:val="18"/>
               </w:rPr>
-              <w:t>להוסיף בדיקות למסלול ride lifecycle, הרשאות, נקודות נאמנות ואיפוס סיסמה; אחר כך לעבור ל-transactions בנקודות.</w:t>
+              <w:t>בדיקות ועקביות</w:t>
+            </w:r>
+          </w:p>
+        </w:tc>
+        <w:tc>
+          <w:tcPr>
+            <w:tcW w:w="6790" w:type="dxa"/>
+            <w:shd w:val="clear" w:color="auto" w:fill="FFF4D6"/>
+            <w:tcMar>
+              <w:top w:w="80" w:type="dxa"/>
+              <w:left w:w="120" w:type="dxa"/>
+              <w:bottom w:w="80" w:type="dxa"/>
+              <w:right w:w="120" w:type="dxa"/>
+            </w:tcMar>
+            <w:vAlign w:val="center"/>
+          </w:tcPr>
+          <w:p>
+            <w:r>
+              <w:rPr>
+                <w:color w:val="694911"/>
+              </w:rPr>
+              <w:t>להוסיף בדיקות למסלול ride lifecycle, הרשאות, SOS ואיפוס סיסמה; להשאיר check-loyalty-source, check-rating-a11y ו-check-production-config ב-CI.</w:t>
             </w:r>
           </w:p>
         </w:tc>
@@ -6525,7 +6466,7 @@
         <w:jc w:val="right"/>
       </w:pPr>
       <w:r>
-        <w:t>המסמך משקף בדיקה סטטית של הקוד ושל git log. לא הופעלו בדיקות runtime מלאות מול MongoDB, SMTP, Socket.IO או סביבת production.</w:t>
+        <w:t>המסמך משקף בדיקה סטטית של הקוד ושל git log. בוצעו בדיקת syntax ל-backend, guard ייעודי שמוודא ש-User.loyaltyPoints הוא מקור האמת היחיד, frontend accessibility guard לתווית דירוג הכוכבים, frontend production-config guard, בניית frontend, סריקת bundle נגד localhost:5000, בדיקת migration לנקודות נאמנות, בדיקת runtime מבודדת לנקודות נאמנות מול MongoDB, ובדיקת runtime מבודדת ל-SOS מול Socket.IO ו-MongoDB. לא בוצעה בדיקת runtime מלאה מול SMTP או סביבת production.</w:t>
       </w:r>
     </w:p>
     <w:sectPr>

--- a/reports/דוח_סטטוס_באגים_HailNow_2026-08-04.docx
+++ b/reports/דוח_סטטוס_באגים_HailNow_2026-08-04.docx
@@ -25,7 +25,7 @@
         <w:jc w:val="right"/>
       </w:pPr>
       <w:r>
-        <w:t>מבוסס על רשימת הבאגים המצורפת, בדיקת הקוד הנוכחי והיסטוריית git מ-2-5 באוגוסט 2026. נכון ל-5 באוגוסט 2026, לאחר תיקון ואימות runtime למנגנון ה-SOS, למקור האמת של נקודות הנאמנות, לתווית הנגישות של דירוג הכוכבים ולתצורת הפרונט לפרודקשן.</w:t>
+        <w:t>מבוסס על רשימת הבאגים המצורפת, בדיקת הקוד הנוכחי והיסטוריית git מ-2-5 באוגוסט 2026. נכון ל-5 באוגוסט 2026, לאחר תיקון ואימות runtime למנגנון ה-SOS, למקור האמת של נקודות הנאמנות, לתווית הנגישות של דירוג הכוכבים, לתצורת הפרונט לפרודקשן ולניווט/יכולות אדמין.</w:t>
       </w:r>
     </w:p>
     <w:tbl>
@@ -54,7 +54,7 @@
           </w:tcPr>
           <w:p>
             <w:r>
-              <w:t>תקציר: מתוך 19 סעיפים ברשימה, חמישה סעיפים תוקנו או אומתו ברובם (איפוס סיסמה, SOS, נקודות נאמנות, נגישות דירוג ותצורת הפרונט לפרודקשן), שלושה סעיפים תוקנו חלקית, ו-11 סעיפים עדיין פתוחים או דורשים החלטה. הסיכונים הדחופים ביותר שנותרו הם סוד JWT דיפולטי, חוסר bootstrap ל-admin, והשלמת החלטות מוצר/תפעול סביב carpool, בדיקות ופריסה.</w:t>
+              <w:t>תקציר: מתוך 19 סעיפים ברשימה, שישה סעיפים תוקנו או אומתו ברובם (איפוס סיסמה, SOS, נקודות נאמנות, נגישות דירוג, תצורת הפרונט לפרודקשן וניווט אדמין), שלושה סעיפים תוקנו חלקית, ו-10 סעיפים עדיין פתוחים או דורשים החלטה. הסיכונים הדחופים ביותר שנותרו הם סוד JWT דיפולטי, חוסר bootstrap ל-admin, והשלמת החלטות מוצר/תפעול סביב carpool, בדיקות ופריסה.</w:t>
             </w:r>
           </w:p>
         </w:tc>
@@ -269,7 +269,7 @@
         <w:jc w:val="right"/>
       </w:pPr>
       <w:r>
-        <w:t>נבדקה היסטוריית git החל מ-2 באוגוסט 2026. רוב הקומיטים הם מיזוגים, ולכן הסיכום כאן מתייחס לקבצים ולמצב הקוד הסופי אחרי המיזוגים, כולל עדכונים נוספים למנגנון ה-SOS, לנקודות הנאמנות, לנגישות דירוג הכוכבים ולתצורת הפרונט לפרודקשן ב-5 באוגוסט 2026.</w:t>
+        <w:t>נבדקה היסטוריית git החל מ-2 באוגוסט 2026. רוב הקומיטים הם מיזוגים, ולכן הסיכום כאן מתייחס לקבצים ולמצב הקוד הסופי אחרי המיזוגים, כולל עדכונים נוספים למנגנון ה-SOS, לנקודות הנאמנות, לנגישות דירוג הכוכבים, לתצורת הפרונט לפרודקשן ולניווט/יכולות אדמין ב-5 באוגוסט 2026.</w:t>
       </w:r>
     </w:p>
     <w:tbl>
@@ -1124,6 +1124,64 @@
                 <w:color w:val="1F5431"/>
               </w:rPr>
               <w:t>אין פער ידוע בתווית הדירוג. בדיקת קורא מסך ידנית עם NVDA/VoiceOver מומלצת אם רוצים אישור נגישות מלא.</w:t>
+            </w:r>
+          </w:p>
+        </w:tc>
+      </w:tr>
+      <w:tr>
+        <w:tc>
+          <w:tcPr>
+            <w:tcW w:type="dxa" w:w="1350"/>
+            <w:shd w:fill="FFFFFF"/>
+          </w:tcPr>
+          <w:p>
+            <w:r>
+              <w:rPr>
+                <w:color w:val="111827"/>
+              </w:rPr>
+              <w:t>ניווט ויכולות אדמין</w:t>
+            </w:r>
+          </w:p>
+        </w:tc>
+        <w:tc>
+          <w:tcPr>
+            <w:tcW w:type="dxa" w:w="2550"/>
+            <w:shd w:fill="FFFFFF"/>
+          </w:tcPr>
+          <w:p>
+            <w:r>
+              <w:rPr>
+                <w:color w:val="1F5431"/>
+              </w:rPr>
+              <w:t>frontend/src/components/Navbar.jsx, frontend/src/pages/AdminPanel.jsx, frontend/scripts/check-admin-navigation.js, backend/controllers/userController.js, backend/controllers/driverController.js, backend/controllers/rideController.js, backend/scripts/check-admin-capabilities.js</w:t>
+            </w:r>
+          </w:p>
+        </w:tc>
+        <w:tc>
+          <w:tcPr>
+            <w:tcW w:type="dxa" w:w="2710"/>
+            <w:shd w:fill="E6F4EA"/>
+          </w:tcPr>
+          <w:p>
+            <w:r>
+              <w:rPr>
+                <w:color w:val="1F5431"/>
+              </w:rPr>
+              <w:t>נוסף תפריט ניהול עליון לאדמין; אדמין מקבל ניווט נוסע/נהג; AdminPanel נפתח לפי query tab; PassengerProfile נוצר אוטומטית לאדמין; DriverProfile לא דורס role admin; נוספה בדיקת runtime ו-guards.</w:t>
+            </w:r>
+          </w:p>
+        </w:tc>
+        <w:tc>
+          <w:tcPr>
+            <w:tcW w:type="dxa" w:w="2750"/>
+            <w:shd w:fill="FFF4D6"/>
+          </w:tcPr>
+          <w:p>
+            <w:r>
+              <w:rPr>
+                <w:color w:val="694911"/>
+              </w:rPr>
+              <w:t>כדי לנהוג בפועל, אדמין עדיין צריך להשלים Driver Setup עם רישיון, רכב ומסמכים.</w:t>
             </w:r>
           </w:p>
         </w:tc>
@@ -2538,7 +2596,7 @@
               <w:rPr>
                 <w:color w:val="70261E"/>
               </w:rPr>
-              <w:t>backend npm test מריץ syntax check ו-guard לנקודות נאמנות; frontend npm test מריץ guards לנגישות דירוג ולתצורת production.</w:t>
+              <w:t>backend npm test מריץ syntax check ו-guards לנקודות נאמנות ויכולות אדמין; frontend npm test מריץ guards לנגישות דירוג, production config וניווט אדמין.</w:t>
             </w:r>
           </w:p>
         </w:tc>
@@ -3397,7 +3455,7 @@
         <w:tc>
           <w:tcPr>
             <w:tcW w:w="520" w:type="dxa"/>
-            <w:shd w:val="clear" w:color="auto" w:fill="FDE9E7"/>
+            <w:shd w:val="clear" w:color="auto" w:fill="E6F4EA"/>
             <w:tcMar>
               <w:top w:w="80" w:type="dxa"/>
               <w:left w:w="120" w:type="dxa"/>
@@ -3407,15 +3465,9 @@
             <w:vAlign w:val="center"/>
           </w:tcPr>
           <w:p>
-            <w:pPr>
-              <w:bidi/>
-              <w:spacing w:after="0"/>
-              <w:jc w:val="right"/>
-            </w:pPr>
             <w:r>
               <w:rPr>
-                <w:color w:val="70261E"/>
-                <w:sz w:val="18"/>
+                <w:color w:val="1F5431"/>
               </w:rPr>
               <w:t>17</w:t>
             </w:r>
@@ -3424,7 +3476,7 @@
         <w:tc>
           <w:tcPr>
             <w:tcW w:w="1880" w:type="dxa"/>
-            <w:shd w:val="clear" w:color="auto" w:fill="FDE9E7"/>
+            <w:shd w:val="clear" w:color="auto" w:fill="E6F4EA"/>
             <w:tcMar>
               <w:top w:w="80" w:type="dxa"/>
               <w:left w:w="120" w:type="dxa"/>
@@ -3434,15 +3486,9 @@
             <w:vAlign w:val="center"/>
           </w:tcPr>
           <w:p>
-            <w:pPr>
-              <w:bidi/>
-              <w:spacing w:after="0"/>
-              <w:jc w:val="right"/>
-            </w:pPr>
             <w:r>
               <w:rPr>
-                <w:color w:val="70261E"/>
-                <w:sz w:val="18"/>
+                <w:color w:val="1F5431"/>
               </w:rPr>
               <w:t>אין קישור ניווט לפאנל ניהול admin</w:t>
             </w:r>
@@ -3451,7 +3497,7 @@
         <w:tc>
           <w:tcPr>
             <w:tcW w:w="1130" w:type="dxa"/>
-            <w:shd w:val="clear" w:color="auto" w:fill="D96C5F"/>
+            <w:shd w:val="clear" w:color="auto" w:fill="5FA777"/>
             <w:tcMar>
               <w:top w:w="80" w:type="dxa"/>
               <w:left w:w="120" w:type="dxa"/>
@@ -3461,25 +3507,18 @@
             <w:vAlign w:val="center"/>
           </w:tcPr>
           <w:p>
-            <w:pPr>
-              <w:bidi/>
-              <w:spacing w:after="0"/>
-              <w:jc w:val="right"/>
-            </w:pPr>
             <w:r>
               <w:rPr>
-                <w:b/>
-                <w:color w:val="70261E"/>
-                <w:sz w:val="18"/>
+                <w:color w:val="1F5431"/>
               </w:rPr>
-              <w:t>פתוח</w:t>
+              <w:t>תוקן / אומת static+runtime</w:t>
             </w:r>
           </w:p>
         </w:tc>
         <w:tc>
           <w:tcPr>
             <w:tcW w:w="2860" w:type="dxa"/>
-            <w:shd w:val="clear" w:color="auto" w:fill="FDE9E7"/>
+            <w:shd w:val="clear" w:color="auto" w:fill="E6F4EA"/>
             <w:tcMar>
               <w:top w:w="80" w:type="dxa"/>
               <w:left w:w="120" w:type="dxa"/>
@@ -3489,24 +3528,18 @@
             <w:vAlign w:val="center"/>
           </w:tcPr>
           <w:p>
-            <w:pPr>
-              <w:bidi/>
-              <w:spacing w:after="0"/>
-              <w:jc w:val="right"/>
-            </w:pPr>
             <w:r>
               <w:rPr>
-                <w:color w:val="70261E"/>
-                <w:sz w:val="18"/>
+                <w:color w:val="1F5431"/>
               </w:rPr>
-              <w:t>הקומפוננטה AdminPanel קיימת ומוגנת ב-App.jsx.</w:t>
+              <w:t>נוסף תפריט AdminMenu ב-Navbar עם כניסה לפאנל ניהול, טאבי אימות מסמכים, לוח נוסע, לוח נהג, הזמנת נסיעה והיסטוריה; AdminPanel קורא ?tab=...; backend נותן לאדמין PassengerProfile ושומר role=admin גם לאחר Driver Setup.</w:t>
             </w:r>
           </w:p>
         </w:tc>
         <w:tc>
           <w:tcPr>
             <w:tcW w:w="2970" w:type="dxa"/>
-            <w:shd w:val="clear" w:color="auto" w:fill="FDE9E7"/>
+            <w:shd w:val="clear" w:color="auto" w:fill="E6F4EA"/>
             <w:tcMar>
               <w:top w:w="80" w:type="dxa"/>
               <w:left w:w="120" w:type="dxa"/>
@@ -3516,17 +3549,11 @@
             <w:vAlign w:val="center"/>
           </w:tcPr>
           <w:p>
-            <w:pPr>
-              <w:bidi/>
-              <w:spacing w:after="0"/>
-              <w:jc w:val="right"/>
-            </w:pPr>
             <w:r>
               <w:rPr>
-                <w:color w:val="70261E"/>
-                <w:sz w:val="18"/>
+                <w:color w:val="1F5431"/>
               </w:rPr>
-              <w:t>משתמש Admin צריך להקליד /admin ידנית.</w:t>
+              <w:t>אין פער ידוע בניווט. כדי לנהוג בפועל, אדמין עדיין צריך להשלים Driver Setup עם מסמכים.</w:t>
             </w:r>
           </w:p>
         </w:tc>
@@ -4726,7 +4753,7 @@
         <w:jc w:val="right"/>
       </w:pPr>
       <w:r>
-        <w:t>מה תוקן כבר: backend npm test מריץ syntax check ו-guard למקור האמת של נקודות נאמנות; frontend npm test מריץ guard לנגישות תוויות דירוג הכוכבים ו-guard לתצורת production של הפרונט.</w:t>
+        <w:t>מה תוקן כבר: backend npm test מריץ syntax check, guard למקור האמת של נקודות נאמנות ו-guard ליכולות אדמין; frontend npm test מריץ guards לנגישות דירוג, לתצורת production ולניווט אדמין.</w:t>
       </w:r>
     </w:p>
     <w:p>
@@ -5560,20 +5587,7 @@
         <w:jc w:val="right"/>
       </w:pPr>
       <w:r>
-        <w:rPr>
-          <w:b/>
-          <w:color w:val="1F4D78"/>
-        </w:rPr>
-        <w:t>סטטוס:</w:t>
-      </w:r>
-      <w:r>
-        <w:t xml:space="preserve"> </w:t>
-      </w:r>
-      <w:r>
-        <w:rPr>
-          <w:color w:val="1F4D78"/>
-        </w:rPr>
-        <w:t>ה-route קיים, אבל Navbar לא מציג קישור ל-admin.</w:t>
+        <w:t>סטטוס: תוקן ואומת static+runtime. ה-Navbar מציג למשתמש admin תפריט ניהול עליון, כולל כניסה לפאנל הניהול, לטאבים של אימות מסמכים, ולמסכי נוסע/נהג. בנוסף admin מקבל יכולות נוסע/נהג בלי לאבד role=admin.</w:t>
       </w:r>
     </w:p>
     <w:p>
@@ -5583,20 +5597,7 @@
         <w:jc w:val="right"/>
       </w:pPr>
       <w:r>
-        <w:rPr>
-          <w:b/>
-          <w:color w:val="1F4D78"/>
-        </w:rPr>
-        <w:t>מה תוקן כבר:</w:t>
-      </w:r>
-      <w:r>
-        <w:t xml:space="preserve"> </w:t>
-      </w:r>
-      <w:r>
-        <w:rPr>
-          <w:color w:val="1F4D78"/>
-        </w:rPr>
-        <w:t>AdminPanel עצמו קיים ומוגן ב-App.jsx.</w:t>
+        <w:t>מה תוקן כבר: נוסף AdminMenu ב-Navbar; אדמין נחשב גם isPassenger וגם isDriver בצד הלקוח; AdminPanel יודע לפתוח טאב לפי ?tab=ids/licenses/vehicles; backend יוצר PassengerProfile גם לאדמין קיים או חדש; יצירת DriverProfile לאדמין כבר לא משנה את role מ-admin; יצירת נסיעה כאדמין בלי passengerId משתמשת בפרופיל הנוסע של האדמין.</w:t>
       </w:r>
     </w:p>
     <w:p>
@@ -5606,21 +5607,7 @@
         <w:jc w:val="right"/>
       </w:pPr>
       <w:r>
-        <w:rPr>
-          <w:b/>
-          <w:color w:val="1F4D78"/>
-        </w:rPr>
-        <w:lastRenderedPageBreak/>
-        <w:t>מה עדיין פתוח:</w:t>
-      </w:r>
-      <w:r>
-        <w:t xml:space="preserve"> </w:t>
-      </w:r>
-      <w:r>
-        <w:rPr>
-          <w:color w:val="1F4D78"/>
-        </w:rPr>
-        <w:t>Admin צריך להקליד /admin ידנית.</w:t>
+        <w:t>מה עדיין פתוח: אין פער ידוע בניווט או ביכולות הבסיסיות של אדמין כנוסע. כדי להשתמש בפועל כנהג, האדמין עדיין צריך להשלים Driver Setup כי DriverProfile דורש רישיון, רכב ומסמכים.</w:t>
       </w:r>
     </w:p>
     <w:p>
@@ -5630,20 +5617,7 @@
         <w:jc w:val="right"/>
       </w:pPr>
       <w:r>
-        <w:rPr>
-          <w:b/>
-          <w:color w:val="1F4D78"/>
-        </w:rPr>
-        <w:t>ראיות בקוד:</w:t>
-      </w:r>
-      <w:r>
-        <w:t xml:space="preserve"> </w:t>
-      </w:r>
-      <w:r>
-        <w:rPr>
-          <w:color w:val="1F4D78"/>
-        </w:rPr>
-        <w:t>frontend/src/App.jsx; frontend/src/components/Navbar.jsx.</w:t>
+        <w:t>ראיות בקוד: frontend/src/components/Navbar.jsx; frontend/src/pages/AdminPanel.jsx; frontend/scripts/check-admin-navigation.js; backend/controllers/userController.js; backend/controllers/driverController.js; backend/controllers/rideController.js; backend/scripts/check-admin-capabilities.js.</w:t>
       </w:r>
     </w:p>
     <w:p>
@@ -5653,20 +5627,7 @@
         <w:jc w:val="right"/>
       </w:pPr>
       <w:r>
-        <w:rPr>
-          <w:b/>
-          <w:color w:val="1F4D78"/>
-        </w:rPr>
-        <w:t>המלצה:</w:t>
-      </w:r>
-      <w:r>
-        <w:t xml:space="preserve"> </w:t>
-      </w:r>
-      <w:r>
-        <w:rPr>
-          <w:color w:val="1F4D78"/>
-        </w:rPr>
-        <w:t>להוסיף קישור Admin מותנה user.role === admin.</w:t>
+        <w:t>המלצה: להשאיר admin כ-role עצמאי עם יכולות נוסע/נהג נגזרות, ולא להמיר אותו ל-role=both כדי לא לאבד הרשאות ניהול.</w:t>
       </w:r>
     </w:p>
     <w:p>
@@ -6439,7 +6400,7 @@
               <w:rPr>
                 <w:color w:val="694911"/>
               </w:rPr>
-              <w:t>להוסיף בדיקות למסלול ride lifecycle, הרשאות, SOS ואיפוס סיסמה; להשאיר check-loyalty-source, check-rating-a11y ו-check-production-config ב-CI.</w:t>
+              <w:t>להוסיף בדיקות למסלול ride lifecycle, הרשאות, SOS ואיפוס סיסמה; להשאיר check-loyalty-source, check-admin-capabilities, check-rating-a11y, check-production-config ו-check-admin-navigation ב-CI.</w:t>
             </w:r>
           </w:p>
         </w:tc>
@@ -6466,7 +6427,7 @@
         <w:jc w:val="right"/>
       </w:pPr>
       <w:r>
-        <w:t>המסמך משקף בדיקה סטטית של הקוד ושל git log. בוצעו בדיקת syntax ל-backend, guard ייעודי שמוודא ש-User.loyaltyPoints הוא מקור האמת היחיד, frontend accessibility guard לתווית דירוג הכוכבים, frontend production-config guard, בניית frontend, סריקת bundle נגד localhost:5000, בדיקת migration לנקודות נאמנות, בדיקת runtime מבודדת לנקודות נאמנות מול MongoDB, ובדיקת runtime מבודדת ל-SOS מול Socket.IO ו-MongoDB. לא בוצעה בדיקת runtime מלאה מול SMTP או סביבת production.</w:t>
+        <w:t>המסמך משקף בדיקה סטטית של הקוד ושל git log. בוצעו בדיקת syntax ל-backend, guard ייעודי שמוודא ש-User.loyaltyPoints הוא מקור האמת היחיד, guard ליכולות אדמין, frontend accessibility guard לתווית דירוג הכוכבים, frontend production-config guard, frontend admin-navigation guard, בניית frontend, סריקת bundle נגד localhost:5000, בדיקת migration לנקודות נאמנות, בדיקת runtime מבודדת לנקודות נאמנות מול MongoDB, בדיקת runtime מבודדת ליכולות אדמין, ובדיקת runtime מבודדת ל-SOS מול Socket.IO ו-MongoDB. לא בוצעה בדיקת runtime מלאה מול SMTP או סביבת production.</w:t>
       </w:r>
     </w:p>
     <w:sectPr>

--- a/reports/דוח_סטטוס_באגים_HailNow_2026-08-04.docx
+++ b/reports/דוח_סטטוס_באגים_HailNow_2026-08-04.docx
@@ -25,7 +25,7 @@
         <w:jc w:val="right"/>
       </w:pPr>
       <w:r>
-        <w:t>מבוסס על רשימת הבאגים המצורפת, בדיקת הקוד הנוכחי והיסטוריית git מ-2-5 באוגוסט 2026. נכון ל-5 באוגוסט 2026, לאחר תיקון ואימות runtime למנגנון ה-SOS, למקור האמת של נקודות הנאמנות, לתווית הנגישות של דירוג הכוכבים, לתצורת הפרונט לפרודקשן ולניווט/יכולות אדמין.</w:t>
+        <w:t>מבוסס על רשימת הבאגים המצורפת, בדיקת הקוד הנוכחי והיסטוריית git מ-2-5 באוגוסט 2026. נכון ל-5 באוגוסט 2026, לאחר תיקון ואימות runtime למנגנון ה-SOS, למקור האמת של נקודות הנאמנות, לתווית הנגישות של דירוג הכוכבים, לתצורת הפרונט לפרודקשן, לניווט/יכולות אדמין, לחסימת חשיפת קיום אימייל דרך check-email ולמעבר הניווט ל-react-router-dom ולניקוי ארטיפקטים וקבצי IDE ממעקב Git.</w:t>
       </w:r>
     </w:p>
     <w:tbl>
@@ -54,7 +54,7 @@
           </w:tcPr>
           <w:p>
             <w:r>
-              <w:t>תקציר: מתוך 19 סעיפים ברשימה, שישה סעיפים תוקנו או אומתו ברובם (איפוס סיסמה, SOS, נקודות נאמנות, נגישות דירוג, תצורת הפרונט לפרודקשן וניווט אדמין), שלושה סעיפים תוקנו חלקית, ו-10 סעיפים עדיין פתוחים או דורשים החלטה. הסיכונים הדחופים ביותר שנותרו הם סוד JWT דיפולטי, חוסר bootstrap ל-admin, והשלמת החלטות מוצר/תפעול סביב carpool, בדיקות ופריסה.</w:t>
+              <w:t>תקציר: מתוך 19 סעיפים ברשימה, שלושה עשר סעיפים תוקנו או אומתו ברובם (סוד JWT, איפוס סיסמה, SOS, נקודות נאמנות, נגישות דירוג, תצורת הפרונט לפרודקשן, ניווט אדמין, Carpool, בדיקות, מידע רגיש, חשיפת קיום אימייל דרך check-email, ניווט React Router וניקוי ארטיפקטים וקבצי IDE ממעקב Git), סעיף אחד תוקן חלקית, ו-5 סעיפים עדיין פתוחים או דורשים החלטה. הסיכונים הדחופים ביותר שנותרו הם חוסר bootstrap ל-admin, התאמות סקייל/ריבוי מופעים, והשלמת החלטות מוצר/תפעול סביב פריסה וצרכני API.</w:t>
             </w:r>
           </w:p>
         </w:tc>
@@ -269,7 +269,7 @@
         <w:jc w:val="right"/>
       </w:pPr>
       <w:r>
-        <w:t>נבדקה היסטוריית git החל מ-2 באוגוסט 2026. רוב הקומיטים הם מיזוגים, ולכן הסיכום כאן מתייחס לקבצים ולמצב הקוד הסופי אחרי המיזוגים, כולל עדכונים נוספים למנגנון ה-SOS, לנקודות הנאמנות, לנגישות דירוג הכוכבים, לתצורת הפרונט לפרודקשן ולניווט/יכולות אדמין ב-5 באוגוסט 2026.</w:t>
+        <w:t>נבדקה היסטוריית git החל מ-2 באוגוסט 2026. רוב הקומיטים הם מיזוגים, ולכן הסיכום כאן מתייחס לקבצים ולמצב הקוד הסופי אחרי המיזוגים, כולל עדכונים נוספים למנגנון ה-SOS, לנקודות הנאמנות, לנגישות דירוג הכוכבים, לתצורת הפרונט לפרודקשן, לניווט/יכולות אדמין, לחסימת חשיפת קיום אימייל דרך check-email ולמעבר הניווט ל-react-router-dom, ולניקוי ארטיפקטים וקבצי IDE ממעקב Git ב-5 באוגוסט 2026.</w:t>
       </w:r>
     </w:p>
     <w:tbl>
@@ -539,6 +539,8 @@
                 <w:color w:val="111827"/>
                 <w:sz w:val="18"/>
               </w:rPr>
+            </w:r>
+            <w:r>
               <w:t>קבצי Upload רגישים</w:t>
             </w:r>
           </w:p>
@@ -566,7 +568,9 @@
                 <w:color w:val="1F5431"/>
                 <w:sz w:val="18"/>
               </w:rPr>
-              <w:t>backend/app.js, backend/routes/index.js, backend/controllers/uploadController.js, frontend/src/api/assets.js</w:t>
+            </w:r>
+            <w:r>
+              <w:t>backend/app.js, backend/routes/index.js, backend/controllers/uploadController.js, backend/utils/privacyCleanup.js, backend/scripts/purge-gps-retention.js, backend/tests/privacy-cleanup.test.js</w:t>
             </w:r>
           </w:p>
         </w:tc>
@@ -594,14 +598,16 @@
                 <w:color w:val="1F5431"/>
                 <w:sz w:val="18"/>
               </w:rPr>
-              <w:t>תעודות ורישיונות כבר לא נחשפים כ-static ציבורי; יש נתיב מאובטח ובדיקת בעלות.</w:t>
+            </w:r>
+            <w:r>
+              <w:t>תעודות ורישיונות כבר לא נחשפים כ-static ציבורי; יש נתיב מאובטח ובדיקת בעלות. deleteUser מנקה קבצי זיהוי ומסמכי רכב, ו-npm run privacy:purge-gps מוחק קואורדינטות ישנות לפי GPS_RETENTION_DAYS.</w:t>
             </w:r>
           </w:p>
         </w:tc>
         <w:tc>
           <w:tcPr>
             <w:tcW w:w="2750" w:type="dxa"/>
-            <w:shd w:val="clear" w:color="auto" w:fill="FFF4D6"/>
+            <w:shd w:val="clear" w:color="auto" w:fill="E6F4EA"/>
             <w:tcMar>
               <w:top w:w="80" w:type="dxa"/>
               <w:left w:w="120" w:type="dxa"/>
@@ -621,7 +627,9 @@
                 <w:color w:val="694911"/>
                 <w:sz w:val="18"/>
               </w:rPr>
-              <w:t>הגנה זו עדיין תלויה ב-JWT תקין; אין מחיקה/retention לקבצים ישנים.</w:t>
+            </w:r>
+            <w:r>
+              <w:t>אין פער קוד ידוע במחיקת קבצים/retention. נשאר לתזמן את privacy:purge-gps בפרודקשן דרך cron או worker יחיד; תלות JWT כללית מטופלת בסעיף 1.</w:t>
             </w:r>
           </w:p>
         </w:tc>
@@ -864,17 +872,11 @@
             <w:vAlign w:val="center"/>
           </w:tcPr>
           <w:p>
-            <w:pPr>
-              <w:bidi/>
-              <w:spacing w:after="0"/>
-              <w:jc w:val="right"/>
-            </w:pPr>
             <w:r>
               <w:rPr>
                 <w:color w:val="1F5431"/>
-                <w:sz w:val="18"/>
-              </w:rPr>
-              <w:t>backend/controllers/carpoolController.js, backend/routes/index.js</w:t>
+              </w:rPr>
+              <w:t>backend/controllers/carpoolController.js, backend/controllers/rideController.js, backend/routes/index.js, frontend/src/pages/BookRidePage.jsx, backend/scripts/check-carpool-flow.js, frontend/scripts/check-carpool-booking.js</w:t>
             </w:r>
           </w:p>
         </w:tc>
@@ -891,25 +893,18 @@
             <w:vAlign w:val="center"/>
           </w:tcPr>
           <w:p>
-            <w:pPr>
-              <w:bidi/>
-              <w:spacing w:after="0"/>
-              <w:jc w:val="right"/>
-            </w:pPr>
-            <w:r>
-              <w:rPr>
-                <w:b/>
+            <w:r>
+              <w:rPr>
                 <w:color w:val="1F5431"/>
-                <w:sz w:val="18"/>
-              </w:rPr>
-              <w:t>נוסף controller מלא לבקשות carpool עם pending/match/cancel.</w:t>
+              </w:rPr>
+              <w:t>BookRidePage שולח הזמנות Carpool ל-/carpool כבקשות pending עם seatsNeeded/requestedTime; createRide כבר לא מייצר CarpoolRequest במצב confirmed; נוספו guards לבדיקות backend/frontend.</w:t>
             </w:r>
           </w:p>
         </w:tc>
         <w:tc>
           <w:tcPr>
             <w:tcW w:w="2750" w:type="dxa"/>
-            <w:shd w:val="clear" w:color="auto" w:fill="FFF4D6"/>
+            <w:shd w:val="clear" w:color="auto" w:fill="E6F4EA"/>
             <w:tcMar>
               <w:top w:w="80" w:type="dxa"/>
               <w:left w:w="120" w:type="dxa"/>
@@ -919,17 +914,11 @@
             <w:vAlign w:val="center"/>
           </w:tcPr>
           <w:p>
-            <w:pPr>
-              <w:bidi/>
-              <w:spacing w:after="0"/>
-              <w:jc w:val="right"/>
-            </w:pPr>
-            <w:r>
-              <w:rPr>
-                <w:color w:val="694911"/>
-                <w:sz w:val="18"/>
-              </w:rPr>
-              <w:t>מסך ההזמנה עדיין לא משתמש ב-/carpool; הזמנת carpool רגילה יוצרת בקשה confirmed שלא תיכנס למנגנון matching.</w:t>
+            <w:r>
+              <w:rPr>
+                <w:color w:val="1F5431"/>
+              </w:rPr>
+              <w:t>אין פער קוד ידוע במסלול יצירת בקשת Carpool: הבקשות נכנסות לתור pending וזמינות ל-/carpool/pending ול-match.</w:t>
             </w:r>
           </w:p>
         </w:tc>
@@ -1376,7 +1365,7 @@
         <w:tc>
           <w:tcPr>
             <w:tcW w:w="520" w:type="dxa"/>
-            <w:shd w:val="clear" w:color="auto" w:fill="FDE9E7"/>
+            <w:shd w:val="clear" w:color="auto" w:fill="E6F4EA"/>
             <w:tcMar>
               <w:top w:w="80" w:type="dxa"/>
               <w:left w:w="120" w:type="dxa"/>
@@ -1393,7 +1382,7 @@
             </w:pPr>
             <w:r>
               <w:rPr>
-                <w:color w:val="70261E"/>
+                <w:color w:val="1F5431"/>
                 <w:sz w:val="18"/>
               </w:rPr>
               <w:lastRenderedPageBreak/>
@@ -1404,7 +1393,7 @@
         <w:tc>
           <w:tcPr>
             <w:tcW w:w="1880" w:type="dxa"/>
-            <w:shd w:val="clear" w:color="auto" w:fill="FDE9E7"/>
+            <w:shd w:val="clear" w:color="auto" w:fill="E6F4EA"/>
             <w:tcMar>
               <w:top w:w="80" w:type="dxa"/>
               <w:left w:w="120" w:type="dxa"/>
@@ -1421,7 +1410,7 @@
             </w:pPr>
             <w:r>
               <w:rPr>
-                <w:color w:val="70261E"/>
+                <w:color w:val="1F5431"/>
                 <w:sz w:val="18"/>
               </w:rPr>
               <w:t>סוד JWT דיפולטי שמופעל בשקט</w:t>
@@ -1431,7 +1420,7 @@
         <w:tc>
           <w:tcPr>
             <w:tcW w:w="1130" w:type="dxa"/>
-            <w:shd w:val="clear" w:color="auto" w:fill="D96C5F"/>
+            <w:shd w:val="clear" w:color="auto" w:fill="5FA777"/>
             <w:tcMar>
               <w:top w:w="80" w:type="dxa"/>
               <w:left w:w="120" w:type="dxa"/>
@@ -1441,25 +1430,24 @@
             <w:vAlign w:val="center"/>
           </w:tcPr>
           <w:p>
-            <w:pPr>
-              <w:bidi/>
-              <w:spacing w:after="0"/>
-              <w:jc w:val="right"/>
-            </w:pPr>
+            <w:r>
+              <w:rPr>
+                <w:color w:val="1F5431"/>
+              </w:rPr>
+            </w:r>
             <w:r>
               <w:rPr>
                 <w:b/>
-                <w:color w:val="70261E"/>
-                <w:sz w:val="18"/>
-              </w:rPr>
-              <w:t>פתוח</w:t>
+                <w:color w:val="1F5431"/>
+              </w:rPr>
+              <w:t>תוקן / אומת unit+startup</w:t>
             </w:r>
           </w:p>
         </w:tc>
         <w:tc>
           <w:tcPr>
             <w:tcW w:w="2860" w:type="dxa"/>
-            <w:shd w:val="clear" w:color="auto" w:fill="FDE9E7"/>
+            <w:shd w:val="clear" w:color="auto" w:fill="E6F4EA"/>
             <w:tcMar>
               <w:top w:w="80" w:type="dxa"/>
               <w:left w:w="120" w:type="dxa"/>
@@ -1469,24 +1457,23 @@
             <w:vAlign w:val="center"/>
           </w:tcPr>
           <w:p>
-            <w:pPr>
-              <w:bidi/>
-              <w:spacing w:after="0"/>
-              <w:jc w:val="right"/>
-            </w:pPr>
-            <w:r>
-              <w:rPr>
-                <w:color w:val="70261E"/>
-                <w:sz w:val="18"/>
-              </w:rPr>
-              <w:t>בוצעה הקשחה עקיפה בכך שקבצי תעודות ורישיונות עברו לנתיב מאובטח, אבל זה לא פותר את שורש הבעיה.</w:t>
+            <w:r>
+              <w:rPr>
+                <w:color w:val="1F5431"/>
+              </w:rPr>
+            </w:r>
+            <w:r>
+              <w:rPr>
+                <w:color w:val="1F5431"/>
+              </w:rPr>
+              <w:t>נוסף backend/utils/jwtConfig.js שמפסיק שימוש בסוד חסר, קצר, דיפולטי ידוע או placeholder כמו change_me/before_production/your/replace; server.js עוצר startup אם JWT_SECRET לא תקין. טוקני התחברות נחתמים עם userId בלבד, וה-auth middleware ו-Socket.IO טוענים role/isActive ממודל User בכל בקשה במקום לסמוך על role מתוך ה-token. backend/.env המקומי הוחלף לסוד אקראי חזק, ו-.env.example מתועד כ-placeholder שהאפליקציה תדחה אם יועתק כמו שהוא.</w:t>
             </w:r>
           </w:p>
         </w:tc>
         <w:tc>
           <w:tcPr>
             <w:tcW w:w="2970" w:type="dxa"/>
-            <w:shd w:val="clear" w:color="auto" w:fill="FDE9E7"/>
+            <w:shd w:val="clear" w:color="auto" w:fill="E6F4EA"/>
             <w:tcMar>
               <w:top w:w="80" w:type="dxa"/>
               <w:left w:w="120" w:type="dxa"/>
@@ -1496,17 +1483,16 @@
             <w:vAlign w:val="center"/>
           </w:tcPr>
           <w:p>
-            <w:pPr>
-              <w:bidi/>
-              <w:spacing w:after="0"/>
-              <w:jc w:val="right"/>
-            </w:pPr>
-            <w:r>
-              <w:rPr>
-                <w:color w:val="70261E"/>
-                <w:sz w:val="18"/>
-              </w:rPr>
-              <w:t>אין בדיקת startup לסוד חסר/קצר/ידוע, וההרשאה עדיין נגזרת מה-role שבתוך ה-token. מי שמכיר את הסוד יכול עדיין לייצר token עם role=admin.</w:t>
+            <w:r>
+              <w:rPr>
+                <w:color w:val="1F5431"/>
+              </w:rPr>
+            </w:r>
+            <w:r>
+              <w:rPr>
+                <w:color w:val="1F5431"/>
+              </w:rPr>
+              <w:t>אין פער קוד ידוע לאחר התיקון. בפרודקשן חובה להגדיר JWT_SECRET אמיתי, פרטי ושונה לכל סביבה, באורך 32+ תווים ולא ערך דיפולטי/placeholder; הרשאות קיימות נבדקות מול ה-DB גם עבור טוקנים ישנים עד לפקיעתם.</w:t>
             </w:r>
           </w:p>
         </w:tc>
@@ -2243,7 +2229,7 @@
         <w:tc>
           <w:tcPr>
             <w:tcW w:w="520" w:type="dxa"/>
-            <w:shd w:val="clear" w:color="auto" w:fill="FFF4D6"/>
+            <w:shd w:val="clear" w:color="auto" w:fill="E6F4EA"/>
             <w:tcMar>
               <w:top w:w="80" w:type="dxa"/>
               <w:left w:w="120" w:type="dxa"/>
@@ -2260,7 +2246,7 @@
             </w:pPr>
             <w:r>
               <w:rPr>
-                <w:color w:val="694911"/>
+                <w:color w:val="1F5431"/>
                 <w:sz w:val="18"/>
               </w:rPr>
               <w:t>8</w:t>
@@ -2270,7 +2256,7 @@
         <w:tc>
           <w:tcPr>
             <w:tcW w:w="1880" w:type="dxa"/>
-            <w:shd w:val="clear" w:color="auto" w:fill="FFF4D6"/>
+            <w:shd w:val="clear" w:color="auto" w:fill="E6F4EA"/>
             <w:tcMar>
               <w:top w:w="80" w:type="dxa"/>
               <w:left w:w="120" w:type="dxa"/>
@@ -2287,7 +2273,7 @@
             </w:pPr>
             <w:r>
               <w:rPr>
-                <w:color w:val="694911"/>
+                <w:color w:val="1F5431"/>
                 <w:sz w:val="18"/>
               </w:rPr>
               <w:t>פיצ׳ר Carpool עדיין לא באמת מאגם נוסעים</w:t>
@@ -2297,7 +2283,7 @@
         <w:tc>
           <w:tcPr>
             <w:tcW w:w="1130" w:type="dxa"/>
-            <w:shd w:val="clear" w:color="auto" w:fill="E6A23C"/>
+            <w:shd w:val="clear" w:color="auto" w:fill="5FA777"/>
             <w:tcMar>
               <w:top w:w="80" w:type="dxa"/>
               <w:left w:w="120" w:type="dxa"/>
@@ -2307,25 +2293,18 @@
             <w:vAlign w:val="center"/>
           </w:tcPr>
           <w:p>
-            <w:pPr>
-              <w:bidi/>
-              <w:spacing w:after="0"/>
-              <w:jc w:val="right"/>
-            </w:pPr>
-            <w:r>
-              <w:rPr>
-                <w:b/>
-                <w:color w:val="694911"/>
-                <w:sz w:val="18"/>
-              </w:rPr>
-              <w:t>תוקן חלקית</w:t>
+            <w:r>
+              <w:rPr>
+                <w:color w:val="1F5431"/>
+              </w:rPr>
+              <w:t>תוקן / אומת static+unit+build</w:t>
             </w:r>
           </w:p>
         </w:tc>
         <w:tc>
           <w:tcPr>
             <w:tcW w:w="2860" w:type="dxa"/>
-            <w:shd w:val="clear" w:color="auto" w:fill="FFF4D6"/>
+            <w:shd w:val="clear" w:color="auto" w:fill="E6F4EA"/>
             <w:tcMar>
               <w:top w:w="80" w:type="dxa"/>
               <w:left w:w="120" w:type="dxa"/>
@@ -2335,24 +2314,18 @@
             <w:vAlign w:val="center"/>
           </w:tcPr>
           <w:p>
-            <w:pPr>
-              <w:bidi/>
-              <w:spacing w:after="0"/>
-              <w:jc w:val="right"/>
-            </w:pPr>
-            <w:r>
-              <w:rPr>
-                <w:color w:val="694911"/>
-                <w:sz w:val="18"/>
-              </w:rPr>
-              <w:t>הקובץ backend/controllers/carpoolController.js כולל create/pending/match/cancel והרשאות.</w:t>
+            <w:r>
+              <w:rPr>
+                <w:color w:val="1F5431"/>
+              </w:rPr>
+              <w:t>BookRidePage יוצר בקשת Carpool דרך /carpool במקום ליצור נסיעה רגילה; הבקשה נשמרת כ-pending עם seatsNeeded/requestedTime/pricePerSeat. createRide כבר לא יוצר CarpoolRequest confirmed, ונוספו בדיקות check-carpool-flow ו-check-carpool-booking.</w:t>
             </w:r>
           </w:p>
         </w:tc>
         <w:tc>
           <w:tcPr>
             <w:tcW w:w="2970" w:type="dxa"/>
-            <w:shd w:val="clear" w:color="auto" w:fill="FFF4D6"/>
+            <w:shd w:val="clear" w:color="auto" w:fill="E6F4EA"/>
             <w:tcMar>
               <w:top w:w="80" w:type="dxa"/>
               <w:left w:w="120" w:type="dxa"/>
@@ -2362,17 +2335,11 @@
             <w:vAlign w:val="center"/>
           </w:tcPr>
           <w:p>
-            <w:pPr>
-              <w:bidi/>
-              <w:spacing w:after="0"/>
-              <w:jc w:val="right"/>
-            </w:pPr>
-            <w:r>
-              <w:rPr>
-                <w:color w:val="694911"/>
-                <w:sz w:val="18"/>
-              </w:rPr>
-              <w:t>עמוד BookRidePage לא קורא ל-/carpool. הפונקציה createRide יוצרת CarpoolRequest במצב confirmed, בעוד מנגנון matching מקבל רק pending.</w:t>
+            <w:r>
+              <w:rPr>
+                <w:color w:val="1F5431"/>
+              </w:rPr>
+              <w:t>אין פער קוד ידוע לאחר התיקון. הבקשות מופיעות ב-/carpool/pending ונכנסות למסלול match הקיים.</w:t>
             </w:r>
           </w:p>
         </w:tc>
@@ -2473,17 +2440,11 @@
             <w:vAlign w:val="center"/>
           </w:tcPr>
           <w:p>
-            <w:pPr>
-              <w:bidi/>
-              <w:spacing w:after="0"/>
-              <w:jc w:val="right"/>
-            </w:pPr>
             <w:r>
               <w:rPr>
                 <w:color w:val="694911"/>
-                <w:sz w:val="18"/>
-              </w:rPr>
-              <w:t>רשומת Payment נוצרת פנימית בסיום נסיעה, ו-carPool API קיים בצד שרת.</w:t>
+              </w:rPr>
+              <w:t>רשומת Payment נוצרת פנימית בסיום נסיעה; carpool API קיים בצד שרת; BookRidePage כבר יוצר בקשות Carpool דרך /carpool.</w:t>
             </w:r>
           </w:p>
         </w:tc>
@@ -2500,17 +2461,11 @@
             <w:vAlign w:val="center"/>
           </w:tcPr>
           <w:p>
-            <w:pPr>
-              <w:bidi/>
-              <w:spacing w:after="0"/>
-              <w:jc w:val="right"/>
-            </w:pPr>
             <w:r>
               <w:rPr>
                 <w:color w:val="694911"/>
-                <w:sz w:val="18"/>
-              </w:rPr>
-              <w:t>אין UI או קריאות frontend ל-/payments, /carpool או /translate; אין gateway לתשלום.</w:t>
+              </w:rPr>
+              <w:t>אין UI או קריאות frontend ל-/payments או /translate; אין gateway לתשלום.</w:t>
             </w:r>
           </w:p>
         </w:tc>
@@ -2519,7 +2474,7 @@
         <w:tc>
           <w:tcPr>
             <w:tcW w:w="520" w:type="dxa"/>
-            <w:shd w:val="clear" w:color="auto" w:fill="FDE9E7"/>
+            <w:shd w:val="clear" w:color="auto" w:fill="E6F4EA"/>
             <w:tcMar>
               <w:top w:w="80" w:type="dxa"/>
               <w:left w:w="120" w:type="dxa"/>
@@ -2533,6 +2488,24 @@
               <w:rPr>
                 <w:color w:val="70261E"/>
               </w:rPr>
+            </w:r>
+            <w:r>
+              <w:rPr>
+                <w:b w:val="0"/>
+                <w:color w:val="1F5431"/>
+              </w:rPr>
+            </w:r>
+            <w:r>
+              <w:rPr>
+                <w:b w:val="0"/>
+                <w:color w:val="1F5431"/>
+              </w:rPr>
+            </w:r>
+            <w:r>
+              <w:rPr>
+                <w:b w:val="0"/>
+                <w:color w:val="1F5431"/>
+              </w:rPr>
               <w:t>10</w:t>
             </w:r>
           </w:p>
@@ -2540,7 +2513,7 @@
         <w:tc>
           <w:tcPr>
             <w:tcW w:w="1880" w:type="dxa"/>
-            <w:shd w:val="clear" w:color="auto" w:fill="FDE9E7"/>
+            <w:shd w:val="clear" w:color="auto" w:fill="E6F4EA"/>
             <w:tcMar>
               <w:top w:w="80" w:type="dxa"/>
               <w:left w:w="120" w:type="dxa"/>
@@ -2554,6 +2527,24 @@
               <w:rPr>
                 <w:color w:val="70261E"/>
               </w:rPr>
+            </w:r>
+            <w:r>
+              <w:rPr>
+                <w:b w:val="0"/>
+                <w:color w:val="1F5431"/>
+              </w:rPr>
+            </w:r>
+            <w:r>
+              <w:rPr>
+                <w:b w:val="0"/>
+                <w:color w:val="1F5431"/>
+              </w:rPr>
+            </w:r>
+            <w:r>
+              <w:rPr>
+                <w:b w:val="0"/>
+                <w:color w:val="1F5431"/>
+              </w:rPr>
               <w:t>אין בדיקות אמיתיות</w:t>
             </w:r>
           </w:p>
@@ -2561,7 +2552,7 @@
         <w:tc>
           <w:tcPr>
             <w:tcW w:w="1130" w:type="dxa"/>
-            <w:shd w:val="clear" w:color="auto" w:fill="D96C5F"/>
+            <w:shd w:val="clear" w:color="auto" w:fill="5FA777"/>
             <w:tcMar>
               <w:top w:w="80" w:type="dxa"/>
               <w:left w:w="120" w:type="dxa"/>
@@ -2575,14 +2566,32 @@
               <w:rPr>
                 <w:color w:val="70261E"/>
               </w:rPr>
-              <w:t>פתוח</w:t>
+            </w:r>
+            <w:r>
+              <w:rPr>
+                <w:b/>
+                <w:color w:val="1F5431"/>
+              </w:rPr>
+            </w:r>
+            <w:r>
+              <w:rPr>
+                <w:b/>
+                <w:color w:val="1F5431"/>
+              </w:rPr>
+            </w:r>
+            <w:r>
+              <w:rPr>
+                <w:b/>
+                <w:color w:val="1F5431"/>
+              </w:rPr>
+              <w:t>תוקן / אומת unit+guards</w:t>
             </w:r>
           </w:p>
         </w:tc>
         <w:tc>
           <w:tcPr>
             <w:tcW w:w="2860" w:type="dxa"/>
-            <w:shd w:val="clear" w:color="auto" w:fill="FDE9E7"/>
+            <w:shd w:val="clear" w:color="auto" w:fill="E6F4EA"/>
             <w:tcMar>
               <w:top w:w="80" w:type="dxa"/>
               <w:left w:w="120" w:type="dxa"/>
@@ -2596,14 +2605,32 @@
               <w:rPr>
                 <w:color w:val="70261E"/>
               </w:rPr>
-              <w:t>backend npm test מריץ syntax check ו-guards לנקודות נאמנות ויכולות אדמין; frontend npm test מריץ guards לנגישות דירוג, production config וניווט אדמין.</w:t>
+            </w:r>
+            <w:r>
+              <w:rPr>
+                <w:b w:val="0"/>
+                <w:color w:val="1F5431"/>
+              </w:rPr>
+            </w:r>
+            <w:r>
+              <w:rPr>
+                <w:b w:val="0"/>
+                <w:color w:val="1F5431"/>
+              </w:rPr>
+            </w:r>
+            <w:r>
+              <w:rPr>
+                <w:b w:val="0"/>
+                <w:color w:val="1F5431"/>
+              </w:rPr>
+              <w:t>backend npm test מריץ syntax/guards וגם node:test suite עם 13 בדיקות ל-ride lifecycle, הרשאות עומק, תשלומים, SOS/DriverAlert ואיפוס סיסמה. frontend npm test עבר עם guard checks לנגישות דירוג, production config, ניווט אדמין ו-Carpool booking.</w:t>
             </w:r>
           </w:p>
         </w:tc>
         <w:tc>
           <w:tcPr>
             <w:tcW w:w="2970" w:type="dxa"/>
-            <w:shd w:val="clear" w:color="auto" w:fill="FDE9E7"/>
+            <w:shd w:val="clear" w:color="auto" w:fill="E6F4EA"/>
             <w:tcMar>
               <w:top w:w="80" w:type="dxa"/>
               <w:left w:w="120" w:type="dxa"/>
@@ -2617,7 +2644,25 @@
               <w:rPr>
                 <w:color w:val="70261E"/>
               </w:rPr>
-              <w:t>אין עדיין test suite משמעותי למסלול נסיעה, הרשאות, תשלומים, SOS או איפוס סיסמה.</w:t>
+            </w:r>
+            <w:r>
+              <w:rPr>
+                <w:b w:val="0"/>
+                <w:color w:val="1F5431"/>
+              </w:rPr>
+            </w:r>
+            <w:r>
+              <w:rPr>
+                <w:b w:val="0"/>
+                <w:color w:val="1F5431"/>
+              </w:rPr>
+            </w:r>
+            <w:r>
+              <w:rPr>
+                <w:b w:val="0"/>
+                <w:color w:val="1F5431"/>
+              </w:rPr>
+              <w:t>אין פער בדיקות ידוע בסעיף זה לאחר הריצה. לשמר backend npm test ו-frontend npm test ב-CI, ובהמשך להרחיב ל-integration/e2e מול Mongo ודפדפן אמיתי.</w:t>
             </w:r>
           </w:p>
         </w:tc>
@@ -2903,7 +2948,7 @@
         <w:tc>
           <w:tcPr>
             <w:tcW w:w="520" w:type="dxa"/>
-            <w:shd w:val="clear" w:color="auto" w:fill="FFF4D6"/>
+            <w:shd w:val="clear" w:color="auto" w:fill="E6F4EA"/>
             <w:tcMar>
               <w:top w:w="80" w:type="dxa"/>
               <w:left w:w="120" w:type="dxa"/>
@@ -2923,6 +2968,12 @@
                 <w:color w:val="694911"/>
                 <w:sz w:val="18"/>
               </w:rPr>
+            </w:r>
+            <w:r>
+              <w:rPr>
+                <w:b w:val="0"/>
+                <w:color w:val="1F5431"/>
+              </w:rPr>
               <w:t>13</w:t>
             </w:r>
           </w:p>
@@ -2930,7 +2981,7 @@
         <w:tc>
           <w:tcPr>
             <w:tcW w:w="1880" w:type="dxa"/>
-            <w:shd w:val="clear" w:color="auto" w:fill="FFF4D6"/>
+            <w:shd w:val="clear" w:color="auto" w:fill="E6F4EA"/>
             <w:tcMar>
               <w:top w:w="80" w:type="dxa"/>
               <w:left w:w="120" w:type="dxa"/>
@@ -2950,6 +3001,12 @@
                 <w:color w:val="694911"/>
                 <w:sz w:val="18"/>
               </w:rPr>
+            </w:r>
+            <w:r>
+              <w:rPr>
+                <w:b w:val="0"/>
+                <w:color w:val="1F5431"/>
+              </w:rPr>
               <w:t>טיפול במידע רגיש, תמונות מזהות ונתוני GPS</w:t>
             </w:r>
           </w:p>
@@ -2957,7 +3014,7 @@
         <w:tc>
           <w:tcPr>
             <w:tcW w:w="1130" w:type="dxa"/>
-            <w:shd w:val="clear" w:color="auto" w:fill="E6A23C"/>
+            <w:shd w:val="clear" w:color="auto" w:fill="5FA777"/>
             <w:tcMar>
               <w:top w:w="80" w:type="dxa"/>
               <w:left w:w="120" w:type="dxa"/>
@@ -2978,14 +3035,20 @@
                 <w:color w:val="694911"/>
                 <w:sz w:val="18"/>
               </w:rPr>
-              <w:t>תוקן חלקית</w:t>
+            </w:r>
+            <w:r>
+              <w:rPr>
+                <w:b/>
+                <w:color w:val="1F5431"/>
+              </w:rPr>
+              <w:t>תוקן / דורש תזמון retention</w:t>
             </w:r>
           </w:p>
         </w:tc>
         <w:tc>
           <w:tcPr>
             <w:tcW w:w="2860" w:type="dxa"/>
-            <w:shd w:val="clear" w:color="auto" w:fill="FFF4D6"/>
+            <w:shd w:val="clear" w:color="auto" w:fill="E6F4EA"/>
             <w:tcMar>
               <w:top w:w="80" w:type="dxa"/>
               <w:left w:w="120" w:type="dxa"/>
@@ -3005,14 +3068,20 @@
                 <w:color w:val="694911"/>
                 <w:sz w:val="18"/>
               </w:rPr>
-              <w:t>הקובץ app.js כבר מגיש static רק לתמונות פרופיל; קבצים רגישים נגישים דרך /uploads/secure אחרי auth והרשאת בעלות.</w:t>
+            </w:r>
+            <w:r>
+              <w:rPr>
+                <w:b w:val="0"/>
+                <w:color w:val="1F5431"/>
+              </w:rPr>
+              <w:t>deleteUser מנקה קבצי profile/ID/רישיון/מסמכי רכב מהדיסק, מאפס נתיבי אימות, מכבה מסמכי רכב, מוחק savedLocations ומאפס currentLocation של נהג. נוסף backend/utils/privacyCleanup.js ונוספו בדיקות privacy-cleanup.</w:t>
             </w:r>
           </w:p>
         </w:tc>
         <w:tc>
           <w:tcPr>
             <w:tcW w:w="2970" w:type="dxa"/>
-            <w:shd w:val="clear" w:color="auto" w:fill="FFF4D6"/>
+            <w:shd w:val="clear" w:color="auto" w:fill="E6F4EA"/>
             <w:tcMar>
               <w:top w:w="80" w:type="dxa"/>
               <w:left w:w="120" w:type="dxa"/>
@@ -3032,7 +3101,13 @@
                 <w:color w:val="694911"/>
                 <w:sz w:val="18"/>
               </w:rPr>
-              <w:t>הפונקציה deleteUser עדיין לא מוחק קבצי ID/רישיון/מסמכי רכב; אין מדיניות שמירת GPS או מנגנון מחיקה.</w:t>
+            </w:r>
+            <w:r>
+              <w:rPr>
+                <w:b w:val="0"/>
+                <w:color w:val="1F5431"/>
+              </w:rPr>
+              <w:t>אין פער קוד ידוע במחיקת קבצים ו-GPS של משתמש שנמחק. למחיקת GPS ישן נוסף npm run privacy:purge-gps עם GPS_RETENTION_DAYS, וצריך לתזמן אותו דרך cron/worker יחיד בפרודקשן.</w:t>
             </w:r>
           </w:p>
         </w:tc>
@@ -3179,7 +3254,7 @@
         <w:tc>
           <w:tcPr>
             <w:tcW w:w="520" w:type="dxa"/>
-            <w:shd w:val="clear" w:color="auto" w:fill="FDE9E7"/>
+            <w:shd w:val="clear" w:color="auto" w:fill="E6F4EA"/>
             <w:tcMar>
               <w:top w:w="80" w:type="dxa"/>
               <w:left w:w="120" w:type="dxa"/>
@@ -3196,8 +3271,8 @@
             </w:pPr>
             <w:r>
               <w:rPr>
-                <w:color w:val="70261E"/>
-                <w:sz w:val="18"/>
+                <w:b w:val="0"/>
+                <w:color w:val="1F5431"/>
               </w:rPr>
               <w:t>15</w:t>
             </w:r>
@@ -3206,7 +3281,7 @@
         <w:tc>
           <w:tcPr>
             <w:tcW w:w="1880" w:type="dxa"/>
-            <w:shd w:val="clear" w:color="auto" w:fill="FDE9E7"/>
+            <w:shd w:val="clear" w:color="auto" w:fill="E6F4EA"/>
             <w:tcMar>
               <w:top w:w="80" w:type="dxa"/>
               <w:left w:w="120" w:type="dxa"/>
@@ -3223,8 +3298,8 @@
             </w:pPr>
             <w:r>
               <w:rPr>
-                <w:color w:val="70261E"/>
-                <w:sz w:val="18"/>
+                <w:b w:val="0"/>
+                <w:color w:val="1F5431"/>
               </w:rPr>
               <w:t>חשיפת קיום אימייל דרך check-email</w:t>
             </w:r>
@@ -3233,7 +3308,7 @@
         <w:tc>
           <w:tcPr>
             <w:tcW w:w="1130" w:type="dxa"/>
-            <w:shd w:val="clear" w:color="auto" w:fill="D96C5F"/>
+            <w:shd w:val="clear" w:color="auto" w:fill="5FA777"/>
             <w:tcMar>
               <w:top w:w="80" w:type="dxa"/>
               <w:left w:w="120" w:type="dxa"/>
@@ -3251,17 +3326,16 @@
             <w:r>
               <w:rPr>
                 <w:b/>
-                <w:color w:val="70261E"/>
-                <w:sz w:val="18"/>
-              </w:rPr>
-              <w:t>פתוח</w:t>
+                <w:color w:val="1F5431"/>
+              </w:rPr>
+              <w:t>תוקן / אומת unit+build</w:t>
             </w:r>
           </w:p>
         </w:tc>
         <w:tc>
           <w:tcPr>
             <w:tcW w:w="2860" w:type="dxa"/>
-            <w:shd w:val="clear" w:color="auto" w:fill="FDE9E7"/>
+            <w:shd w:val="clear" w:color="auto" w:fill="E6F4EA"/>
             <w:tcMar>
               <w:top w:w="80" w:type="dxa"/>
               <w:left w:w="120" w:type="dxa"/>
@@ -3278,17 +3352,17 @@
             </w:pPr>
             <w:r>
               <w:rPr>
-                <w:color w:val="70261E"/>
-                <w:sz w:val="18"/>
-              </w:rPr>
-              <w:t>הנתיב rate-limited ל-20 בקשות ל-15 דקות.</w:t>
+                <w:b w:val="0"/>
+                <w:color w:val="1F5431"/>
+              </w:rPr>
+              <w:t>/users/check-email כבר אינו מבצע lookup ל-User ואינו מחזיר exists; הוא מחזיר תשובה אחידה לאימייל תקין. RegisterPage כבר לא קורא ל-check-email בזמן הקלדה, ו-register מחזיר הודעת כפילות כללית.</w:t>
             </w:r>
           </w:p>
         </w:tc>
         <w:tc>
           <w:tcPr>
             <w:tcW w:w="2970" w:type="dxa"/>
-            <w:shd w:val="clear" w:color="auto" w:fill="FDE9E7"/>
+            <w:shd w:val="clear" w:color="auto" w:fill="E6F4EA"/>
             <w:tcMar>
               <w:top w:w="80" w:type="dxa"/>
               <w:left w:w="120" w:type="dxa"/>
@@ -3305,10 +3379,361 @@
             </w:pPr>
             <w:r>
               <w:rPr>
-                <w:color w:val="70261E"/>
-                <w:sz w:val="18"/>
-              </w:rPr>
-              <w:t>עדיין אפשר לבדוק אם אימייל קיים במערכת.</w:t>
+                <w:b w:val="0"/>
+                <w:color w:val="1F5431"/>
+              </w:rPr>
+              <w:t>אין פער קוד ידוע לאחר התיקון. לשמור את בדיקות email-enumeration ב-CI ולבצע sanity check ידני לרישום כפול לפני הדגמה.</w:t>
+            </w:r>
+          </w:p>
+        </w:tc>
+      </w:tr>
+      <w:tr>
+        <w:tc>
+          <w:tcPr>
+            <w:tcW w:w="520" w:type="dxa"/>
+            <w:shd w:val="clear" w:color="auto" w:fill="E6F4EA"/>
+            <w:tcMar>
+              <w:top w:w="80" w:type="dxa"/>
+              <w:left w:w="120" w:type="dxa"/>
+              <w:bottom w:w="80" w:type="dxa"/>
+              <w:right w:w="120" w:type="dxa"/>
+            </w:tcMar>
+            <w:vAlign w:val="center"/>
+          </w:tcPr>
+          <w:p>
+            <w:pPr>
+              <w:bidi/>
+              <w:spacing w:after="0"/>
+              <w:jc w:val="right"/>
+            </w:pPr>
+            <w:r>
+              <w:rPr>
+                <w:b w:val="0"/>
+                <w:color w:val="1F5431"/>
+              </w:rPr>
+              <w:t>16</w:t>
+            </w:r>
+          </w:p>
+        </w:tc>
+        <w:tc>
+          <w:tcPr>
+            <w:tcW w:w="1880" w:type="dxa"/>
+            <w:shd w:val="clear" w:color="auto" w:fill="E6F4EA"/>
+            <w:tcMar>
+              <w:top w:w="80" w:type="dxa"/>
+              <w:left w:w="120" w:type="dxa"/>
+              <w:bottom w:w="80" w:type="dxa"/>
+              <w:right w:w="120" w:type="dxa"/>
+            </w:tcMar>
+            <w:vAlign w:val="center"/>
+          </w:tcPr>
+          <w:p>
+            <w:pPr>
+              <w:bidi/>
+              <w:spacing w:after="0"/>
+              <w:jc w:val="right"/>
+            </w:pPr>
+            <w:r>
+              <w:rPr>
+                <w:b w:val="0"/>
+                <w:color w:val="1F5431"/>
+              </w:rPr>
+              <w:t>הניווט של React Router ממומש ידנית</w:t>
+            </w:r>
+          </w:p>
+        </w:tc>
+        <w:tc>
+          <w:tcPr>
+            <w:tcW w:w="1130" w:type="dxa"/>
+            <w:shd w:val="clear" w:color="auto" w:fill="5FA777"/>
+            <w:tcMar>
+              <w:top w:w="80" w:type="dxa"/>
+              <w:left w:w="120" w:type="dxa"/>
+              <w:bottom w:w="80" w:type="dxa"/>
+              <w:right w:w="120" w:type="dxa"/>
+            </w:tcMar>
+            <w:vAlign w:val="center"/>
+          </w:tcPr>
+          <w:p>
+            <w:pPr>
+              <w:bidi/>
+              <w:spacing w:after="0"/>
+              <w:jc w:val="right"/>
+            </w:pPr>
+            <w:r>
+              <w:rPr>
+                <w:b/>
+                <w:color w:val="1F5431"/>
+              </w:rPr>
+              <w:t>תוקן / אומת static+build</w:t>
+            </w:r>
+          </w:p>
+        </w:tc>
+        <w:tc>
+          <w:tcPr>
+            <w:tcW w:w="2860" w:type="dxa"/>
+            <w:shd w:val="clear" w:color="auto" w:fill="E6F4EA"/>
+            <w:tcMar>
+              <w:top w:w="80" w:type="dxa"/>
+              <w:left w:w="120" w:type="dxa"/>
+              <w:bottom w:w="80" w:type="dxa"/>
+              <w:right w:w="120" w:type="dxa"/>
+            </w:tcMar>
+            <w:vAlign w:val="center"/>
+          </w:tcPr>
+          <w:p>
+            <w:pPr>
+              <w:bidi/>
+              <w:spacing w:after="0"/>
+              <w:jc w:val="right"/>
+            </w:pPr>
+            <w:r>
+              <w:rPr>
+                <w:b w:val="0"/>
+                <w:color w:val="1F5431"/>
+              </w:rPr>
+              <w:t>נוסף react-router-dom, ו-frontend/src/routing.jsx הוחלף ממימוש ידני לשכבת re-export דקה ל-BrowserRouter, Routes, Route, Navigate, Link וה-hooks. כל הייבואים המקומיים נשארו יציבים.</w:t>
+            </w:r>
+          </w:p>
+        </w:tc>
+        <w:tc>
+          <w:tcPr>
+            <w:tcW w:w="2970" w:type="dxa"/>
+            <w:shd w:val="clear" w:color="auto" w:fill="E6F4EA"/>
+            <w:tcMar>
+              <w:top w:w="80" w:type="dxa"/>
+              <w:left w:w="120" w:type="dxa"/>
+              <w:bottom w:w="80" w:type="dxa"/>
+              <w:right w:w="120" w:type="dxa"/>
+            </w:tcMar>
+            <w:vAlign w:val="center"/>
+          </w:tcPr>
+          <w:p>
+            <w:pPr>
+              <w:bidi/>
+              <w:spacing w:after="0"/>
+              <w:jc w:val="right"/>
+            </w:pPr>
+            <w:r>
+              <w:rPr>
+                <w:b w:val="0"/>
+                <w:color w:val="1F5431"/>
+              </w:rPr>
+              <w:t>אין פער קוד ידוע לאחר התיקון. נוסף guard בשם check-router-adapter שמונע חזרה למימוש ידני, ויש לשמור אותו כחלק מ-frontend npm test.</w:t>
+            </w:r>
+          </w:p>
+        </w:tc>
+      </w:tr>
+      <w:tr>
+        <w:tc>
+          <w:tcPr>
+            <w:tcW w:w="520" w:type="dxa"/>
+            <w:shd w:val="clear" w:color="auto" w:fill="E6F4EA"/>
+            <w:tcMar>
+              <w:top w:w="80" w:type="dxa"/>
+              <w:left w:w="120" w:type="dxa"/>
+              <w:bottom w:w="80" w:type="dxa"/>
+              <w:right w:w="120" w:type="dxa"/>
+            </w:tcMar>
+            <w:vAlign w:val="center"/>
+          </w:tcPr>
+          <w:p>
+            <w:r>
+              <w:rPr>
+                <w:color w:val="1F5431"/>
+              </w:rPr>
+              <w:t>17</w:t>
+            </w:r>
+          </w:p>
+        </w:tc>
+        <w:tc>
+          <w:tcPr>
+            <w:tcW w:w="1880" w:type="dxa"/>
+            <w:shd w:val="clear" w:color="auto" w:fill="E6F4EA"/>
+            <w:tcMar>
+              <w:top w:w="80" w:type="dxa"/>
+              <w:left w:w="120" w:type="dxa"/>
+              <w:bottom w:w="80" w:type="dxa"/>
+              <w:right w:w="120" w:type="dxa"/>
+            </w:tcMar>
+            <w:vAlign w:val="center"/>
+          </w:tcPr>
+          <w:p>
+            <w:r>
+              <w:rPr>
+                <w:color w:val="1F5431"/>
+              </w:rPr>
+              <w:t>אין קישור ניווט לפאנל ניהול admin</w:t>
+            </w:r>
+          </w:p>
+        </w:tc>
+        <w:tc>
+          <w:tcPr>
+            <w:tcW w:w="1130" w:type="dxa"/>
+            <w:shd w:val="clear" w:color="auto" w:fill="5FA777"/>
+            <w:tcMar>
+              <w:top w:w="80" w:type="dxa"/>
+              <w:left w:w="120" w:type="dxa"/>
+              <w:bottom w:w="80" w:type="dxa"/>
+              <w:right w:w="120" w:type="dxa"/>
+            </w:tcMar>
+            <w:vAlign w:val="center"/>
+          </w:tcPr>
+          <w:p>
+            <w:r>
+              <w:rPr>
+                <w:color w:val="1F5431"/>
+              </w:rPr>
+              <w:t>תוקן / אומת static+runtime</w:t>
+            </w:r>
+          </w:p>
+        </w:tc>
+        <w:tc>
+          <w:tcPr>
+            <w:tcW w:w="2860" w:type="dxa"/>
+            <w:shd w:val="clear" w:color="auto" w:fill="E6F4EA"/>
+            <w:tcMar>
+              <w:top w:w="80" w:type="dxa"/>
+              <w:left w:w="120" w:type="dxa"/>
+              <w:bottom w:w="80" w:type="dxa"/>
+              <w:right w:w="120" w:type="dxa"/>
+            </w:tcMar>
+            <w:vAlign w:val="center"/>
+          </w:tcPr>
+          <w:p>
+            <w:r>
+              <w:rPr>
+                <w:color w:val="1F5431"/>
+              </w:rPr>
+              <w:t>נוסף תפריט AdminMenu ב-Navbar עם כניסה לפאנל ניהול, טאבי אימות מסמכים, לוח נוסע, לוח נהג, הזמנת נסיעה והיסטוריה; AdminPanel קורא ?tab=...; backend נותן לאדמין PassengerProfile ושומר role=admin גם לאחר Driver Setup.</w:t>
+            </w:r>
+          </w:p>
+        </w:tc>
+        <w:tc>
+          <w:tcPr>
+            <w:tcW w:w="2970" w:type="dxa"/>
+            <w:shd w:val="clear" w:color="auto" w:fill="E6F4EA"/>
+            <w:tcMar>
+              <w:top w:w="80" w:type="dxa"/>
+              <w:left w:w="120" w:type="dxa"/>
+              <w:bottom w:w="80" w:type="dxa"/>
+              <w:right w:w="120" w:type="dxa"/>
+            </w:tcMar>
+            <w:vAlign w:val="center"/>
+          </w:tcPr>
+          <w:p>
+            <w:r>
+              <w:rPr>
+                <w:color w:val="1F5431"/>
+              </w:rPr>
+              <w:t>אין פער ידוע בניווט. כדי לנהוג בפועל, אדמין עדיין צריך להשלים Driver Setup עם מסמכים.</w:t>
+            </w:r>
+          </w:p>
+        </w:tc>
+      </w:tr>
+      <w:tr>
+        <w:tc>
+          <w:tcPr>
+            <w:tcW w:w="520" w:type="dxa"/>
+            <w:shd w:val="clear" w:color="auto" w:fill="E6F4EA"/>
+            <w:tcMar>
+              <w:top w:w="80" w:type="dxa"/>
+              <w:left w:w="120" w:type="dxa"/>
+              <w:bottom w:w="80" w:type="dxa"/>
+              <w:right w:w="120" w:type="dxa"/>
+            </w:tcMar>
+            <w:vAlign w:val="center"/>
+          </w:tcPr>
+          <w:p>
+            <w:r>
+              <w:rPr>
+                <w:color w:val="1F5431"/>
+              </w:rPr>
+              <w:t>18</w:t>
+            </w:r>
+          </w:p>
+        </w:tc>
+        <w:tc>
+          <w:tcPr>
+            <w:tcW w:w="1880" w:type="dxa"/>
+            <w:shd w:val="clear" w:color="auto" w:fill="E6F4EA"/>
+            <w:tcMar>
+              <w:top w:w="80" w:type="dxa"/>
+              <w:left w:w="120" w:type="dxa"/>
+              <w:bottom w:w="80" w:type="dxa"/>
+              <w:right w:w="120" w:type="dxa"/>
+            </w:tcMar>
+            <w:vAlign w:val="center"/>
+          </w:tcPr>
+          <w:p>
+            <w:r>
+              <w:rPr>
+                <w:color w:val="1F5431"/>
+              </w:rPr>
+              <w:t>ארטיפקטים וקבצי IDE עדיין במעקב Git</w:t>
+            </w:r>
+          </w:p>
+        </w:tc>
+        <w:tc>
+          <w:tcPr>
+            <w:tcW w:w="1130" w:type="dxa"/>
+            <w:shd w:val="clear" w:color="auto" w:fill="5FA777"/>
+            <w:tcMar>
+              <w:top w:w="80" w:type="dxa"/>
+              <w:left w:w="120" w:type="dxa"/>
+              <w:bottom w:w="80" w:type="dxa"/>
+              <w:right w:w="120" w:type="dxa"/>
+            </w:tcMar>
+            <w:vAlign w:val="center"/>
+          </w:tcPr>
+          <w:p>
+            <w:r>
+              <w:rPr>
+                <w:color w:val="1F5431"/>
+              </w:rPr>
+              <w:t>תוקן / אומת static+git</w:t>
+            </w:r>
+          </w:p>
+        </w:tc>
+        <w:tc>
+          <w:tcPr>
+            <w:tcW w:w="2860" w:type="dxa"/>
+            <w:shd w:val="clear" w:color="auto" w:fill="E6F4EA"/>
+            <w:tcMar>
+              <w:top w:w="80" w:type="dxa"/>
+              <w:left w:w="120" w:type="dxa"/>
+              <w:bottom w:w="80" w:type="dxa"/>
+              <w:right w:w="120" w:type="dxa"/>
+            </w:tcMar>
+            <w:vAlign w:val="center"/>
+          </w:tcPr>
+          <w:p>
+            <w:r>
+              <w:rPr>
+                <w:color w:val="1F5431"/>
+              </w:rPr>
+              <w:t>.gitignore כולל עכשיו frontend/build/ ו-.idea/; קבצי frontend/build ו-.idea הוצאו מה-index באמצעות git rm --cached ונשארים מקומית בלבד; נוסף guard ל-frontend npm test שמוודא שהנתיבים לא חוזרים למעקב.</w:t>
+            </w:r>
+          </w:p>
+        </w:tc>
+        <w:tc>
+          <w:tcPr>
+            <w:tcW w:w="2970" w:type="dxa"/>
+            <w:shd w:val="clear" w:color="auto" w:fill="E6F4EA"/>
+            <w:tcMar>
+              <w:top w:w="80" w:type="dxa"/>
+              <w:left w:w="120" w:type="dxa"/>
+              <w:bottom w:w="80" w:type="dxa"/>
+              <w:right w:w="120" w:type="dxa"/>
+            </w:tcMar>
+            <w:vAlign w:val="center"/>
+          </w:tcPr>
+          <w:p>
+            <w:r>
+              <w:rPr>
+                <w:color w:val="1F5431"/>
+              </w:rPr>
+              <w:t>אין פער Git hygiene ידוע לאחר התיקון. יש לשמור את check-tracked-artifacts כחלק מהבדיקות כדי למנוע החזרה של IDE/build artifacts למעקב.</w:t>
             </w:r>
           </w:p>
         </w:tc>
@@ -3337,7 +3762,7 @@
                 <w:color w:val="70261E"/>
                 <w:sz w:val="18"/>
               </w:rPr>
-              <w:t>16</w:t>
+              <w:t>19</w:t>
             </w:r>
           </w:p>
         </w:tc>
@@ -3364,7 +3789,7 @@
                 <w:color w:val="70261E"/>
                 <w:sz w:val="18"/>
               </w:rPr>
-              <w:t>הניווט של React Router ממומש ידנית</w:t>
+              <w:t>אי-עקביות מיתוג ושמות חבילות</w:t>
             </w:r>
           </w:p>
         </w:tc>
@@ -3419,7 +3844,7 @@
                 <w:color w:val="70261E"/>
                 <w:sz w:val="18"/>
               </w:rPr>
-              <w:t>הוא עובד לצרכי הפרויקט הנוכחיים.</w:t>
+              <w:t>חלק מה-UI כבר ממותג HailNow.</w:t>
             </w:r>
           </w:p>
         </w:tc>
@@ -3446,389 +3871,6 @@
                 <w:color w:val="70261E"/>
                 <w:sz w:val="18"/>
               </w:rPr>
-              <w:t>זה נשאר חוב תחזוקה מול שימוש ב-react-router.</w:t>
-            </w:r>
-          </w:p>
-        </w:tc>
-      </w:tr>
-      <w:tr>
-        <w:tc>
-          <w:tcPr>
-            <w:tcW w:w="520" w:type="dxa"/>
-            <w:shd w:val="clear" w:color="auto" w:fill="E6F4EA"/>
-            <w:tcMar>
-              <w:top w:w="80" w:type="dxa"/>
-              <w:left w:w="120" w:type="dxa"/>
-              <w:bottom w:w="80" w:type="dxa"/>
-              <w:right w:w="120" w:type="dxa"/>
-            </w:tcMar>
-            <w:vAlign w:val="center"/>
-          </w:tcPr>
-          <w:p>
-            <w:r>
-              <w:rPr>
-                <w:color w:val="1F5431"/>
-              </w:rPr>
-              <w:t>17</w:t>
-            </w:r>
-          </w:p>
-        </w:tc>
-        <w:tc>
-          <w:tcPr>
-            <w:tcW w:w="1880" w:type="dxa"/>
-            <w:shd w:val="clear" w:color="auto" w:fill="E6F4EA"/>
-            <w:tcMar>
-              <w:top w:w="80" w:type="dxa"/>
-              <w:left w:w="120" w:type="dxa"/>
-              <w:bottom w:w="80" w:type="dxa"/>
-              <w:right w:w="120" w:type="dxa"/>
-            </w:tcMar>
-            <w:vAlign w:val="center"/>
-          </w:tcPr>
-          <w:p>
-            <w:r>
-              <w:rPr>
-                <w:color w:val="1F5431"/>
-              </w:rPr>
-              <w:t>אין קישור ניווט לפאנל ניהול admin</w:t>
-            </w:r>
-          </w:p>
-        </w:tc>
-        <w:tc>
-          <w:tcPr>
-            <w:tcW w:w="1130" w:type="dxa"/>
-            <w:shd w:val="clear" w:color="auto" w:fill="5FA777"/>
-            <w:tcMar>
-              <w:top w:w="80" w:type="dxa"/>
-              <w:left w:w="120" w:type="dxa"/>
-              <w:bottom w:w="80" w:type="dxa"/>
-              <w:right w:w="120" w:type="dxa"/>
-            </w:tcMar>
-            <w:vAlign w:val="center"/>
-          </w:tcPr>
-          <w:p>
-            <w:r>
-              <w:rPr>
-                <w:color w:val="1F5431"/>
-              </w:rPr>
-              <w:t>תוקן / אומת static+runtime</w:t>
-            </w:r>
-          </w:p>
-        </w:tc>
-        <w:tc>
-          <w:tcPr>
-            <w:tcW w:w="2860" w:type="dxa"/>
-            <w:shd w:val="clear" w:color="auto" w:fill="E6F4EA"/>
-            <w:tcMar>
-              <w:top w:w="80" w:type="dxa"/>
-              <w:left w:w="120" w:type="dxa"/>
-              <w:bottom w:w="80" w:type="dxa"/>
-              <w:right w:w="120" w:type="dxa"/>
-            </w:tcMar>
-            <w:vAlign w:val="center"/>
-          </w:tcPr>
-          <w:p>
-            <w:r>
-              <w:rPr>
-                <w:color w:val="1F5431"/>
-              </w:rPr>
-              <w:t>נוסף תפריט AdminMenu ב-Navbar עם כניסה לפאנל ניהול, טאבי אימות מסמכים, לוח נוסע, לוח נהג, הזמנת נסיעה והיסטוריה; AdminPanel קורא ?tab=...; backend נותן לאדמין PassengerProfile ושומר role=admin גם לאחר Driver Setup.</w:t>
-            </w:r>
-          </w:p>
-        </w:tc>
-        <w:tc>
-          <w:tcPr>
-            <w:tcW w:w="2970" w:type="dxa"/>
-            <w:shd w:val="clear" w:color="auto" w:fill="E6F4EA"/>
-            <w:tcMar>
-              <w:top w:w="80" w:type="dxa"/>
-              <w:left w:w="120" w:type="dxa"/>
-              <w:bottom w:w="80" w:type="dxa"/>
-              <w:right w:w="120" w:type="dxa"/>
-            </w:tcMar>
-            <w:vAlign w:val="center"/>
-          </w:tcPr>
-          <w:p>
-            <w:r>
-              <w:rPr>
-                <w:color w:val="1F5431"/>
-              </w:rPr>
-              <w:t>אין פער ידוע בניווט. כדי לנהוג בפועל, אדמין עדיין צריך להשלים Driver Setup עם מסמכים.</w:t>
-            </w:r>
-          </w:p>
-        </w:tc>
-      </w:tr>
-      <w:tr>
-        <w:tc>
-          <w:tcPr>
-            <w:tcW w:w="520" w:type="dxa"/>
-            <w:shd w:val="clear" w:color="auto" w:fill="FDE9E7"/>
-            <w:tcMar>
-              <w:top w:w="80" w:type="dxa"/>
-              <w:left w:w="120" w:type="dxa"/>
-              <w:bottom w:w="80" w:type="dxa"/>
-              <w:right w:w="120" w:type="dxa"/>
-            </w:tcMar>
-            <w:vAlign w:val="center"/>
-          </w:tcPr>
-          <w:p>
-            <w:pPr>
-              <w:bidi/>
-              <w:spacing w:after="0"/>
-              <w:jc w:val="right"/>
-            </w:pPr>
-            <w:r>
-              <w:rPr>
-                <w:color w:val="70261E"/>
-                <w:sz w:val="18"/>
-              </w:rPr>
-              <w:t>18</w:t>
-            </w:r>
-          </w:p>
-        </w:tc>
-        <w:tc>
-          <w:tcPr>
-            <w:tcW w:w="1880" w:type="dxa"/>
-            <w:shd w:val="clear" w:color="auto" w:fill="FDE9E7"/>
-            <w:tcMar>
-              <w:top w:w="80" w:type="dxa"/>
-              <w:left w:w="120" w:type="dxa"/>
-              <w:bottom w:w="80" w:type="dxa"/>
-              <w:right w:w="120" w:type="dxa"/>
-            </w:tcMar>
-            <w:vAlign w:val="center"/>
-          </w:tcPr>
-          <w:p>
-            <w:pPr>
-              <w:bidi/>
-              <w:spacing w:after="0"/>
-              <w:jc w:val="right"/>
-            </w:pPr>
-            <w:r>
-              <w:rPr>
-                <w:color w:val="70261E"/>
-                <w:sz w:val="18"/>
-              </w:rPr>
-              <w:t>ארטיפקטים וקבצי IDE עדיין במעקב Git</w:t>
-            </w:r>
-          </w:p>
-        </w:tc>
-        <w:tc>
-          <w:tcPr>
-            <w:tcW w:w="1130" w:type="dxa"/>
-            <w:shd w:val="clear" w:color="auto" w:fill="D96C5F"/>
-            <w:tcMar>
-              <w:top w:w="80" w:type="dxa"/>
-              <w:left w:w="120" w:type="dxa"/>
-              <w:bottom w:w="80" w:type="dxa"/>
-              <w:right w:w="120" w:type="dxa"/>
-            </w:tcMar>
-            <w:vAlign w:val="center"/>
-          </w:tcPr>
-          <w:p>
-            <w:pPr>
-              <w:bidi/>
-              <w:spacing w:after="0"/>
-              <w:jc w:val="right"/>
-            </w:pPr>
-            <w:r>
-              <w:rPr>
-                <w:b/>
-                <w:color w:val="70261E"/>
-                <w:sz w:val="18"/>
-              </w:rPr>
-              <w:t>פתוח</w:t>
-            </w:r>
-          </w:p>
-        </w:tc>
-        <w:tc>
-          <w:tcPr>
-            <w:tcW w:w="2860" w:type="dxa"/>
-            <w:shd w:val="clear" w:color="auto" w:fill="FDE9E7"/>
-            <w:tcMar>
-              <w:top w:w="80" w:type="dxa"/>
-              <w:left w:w="120" w:type="dxa"/>
-              <w:bottom w:w="80" w:type="dxa"/>
-              <w:right w:w="120" w:type="dxa"/>
-            </w:tcMar>
-            <w:vAlign w:val="center"/>
-          </w:tcPr>
-          <w:p>
-            <w:pPr>
-              <w:bidi/>
-              <w:spacing w:after="0"/>
-              <w:jc w:val="right"/>
-            </w:pPr>
-            <w:r>
-              <w:rPr>
-                <w:color w:val="70261E"/>
-                <w:sz w:val="18"/>
-              </w:rPr>
-              <w:t>הקובץ .gitignore כולל frontend/dist, uploads, .pids ו-node_modules.</w:t>
-            </w:r>
-          </w:p>
-        </w:tc>
-        <w:tc>
-          <w:tcPr>
-            <w:tcW w:w="2970" w:type="dxa"/>
-            <w:shd w:val="clear" w:color="auto" w:fill="FDE9E7"/>
-            <w:tcMar>
-              <w:top w:w="80" w:type="dxa"/>
-              <w:left w:w="120" w:type="dxa"/>
-              <w:bottom w:w="80" w:type="dxa"/>
-              <w:right w:w="120" w:type="dxa"/>
-            </w:tcMar>
-            <w:vAlign w:val="center"/>
-          </w:tcPr>
-          <w:p>
-            <w:pPr>
-              <w:bidi/>
-              <w:spacing w:after="0"/>
-              <w:jc w:val="right"/>
-            </w:pPr>
-            <w:r>
-              <w:rPr>
-                <w:color w:val="70261E"/>
-                <w:sz w:val="18"/>
-              </w:rPr>
-              <w:t>התיקייה frontend/build ותיקיות .idea/shelf עדיין במעקב Git; זה ממשיך לזהם diffs.</w:t>
-            </w:r>
-          </w:p>
-        </w:tc>
-      </w:tr>
-      <w:tr>
-        <w:tc>
-          <w:tcPr>
-            <w:tcW w:w="520" w:type="dxa"/>
-            <w:shd w:val="clear" w:color="auto" w:fill="FDE9E7"/>
-            <w:tcMar>
-              <w:top w:w="80" w:type="dxa"/>
-              <w:left w:w="120" w:type="dxa"/>
-              <w:bottom w:w="80" w:type="dxa"/>
-              <w:right w:w="120" w:type="dxa"/>
-            </w:tcMar>
-            <w:vAlign w:val="center"/>
-          </w:tcPr>
-          <w:p>
-            <w:pPr>
-              <w:bidi/>
-              <w:spacing w:after="0"/>
-              <w:jc w:val="right"/>
-            </w:pPr>
-            <w:r>
-              <w:rPr>
-                <w:color w:val="70261E"/>
-                <w:sz w:val="18"/>
-              </w:rPr>
-              <w:t>19</w:t>
-            </w:r>
-          </w:p>
-        </w:tc>
-        <w:tc>
-          <w:tcPr>
-            <w:tcW w:w="1880" w:type="dxa"/>
-            <w:shd w:val="clear" w:color="auto" w:fill="FDE9E7"/>
-            <w:tcMar>
-              <w:top w:w="80" w:type="dxa"/>
-              <w:left w:w="120" w:type="dxa"/>
-              <w:bottom w:w="80" w:type="dxa"/>
-              <w:right w:w="120" w:type="dxa"/>
-            </w:tcMar>
-            <w:vAlign w:val="center"/>
-          </w:tcPr>
-          <w:p>
-            <w:pPr>
-              <w:bidi/>
-              <w:spacing w:after="0"/>
-              <w:jc w:val="right"/>
-            </w:pPr>
-            <w:r>
-              <w:rPr>
-                <w:color w:val="70261E"/>
-                <w:sz w:val="18"/>
-              </w:rPr>
-              <w:t>אי-עקביות מיתוג ושמות חבילות</w:t>
-            </w:r>
-          </w:p>
-        </w:tc>
-        <w:tc>
-          <w:tcPr>
-            <w:tcW w:w="1130" w:type="dxa"/>
-            <w:shd w:val="clear" w:color="auto" w:fill="D96C5F"/>
-            <w:tcMar>
-              <w:top w:w="80" w:type="dxa"/>
-              <w:left w:w="120" w:type="dxa"/>
-              <w:bottom w:w="80" w:type="dxa"/>
-              <w:right w:w="120" w:type="dxa"/>
-            </w:tcMar>
-            <w:vAlign w:val="center"/>
-          </w:tcPr>
-          <w:p>
-            <w:pPr>
-              <w:bidi/>
-              <w:spacing w:after="0"/>
-              <w:jc w:val="right"/>
-            </w:pPr>
-            <w:r>
-              <w:rPr>
-                <w:b/>
-                <w:color w:val="70261E"/>
-                <w:sz w:val="18"/>
-              </w:rPr>
-              <w:t>פתוח</w:t>
-            </w:r>
-          </w:p>
-        </w:tc>
-        <w:tc>
-          <w:tcPr>
-            <w:tcW w:w="2860" w:type="dxa"/>
-            <w:shd w:val="clear" w:color="auto" w:fill="FDE9E7"/>
-            <w:tcMar>
-              <w:top w:w="80" w:type="dxa"/>
-              <w:left w:w="120" w:type="dxa"/>
-              <w:bottom w:w="80" w:type="dxa"/>
-              <w:right w:w="120" w:type="dxa"/>
-            </w:tcMar>
-            <w:vAlign w:val="center"/>
-          </w:tcPr>
-          <w:p>
-            <w:pPr>
-              <w:bidi/>
-              <w:spacing w:after="0"/>
-              <w:jc w:val="right"/>
-            </w:pPr>
-            <w:r>
-              <w:rPr>
-                <w:color w:val="70261E"/>
-                <w:sz w:val="18"/>
-              </w:rPr>
-              <w:t>חלק מה-UI כבר ממותג HailNow.</w:t>
-            </w:r>
-          </w:p>
-        </w:tc>
-        <w:tc>
-          <w:tcPr>
-            <w:tcW w:w="2970" w:type="dxa"/>
-            <w:shd w:val="clear" w:color="auto" w:fill="FDE9E7"/>
-            <w:tcMar>
-              <w:top w:w="80" w:type="dxa"/>
-              <w:left w:w="120" w:type="dxa"/>
-              <w:bottom w:w="80" w:type="dxa"/>
-              <w:right w:w="120" w:type="dxa"/>
-            </w:tcMar>
-            <w:vAlign w:val="center"/>
-          </w:tcPr>
-          <w:p>
-            <w:pPr>
-              <w:bidi/>
-              <w:spacing w:after="0"/>
-              <w:jc w:val="right"/>
-            </w:pPr>
-            <w:r>
-              <w:rPr>
-                <w:color w:val="70261E"/>
-                <w:sz w:val="18"/>
-              </w:rPr>
               <w:t>הקבצים README ו-start.bat ושמות package עדיין לא עברו rename מלא.</w:t>
             </w:r>
           </w:p>
@@ -5342,13 +5384,16 @@
         <w:t>סטטוס:</w:t>
       </w:r>
       <w:r>
-        <w:t xml:space="preserve"> </w:t>
-      </w:r>
-      <w:r>
         <w:rPr>
           <w:color w:val="1F4D78"/>
         </w:rPr>
-        <w:t>הנתיב עדיין ציבורי ומחזיר exists.</w:t>
+        <w:t xml:space="preserve"> </w:t>
+      </w:r>
+      <w:r>
+        <w:rPr>
+          <w:color w:val="1F4D78"/>
+        </w:rPr>
+        <w:t>תוקן ואומת. הנתיב הציבורי כבר אינו חושף אם אימייל קיים, אינו מחזיר exists ואינו מבצע lookup למסד הנתונים.</w:t>
       </w:r>
     </w:p>
     <w:p>
@@ -5365,13 +5410,16 @@
         <w:t>מה תוקן כבר:</w:t>
       </w:r>
       <w:r>
-        <w:t xml:space="preserve"> </w:t>
-      </w:r>
-      <w:r>
         <w:rPr>
           <w:color w:val="1F4D78"/>
         </w:rPr>
-        <w:t>הנתיב rate-limited ל-20 בקשות ל-15 דקות.</w:t>
+        <w:t xml:space="preserve"> </w:t>
+      </w:r>
+      <w:r>
+        <w:rPr>
+          <w:color w:val="1F4D78"/>
+        </w:rPr>
+        <w:t>/users/check-email מחזיר תשובה אחידה לאימייל תקין; RegisterPage לא שולח בקשות check-email בזמן הקלדה; register מנרמל אימייל ומחזיר הודעת כפילות כללית גם במרוץ duplicate key.</w:t>
       </w:r>
     </w:p>
     <w:p>
@@ -5388,13 +5436,16 @@
         <w:t>מה עדיין פתוח:</w:t>
       </w:r>
       <w:r>
-        <w:t xml:space="preserve"> </w:t>
-      </w:r>
-      <w:r>
         <w:rPr>
           <w:color w:val="1F4D78"/>
         </w:rPr>
-        <w:t>עדיין אפשר לבדוק אם אימייל קיים במערכת.</w:t>
+        <w:t xml:space="preserve"> </w:t>
+      </w:r>
+      <w:r>
+        <w:rPr>
+          <w:color w:val="1F4D78"/>
+        </w:rPr>
+        <w:t>אין פער קוד ידוע לאחר התיקון. מומלץ לשמור את בדיקות email-enumeration כחלק מ-CI ולבצע בדיקת UX ידנית לרישום כפול.</w:t>
       </w:r>
     </w:p>
     <w:p>
@@ -5411,13 +5462,16 @@
         <w:t>ראיות בקוד:</w:t>
       </w:r>
       <w:r>
-        <w:t xml:space="preserve"> </w:t>
-      </w:r>
-      <w:r>
         <w:rPr>
           <w:color w:val="1F4D78"/>
         </w:rPr>
-        <w:t>backend/routes/index.js.</w:t>
+        <w:t xml:space="preserve"> </w:t>
+      </w:r>
+      <w:r>
+        <w:rPr>
+          <w:color w:val="1F4D78"/>
+        </w:rPr>
+        <w:t>backend/routes/index.js; backend/controllers/userController.js; frontend/src/pages/RegisterPage.jsx; backend/tests/email-enumeration.test.js.</w:t>
       </w:r>
     </w:p>
     <w:p>
@@ -5434,13 +5488,16 @@
         <w:t>המלצה:</w:t>
       </w:r>
       <w:r>
-        <w:t xml:space="preserve"> </w:t>
-      </w:r>
-      <w:r>
         <w:rPr>
           <w:color w:val="1F4D78"/>
         </w:rPr>
-        <w:t>להחליט אם הנוחות בהרשמה מצדיקה את החשיפה; אחרת להחזיר תגובה גנרית.</w:t>
+        <w:t xml:space="preserve"> </w:t>
+      </w:r>
+      <w:r>
+        <w:rPr>
+          <w:color w:val="1F4D78"/>
+        </w:rPr>
+        <w:t>להשאיר את check-email כתגובה אחידה בלבד או להסיר אותו בעתיד אם אין בו צורך, ולא להחזיר שדה exists בצד לקוח.</w:t>
       </w:r>
     </w:p>
     <w:p>
@@ -5468,13 +5525,16 @@
         <w:t>סטטוס:</w:t>
       </w:r>
       <w:r>
-        <w:t xml:space="preserve"> </w:t>
-      </w:r>
-      <w:r>
         <w:rPr>
           <w:color w:val="1F4D78"/>
         </w:rPr>
-        <w:t>routing.jsx עדיין מממש routing ידני בכ-185 שורות.</w:t>
+        <w:t xml:space="preserve"> </w:t>
+      </w:r>
+      <w:r>
+        <w:rPr>
+          <w:color w:val="1F4D78"/>
+        </w:rPr>
+        <w:t>תוקן ואומת static+build. routing.jsx כבר אינו מממש router ידני, אלא מייצא את הפרימיטיבים מ-react-router-dom.</w:t>
       </w:r>
     </w:p>
     <w:p>
@@ -5491,13 +5551,16 @@
         <w:t>מה תוקן כבר:</w:t>
       </w:r>
       <w:r>
-        <w:t xml:space="preserve"> </w:t>
-      </w:r>
-      <w:r>
         <w:rPr>
           <w:color w:val="1F4D78"/>
         </w:rPr>
-        <w:t>הוא עובד לצרכי הפרויקט הנוכחיים.</w:t>
+        <w:t xml:space="preserve"> </w:t>
+      </w:r>
+      <w:r>
+        <w:rPr>
+          <w:color w:val="1F4D78"/>
+        </w:rPr>
+        <w:t>נוספה תלות react-router-dom; routing.jsx הוחלף לשכבת re-export ל-BrowserRouter, Routes, Route, Navigate, Link, useLocation, useNavigate, useParams ו-useSearchParams; כל הקוד הקיים ממשיך לייבא מאותו מודול מקומי.</w:t>
       </w:r>
     </w:p>
     <w:p>
@@ -5514,13 +5577,16 @@
         <w:t>מה עדיין פתוח:</w:t>
       </w:r>
       <w:r>
-        <w:t xml:space="preserve"> </w:t>
-      </w:r>
-      <w:r>
         <w:rPr>
           <w:color w:val="1F4D78"/>
         </w:rPr>
-        <w:t>זה נשאר חוב תחזוקה מול שימוש ב-react-router.</w:t>
+        <w:t xml:space="preserve"> </w:t>
+      </w:r>
+      <w:r>
+        <w:rPr>
+          <w:color w:val="1F4D78"/>
+        </w:rPr>
+        <w:t>אין פער תחזוקה ידוע מול react-router לאחר התיקון. מומלץ להשאיר את check-router-adapter כחלק מבדיקות ה-frontend כדי למנוע החזרת מימוש ידני.</w:t>
       </w:r>
     </w:p>
     <w:p>
@@ -5537,13 +5603,16 @@
         <w:t>ראיות בקוד:</w:t>
       </w:r>
       <w:r>
-        <w:t xml:space="preserve"> </w:t>
-      </w:r>
-      <w:r>
         <w:rPr>
           <w:color w:val="1F4D78"/>
         </w:rPr>
-        <w:t>frontend/src/routing.jsx.</w:t>
+        <w:t xml:space="preserve"> </w:t>
+      </w:r>
+      <w:r>
+        <w:rPr>
+          <w:color w:val="1F4D78"/>
+        </w:rPr>
+        <w:t>frontend/src/routing.jsx; frontend/package.json; frontend/package-lock.json; frontend/scripts/check-router-adapter.js.</w:t>
       </w:r>
     </w:p>
     <w:p>
@@ -5560,13 +5629,16 @@
         <w:t>המלצה:</w:t>
       </w:r>
       <w:r>
-        <w:t xml:space="preserve"> </w:t>
-      </w:r>
-      <w:r>
         <w:rPr>
           <w:color w:val="1F4D78"/>
         </w:rPr>
-        <w:t>להחליט אם נשארים עם המימוש הקטן או עוברים ל-react-router לפני הרחבת ניווט.</w:t>
+        <w:t xml:space="preserve"> </w:t>
+      </w:r>
+      <w:r>
+        <w:rPr>
+          <w:color w:val="1F4D78"/>
+        </w:rPr>
+        <w:t>להמשיך להשתמש במתאם המקומי רק כשכבת יציבות לייבואים פנימיים, ולא להוסיף אליו לוגיקת routing עצמאית.</w:t>
       </w:r>
     </w:p>
     <w:p>
@@ -5649,19 +5721,9 @@
       </w:pPr>
       <w:r>
         <w:rPr>
-          <w:b/>
-          <w:color w:val="1F4D78"/>
+          <w:color w:val="1F5431"/>
         </w:rPr>
-        <w:t>סטטוס:</w:t>
-      </w:r>
-      <w:r>
-        <w:t xml:space="preserve"> </w:t>
-      </w:r>
-      <w:r>
-        <w:rPr>
-          <w:color w:val="1F4D78"/>
-        </w:rPr>
-        <w:t>frontend/build ו-.idea עדיין נמצאים ב-git.</w:t>
+        <w:t>סטטוס: תוקן ואומת static+git. frontend/build ו-.idea אינם מופיעים עוד ב-git ls-files, והנתיבים נוספו ל-.gitignore.</w:t>
       </w:r>
     </w:p>
     <w:p>
@@ -5671,20 +5733,7 @@
         <w:jc w:val="right"/>
       </w:pPr>
       <w:r>
-        <w:rPr>
-          <w:b/>
-          <w:color w:val="1F4D78"/>
-        </w:rPr>
-        <w:t>מה תוקן כבר:</w:t>
-      </w:r>
-      <w:r>
-        <w:t xml:space="preserve"> </w:t>
-      </w:r>
-      <w:r>
-        <w:rPr>
-          <w:color w:val="1F4D78"/>
-        </w:rPr>
-        <w:t>.gitignore כולל frontend/dist, uploads, .pids ו-node_modules.</w:t>
+        <w:t>מה תוקן כבר: .gitignore כולל עכשיו frontend/build/ ו-.idea/; קבצי frontend/build ו-.idea הוצאו מה-index באמצעות git rm --cached ונשארים מקומית בלבד; נוסף frontend/scripts/check-tracked-artifacts.js, והבדיקה שולבה ב-frontend npm test.</w:t>
       </w:r>
     </w:p>
     <w:p>
@@ -5694,20 +5743,7 @@
         <w:jc w:val="right"/>
       </w:pPr>
       <w:r>
-        <w:rPr>
-          <w:b/>
-          <w:color w:val="1F4D78"/>
-        </w:rPr>
-        <w:t>מה עדיין פתוח:</w:t>
-      </w:r>
-      <w:r>
-        <w:t xml:space="preserve"> </w:t>
-      </w:r>
-      <w:r>
-        <w:rPr>
-          <w:color w:val="1F4D78"/>
-        </w:rPr>
-        <w:t>frontend/build ותיקיות .idea/shelf עדיין tracked; זה ממשיך לזהם diffs.</w:t>
+        <w:t>מה עדיין פתוח: אין פער Git hygiene ידוע לאחר התיקון. יש לשמור את check-tracked-artifacts כחלק מהבדיקות כדי למנוע החזרה של IDE/build artifacts למעקב.</w:t>
       </w:r>
     </w:p>
     <w:p>
@@ -5717,20 +5753,7 @@
         <w:jc w:val="right"/>
       </w:pPr>
       <w:r>
-        <w:rPr>
-          <w:b/>
-          <w:color w:val="1F4D78"/>
-        </w:rPr>
-        <w:t>ראיות בקוד:</w:t>
-      </w:r>
-      <w:r>
-        <w:t xml:space="preserve"> </w:t>
-      </w:r>
-      <w:r>
-        <w:rPr>
-          <w:color w:val="1F4D78"/>
-        </w:rPr>
-        <w:t>git ls-files frontend/build .idea; .gitignore.</w:t>
+        <w:t>ראיות בקוד: .gitignore; frontend/scripts/check-tracked-artifacts.js; frontend/package.json; git ls-files frontend/build .idea חזר ללא פלט.</w:t>
       </w:r>
     </w:p>
     <w:p>
@@ -5740,20 +5763,7 @@
         <w:jc w:val="right"/>
       </w:pPr>
       <w:r>
-        <w:rPr>
-          <w:b/>
-          <w:color w:val="1F4D78"/>
-        </w:rPr>
-        <w:t>המלצה:</w:t>
-      </w:r>
-      <w:r>
-        <w:t xml:space="preserve"> </w:t>
-      </w:r>
-      <w:r>
-        <w:rPr>
-          <w:color w:val="1F4D78"/>
-        </w:rPr>
-        <w:t>להוסיף ל-.gitignore ולהסיר מה-index בלי למחוק למשתמש קבצים מקומיים.</w:t>
+        <w:t>המלצה: להשאיר את .idea/ ו-frontend/build/ מחוץ למעקב, ולא להכניס build artifacts או קבצי IDE ל-commit עתידי.</w:t>
       </w:r>
     </w:p>
     <w:p>
@@ -6068,17 +6078,9 @@
             <w:vAlign w:val="center"/>
           </w:tcPr>
           <w:p>
-            <w:pPr>
-              <w:bidi/>
-              <w:spacing w:after="0"/>
-              <w:jc w:val="right"/>
-            </w:pPr>
-            <w:r>
-              <w:rPr>
-                <w:color w:val="70261E"/>
-                <w:sz w:val="18"/>
-              </w:rPr>
-              <w:t>להסיר את ערך הדיפולט, לעצור startup על סוד חסר/קצר/ידוע, ולתעד יצירת סוד אמיתי.</w:t>
+            <w:r/>
+            <w:r>
+              <w:t>לוודא שבכל סביבת פריסה מוגדר JWT_SECRET אמיתי, פרטי ושונה לכל סביבה באורך 32+ תווים; הקוד כבר עוצר startup על סוד חסר/קצר/דיפולטי/placeholder והרשאת admin נטענת מה-DB.</w:t>
             </w:r>
           </w:p>
         </w:tc>
@@ -6396,11 +6398,10 @@
             <w:vAlign w:val="center"/>
           </w:tcPr>
           <w:p>
-            <w:r>
-              <w:rPr>
-                <w:color w:val="694911"/>
-              </w:rPr>
-              <w:t>להוסיף בדיקות למסלול ride lifecycle, הרשאות, SOS ואיפוס סיסמה; להשאיר check-loyalty-source, check-admin-capabilities, check-rating-a11y, check-production-config ו-check-admin-navigation ב-CI.</w:t>
+            <w:r/>
+            <w:r/>
+            <w:r>
+              <w:t>להשאיר את backend npm test ו-frontend npm test ב-CI; להרחיב בהמשך ל-integration/e2e מול Mongo ודפדפן אמיתי כאשר סביבת הפריסה תהיה יציבה.</w:t>
             </w:r>
           </w:p>
         </w:tc>

--- a/reports/דוח_סטטוס_באגים_HailNow_2026-08-04.docx
+++ b/reports/דוח_סטטוס_באגים_HailNow_2026-08-04.docx
@@ -19,13 +19,16 @@
     </w:p>
     <w:p>
       <w:pPr>
-        <w:bidi/>
+        <w:bidi w:val="1"/>
         <w:spacing w:after="240"/>
         <w:ind w:left="720"/>
         <w:jc w:val="right"/>
       </w:pPr>
       <w:r>
-        <w:t>מבוסס על רשימת הבאגים המצורפת, בדיקת הקוד הנוכחי והיסטוריית git מ-2-5 באוגוסט 2026. נכון ל-5 באוגוסט 2026, לאחר תיקון ואימות runtime למנגנון ה-SOS, למקור האמת של נקודות הנאמנות, לתווית הנגישות של דירוג הכוכבים, לתצורת הפרונט לפרודקשן, לניווט/יכולות אדמין, לחסימת חשיפת קיום אימייל דרך check-email ולמעבר הניווט ל-react-router-dom ולניקוי ארטיפקטים וקבצי IDE ממעקב Git.</w:t>
+        <w:rPr>
+          <w:rtl w:val="1"/>
+        </w:rPr>
+        <w:t>מבוסס על רשימת הבאגים המצורפת, בדיקת הקוד הנוכחי והיסטוריית git מ-2-5 באוגוסט 2026. נכון ל-5 באוגוסט 2026, לאחר תיקון ואימות runtime למנגנון ה-SOS, למקור האמת של נקודות הנאמנות, לתווית הנגישות של דירוג הכוכבים, לתצורת הפרונט לפרודקשן, לניווט/יכולות אדמין, לחסימת חשיפת קיום אימייל דרך check-email, למעבר הניווט ל-react-router-dom, לניקוי ארטיפקטים וקבצי IDE ממעקב Git, ליישור מיתוג/שמות חבילות ל-HailNow, לתיקון מאפייני סקייל ב-GET /rides ובהתראות נהגים, ליצירת admin ראשון דרך CLI bootstrap ולתמיכה בריבוי מופעים באמצעות Redis adapter, Mongo leases ו-rate limiter עם eviction.</w:t>
       </w:r>
     </w:p>
     <w:tbl>
@@ -53,8 +56,14 @@
             <w:vAlign w:val="center"/>
           </w:tcPr>
           <w:p>
-            <w:r>
-              <w:t>תקציר: מתוך 19 סעיפים ברשימה, שלושה עשר סעיפים תוקנו או אומתו ברובם (סוד JWT, איפוס סיסמה, SOS, נקודות נאמנות, נגישות דירוג, תצורת הפרונט לפרודקשן, ניווט אדמין, Carpool, בדיקות, מידע רגיש, חשיפת קיום אימייל דרך check-email, ניווט React Router וניקוי ארטיפקטים וקבצי IDE ממעקב Git), סעיף אחד תוקן חלקית, ו-5 סעיפים עדיין פתוחים או דורשים החלטה. הסיכונים הדחופים ביותר שנותרו הם חוסר bootstrap ל-admin, התאמות סקייל/ריבוי מופעים, והשלמת החלטות מוצר/תפעול סביב פריסה וצרכני API.</w:t>
+            <w:pPr>
+              <w:bidi w:val="1"/>
+            </w:pPr>
+            <w:r>
+              <w:rPr>
+                <w:rtl w:val="1"/>
+              </w:rPr>
+              <w:t>תקציר: מתוך 19 סעיפים ברשימה, שבעה עשר סעיפים תוקנו או אומתו ברובם (סוד JWT, איפוס סיסמה, SOS, נקודות נאמנות, נגישות דירוג, תצורת הפרונט לפרודקשן, ניווט אדמין, יצירת admin ראשון דרך bootstrap, Carpool, בדיקות, מידע רגיש, מערכת מרובת מופעים, מאפייני סקייל, חשיפת קיום אימייל דרך check-email, ניווט React Router, ניקוי ארטיפקטים וקבצי IDE ממעקב Git ומיתוג/שמות חבילות HailNow), סעיף אחד תוקן חלקית, וסעיף אחד עדיין דורש החלטה. הסיכון הדחוף ביותר שנותר הוא החלטת מדיניות CORS/no-origin; בנוסף נדרש sanity check תפעולי בפריסה עם Redis וסביבת production.</w:t>
             </w:r>
           </w:p>
         </w:tc>
@@ -264,12 +273,15 @@
     </w:p>
     <w:p>
       <w:pPr>
-        <w:bidi/>
+        <w:bidi w:val="1"/>
         <w:ind w:left="720"/>
         <w:jc w:val="right"/>
       </w:pPr>
       <w:r>
-        <w:t>נבדקה היסטוריית git החל מ-2 באוגוסט 2026. רוב הקומיטים הם מיזוגים, ולכן הסיכום כאן מתייחס לקבצים ולמצב הקוד הסופי אחרי המיזוגים, כולל עדכונים נוספים למנגנון ה-SOS, לנקודות הנאמנות, לנגישות דירוג הכוכבים, לתצורת הפרונט לפרודקשן, לניווט/יכולות אדמין, לחסימת חשיפת קיום אימייל דרך check-email ולמעבר הניווט ל-react-router-dom, ולניקוי ארטיפקטים וקבצי IDE ממעקב Git ב-5 באוגוסט 2026.</w:t>
+        <w:rPr>
+          <w:rtl w:val="1"/>
+        </w:rPr>
+        <w:t>נבדקה היסטוריית git החל מ-2 באוגוסט 2026. רוב הקומיטים הם מיזוגים, ולכן הסיכום כאן מתייחס לקבצים ולמצב הקוד הסופי אחרי המיזוגים, כולל עדכונים נוספים למנגנון ה-SOS, לנקודות הנאמנות, לנגישות דירוג הכוכבים, לתצורת הפרונט לפרודקשן, לניווט/יכולות אדמין, לחסימת חשיפת קיום אימייל דרך check-email, למעבר הניווט ל-react-router-dom, לניקוי ארטיפקטים וקבצי IDE ממעקב Git, ליישור מיתוג/שמות חבילות ל-HailNow, לתיקון מאפייני סקייל ב-GET /rides ובהתראות נהגים, ליצירת admin ראשון דרך CLI bootstrap ולתמיכה בריבוי מופעים באמצעות Redis adapter, Mongo leases ו-rate limiter עם eviction.</w:t>
       </w:r>
     </w:p>
     <w:tbl>
@@ -2091,7 +2103,7 @@
         <w:tc>
           <w:tcPr>
             <w:tcW w:w="520" w:type="dxa"/>
-            <w:shd w:val="clear" w:color="auto" w:fill="FDE9E7"/>
+            <w:shd w:val="clear" w:color="auto" w:fill="E6F4EA"/>
             <w:tcMar>
               <w:top w:w="80" w:type="dxa"/>
               <w:left w:w="120" w:type="dxa"/>
@@ -2102,14 +2114,14 @@
           </w:tcPr>
           <w:p>
             <w:pPr>
-              <w:bidi/>
+              <w:bidi w:val="1"/>
               <w:spacing w:after="0"/>
               <w:jc w:val="right"/>
             </w:pPr>
             <w:r>
               <w:rPr>
-                <w:color w:val="70261E"/>
-                <w:sz w:val="18"/>
+                <w:color w:val="1F5431"/>
+                <w:rtl w:val="1"/>
               </w:rPr>
               <w:t>7</w:t>
             </w:r>
@@ -2118,7 +2130,7 @@
         <w:tc>
           <w:tcPr>
             <w:tcW w:w="1880" w:type="dxa"/>
-            <w:shd w:val="clear" w:color="auto" w:fill="FDE9E7"/>
+            <w:shd w:val="clear" w:color="auto" w:fill="E6F4EA"/>
             <w:tcMar>
               <w:top w:w="80" w:type="dxa"/>
               <w:left w:w="120" w:type="dxa"/>
@@ -2129,14 +2141,14 @@
           </w:tcPr>
           <w:p>
             <w:pPr>
-              <w:bidi/>
+              <w:bidi w:val="1"/>
               <w:spacing w:after="0"/>
               <w:jc w:val="right"/>
             </w:pPr>
             <w:r>
               <w:rPr>
-                <w:color w:val="70261E"/>
-                <w:sz w:val="18"/>
+                <w:color w:val="1F5431"/>
+                <w:rtl w:val="1"/>
               </w:rPr>
               <w:t>אין דרך ליצור admin ראשון</w:t>
             </w:r>
@@ -2145,7 +2157,7 @@
         <w:tc>
           <w:tcPr>
             <w:tcW w:w="1130" w:type="dxa"/>
-            <w:shd w:val="clear" w:color="auto" w:fill="D96C5F"/>
+            <w:shd w:val="clear" w:color="auto" w:fill="5FA777"/>
             <w:tcMar>
               <w:top w:w="80" w:type="dxa"/>
               <w:left w:w="120" w:type="dxa"/>
@@ -2156,24 +2168,23 @@
           </w:tcPr>
           <w:p>
             <w:pPr>
-              <w:bidi/>
+              <w:bidi w:val="1"/>
               <w:spacing w:after="0"/>
               <w:jc w:val="right"/>
             </w:pPr>
             <w:r>
               <w:rPr>
-                <w:b/>
-                <w:color w:val="70261E"/>
-                <w:sz w:val="18"/>
-              </w:rPr>
-              <w:t>פתוח</w:t>
+                <w:color w:val="1F5431"/>
+                <w:rtl w:val="1"/>
+              </w:rPr>
+              <w:t>תוקן / אומת unit+docs</w:t>
             </w:r>
           </w:p>
         </w:tc>
         <w:tc>
           <w:tcPr>
             <w:tcW w:w="2860" w:type="dxa"/>
-            <w:shd w:val="clear" w:color="auto" w:fill="FDE9E7"/>
+            <w:shd w:val="clear" w:color="auto" w:fill="E6F4EA"/>
             <w:tcMar>
               <w:top w:w="80" w:type="dxa"/>
               <w:left w:w="120" w:type="dxa"/>
@@ -2184,23 +2195,23 @@
           </w:tcPr>
           <w:p>
             <w:pPr>
-              <w:bidi/>
+              <w:bidi w:val="1"/>
               <w:spacing w:after="0"/>
               <w:jc w:val="right"/>
             </w:pPr>
             <w:r>
               <w:rPr>
-                <w:color w:val="70261E"/>
-                <w:sz w:val="18"/>
-              </w:rPr>
-              <w:t>סכמת updateUserSchema מאפשרת admin, אבל רק admin קיים יכול לעדכן role.</w:t>
+                <w:color w:val="1F5431"/>
+                <w:rtl w:val="1"/>
+              </w:rPr>
+              <w:t>נוסף backend/scripts/bootstrap-admin.js ו-script npm בשם bootstrap:admin; הסקריפט יוצר או מקדם admin ראשון רק כשאין admin קיים, יוצר PassengerProfile, ומתועד ב-.env.example וב-README.</w:t>
             </w:r>
           </w:p>
         </w:tc>
         <w:tc>
           <w:tcPr>
             <w:tcW w:w="2970" w:type="dxa"/>
-            <w:shd w:val="clear" w:color="auto" w:fill="FDE9E7"/>
+            <w:shd w:val="clear" w:color="auto" w:fill="E6F4EA"/>
             <w:tcMar>
               <w:top w:w="80" w:type="dxa"/>
               <w:left w:w="120" w:type="dxa"/>
@@ -2211,16 +2222,16 @@
           </w:tcPr>
           <w:p>
             <w:pPr>
-              <w:bidi/>
+              <w:bidi w:val="1"/>
               <w:spacing w:after="0"/>
               <w:jc w:val="right"/>
             </w:pPr>
             <w:r>
               <w:rPr>
-                <w:color w:val="70261E"/>
-                <w:sz w:val="18"/>
-              </w:rPr>
-              <w:t>עדיין צריך לערוך MongoDB ידנית כדי ליצור את admin הראשון.</w:t>
+                <w:color w:val="1F5431"/>
+                <w:rtl w:val="1"/>
+              </w:rPr>
+              <w:t>אין פער bootstrap ידוע לאחר התיקון. בפרודקשן יש להגדיר BOOTSTRAP_ADMIN_* בסודיות ולהסיר/לנקות את הסיסמה מה-env לאחר הרצה.</w:t>
             </w:r>
           </w:p>
         </w:tc>
@@ -2671,7 +2682,7 @@
         <w:tc>
           <w:tcPr>
             <w:tcW w:w="520" w:type="dxa"/>
-            <w:shd w:val="clear" w:color="auto" w:fill="FDE9E7"/>
+            <w:shd w:val="clear" w:color="auto" w:fill="E6F4EA"/>
             <w:tcMar>
               <w:top w:w="80" w:type="dxa"/>
               <w:left w:w="120" w:type="dxa"/>
@@ -2682,16 +2693,15 @@
           </w:tcPr>
           <w:p>
             <w:pPr>
-              <w:bidi/>
+              <w:bidi w:val="1"/>
               <w:spacing w:after="0"/>
               <w:jc w:val="right"/>
             </w:pPr>
             <w:r>
               <w:rPr>
-                <w:color w:val="70261E"/>
-                <w:sz w:val="18"/>
-              </w:rPr>
-              <w:lastRenderedPageBreak/>
+                <w:color w:val="1F5431"/>
+                <w:rtl w:val="1"/>
+              </w:rPr>
               <w:t>11</w:t>
             </w:r>
           </w:p>
@@ -2699,7 +2709,7 @@
         <w:tc>
           <w:tcPr>
             <w:tcW w:w="1880" w:type="dxa"/>
-            <w:shd w:val="clear" w:color="auto" w:fill="FDE9E7"/>
+            <w:shd w:val="clear" w:color="auto" w:fill="E6F4EA"/>
             <w:tcMar>
               <w:top w:w="80" w:type="dxa"/>
               <w:left w:w="120" w:type="dxa"/>
@@ -2710,14 +2720,14 @@
           </w:tcPr>
           <w:p>
             <w:pPr>
-              <w:bidi/>
+              <w:bidi w:val="1"/>
               <w:spacing w:after="0"/>
               <w:jc w:val="right"/>
             </w:pPr>
             <w:r>
               <w:rPr>
-                <w:color w:val="70261E"/>
-                <w:sz w:val="18"/>
+                <w:color w:val="1F5431"/>
+                <w:rtl w:val="1"/>
               </w:rPr>
               <w:t>מערכת במופע יחיד בלבד</w:t>
             </w:r>
@@ -2726,7 +2736,7 @@
         <w:tc>
           <w:tcPr>
             <w:tcW w:w="1130" w:type="dxa"/>
-            <w:shd w:val="clear" w:color="auto" w:fill="D96C5F"/>
+            <w:shd w:val="clear" w:color="auto" w:fill="5FA777"/>
             <w:tcMar>
               <w:top w:w="80" w:type="dxa"/>
               <w:left w:w="120" w:type="dxa"/>
@@ -2737,24 +2747,23 @@
           </w:tcPr>
           <w:p>
             <w:pPr>
-              <w:bidi/>
+              <w:bidi w:val="1"/>
               <w:spacing w:after="0"/>
               <w:jc w:val="right"/>
             </w:pPr>
             <w:r>
               <w:rPr>
-                <w:b/>
-                <w:color w:val="70261E"/>
-                <w:sz w:val="18"/>
-              </w:rPr>
-              <w:t>פתוח</w:t>
+                <w:color w:val="1F5431"/>
+                <w:rtl w:val="1"/>
+              </w:rPr>
+              <w:t>תוקן / אומת unit+static+build</w:t>
             </w:r>
           </w:p>
         </w:tc>
         <w:tc>
           <w:tcPr>
             <w:tcW w:w="2860" w:type="dxa"/>
-            <w:shd w:val="clear" w:color="auto" w:fill="FDE9E7"/>
+            <w:shd w:val="clear" w:color="auto" w:fill="E6F4EA"/>
             <w:tcMar>
               <w:top w:w="80" w:type="dxa"/>
               <w:left w:w="120" w:type="dxa"/>
@@ -2765,23 +2774,23 @@
           </w:tcPr>
           <w:p>
             <w:pPr>
-              <w:bidi/>
+              <w:bidi w:val="1"/>
               <w:spacing w:after="0"/>
               <w:jc w:val="right"/>
             </w:pPr>
             <w:r>
               <w:rPr>
-                <w:color w:val="70261E"/>
-                <w:sz w:val="18"/>
-              </w:rPr>
-              <w:t>יש rate limiting בסיסי ל-auth/upload/socket.</w:t>
+                <w:color w:val="1F5431"/>
+                <w:rtl w:val="1"/>
+              </w:rPr>
+              <w:t>נוספו Socket.IO Redis adapter אופציונלי, Mongo RuntimeLease ל-jobs המחזוריים, rateLimit store עם TTL/eviction ו-Redis אופציונלי, ותיעוד env לפריסה מרובת replicas.</w:t>
             </w:r>
           </w:p>
         </w:tc>
         <w:tc>
           <w:tcPr>
             <w:tcW w:w="2970" w:type="dxa"/>
-            <w:shd w:val="clear" w:color="auto" w:fill="FDE9E7"/>
+            <w:shd w:val="clear" w:color="auto" w:fill="E6F4EA"/>
             <w:tcMar>
               <w:top w:w="80" w:type="dxa"/>
               <w:left w:w="120" w:type="dxa"/>
@@ -2792,16 +2801,16 @@
           </w:tcPr>
           <w:p>
             <w:pPr>
-              <w:bidi/>
+              <w:bidi w:val="1"/>
               <w:spacing w:after="0"/>
               <w:jc w:val="right"/>
             </w:pPr>
             <w:r>
               <w:rPr>
-                <w:color w:val="70261E"/>
-                <w:sz w:val="18"/>
-              </w:rPr>
-              <w:t>התהליך setInterval ירוץ כפול בכל replica; מנגנון Socket.IO ללא Redis adapter; הקובץ rateLimit.js משתמש ב-Map בלי eviction.</w:t>
+                <w:color w:val="1F5431"/>
+                <w:rtl w:val="1"/>
+              </w:rPr>
+              <w:t>אין פער קוד ידוע. בפרודקשן צריך להגדיר REDIS_URL/Socket.IO URL, לבחור RATE_LIMIT_STORE=redis כשמריצים יותר מ-replica אחד, ולוודא ENABLE_SCHEDULED_TASKS/INSTANCE_ID לפי טופולוגיית הפריסה.</w:t>
             </w:r>
           </w:p>
         </w:tc>
@@ -2810,7 +2819,7 @@
         <w:tc>
           <w:tcPr>
             <w:tcW w:w="520" w:type="dxa"/>
-            <w:shd w:val="clear" w:color="auto" w:fill="FDE9E7"/>
+            <w:shd w:val="clear" w:color="auto" w:fill="E6F4EA"/>
             <w:tcMar>
               <w:top w:w="80" w:type="dxa"/>
               <w:left w:w="120" w:type="dxa"/>
@@ -2820,15 +2829,9 @@
             <w:vAlign w:val="center"/>
           </w:tcPr>
           <w:p>
-            <w:pPr>
-              <w:bidi/>
-              <w:spacing w:after="0"/>
-              <w:jc w:val="right"/>
-            </w:pPr>
-            <w:r>
-              <w:rPr>
-                <w:color w:val="70261E"/>
-                <w:sz w:val="18"/>
+            <w:r>
+              <w:rPr>
+                <w:color w:val="1F5431"/>
               </w:rPr>
               <w:t>12</w:t>
             </w:r>
@@ -2837,7 +2840,7 @@
         <w:tc>
           <w:tcPr>
             <w:tcW w:w="1880" w:type="dxa"/>
-            <w:shd w:val="clear" w:color="auto" w:fill="FDE9E7"/>
+            <w:shd w:val="clear" w:color="auto" w:fill="E6F4EA"/>
             <w:tcMar>
               <w:top w:w="80" w:type="dxa"/>
               <w:left w:w="120" w:type="dxa"/>
@@ -2847,15 +2850,9 @@
             <w:vAlign w:val="center"/>
           </w:tcPr>
           <w:p>
-            <w:pPr>
-              <w:bidi/>
-              <w:spacing w:after="0"/>
-              <w:jc w:val="right"/>
-            </w:pPr>
-            <w:r>
-              <w:rPr>
-                <w:color w:val="70261E"/>
-                <w:sz w:val="18"/>
+            <w:r>
+              <w:rPr>
+                <w:color w:val="1F5431"/>
               </w:rPr>
               <w:t>מאפייני סקייל</w:t>
             </w:r>
@@ -2864,7 +2861,7 @@
         <w:tc>
           <w:tcPr>
             <w:tcW w:w="1130" w:type="dxa"/>
-            <w:shd w:val="clear" w:color="auto" w:fill="D96C5F"/>
+            <w:shd w:val="clear" w:color="auto" w:fill="5FA777"/>
             <w:tcMar>
               <w:top w:w="80" w:type="dxa"/>
               <w:left w:w="120" w:type="dxa"/>
@@ -2874,25 +2871,18 @@
             <w:vAlign w:val="center"/>
           </w:tcPr>
           <w:p>
-            <w:pPr>
-              <w:bidi/>
-              <w:spacing w:after="0"/>
-              <w:jc w:val="right"/>
-            </w:pPr>
-            <w:r>
-              <w:rPr>
-                <w:b/>
-                <w:color w:val="70261E"/>
-                <w:sz w:val="18"/>
-              </w:rPr>
-              <w:t>פתוח</w:t>
+            <w:r>
+              <w:rPr>
+                <w:color w:val="1F5431"/>
+              </w:rPr>
+              <w:t>תוקן / אומת unit+static+build</w:t>
             </w:r>
           </w:p>
         </w:tc>
         <w:tc>
           <w:tcPr>
             <w:tcW w:w="2860" w:type="dxa"/>
-            <w:shd w:val="clear" w:color="auto" w:fill="FDE9E7"/>
+            <w:shd w:val="clear" w:color="auto" w:fill="E6F4EA"/>
             <w:tcMar>
               <w:top w:w="80" w:type="dxa"/>
               <w:left w:w="120" w:type="dxa"/>
@@ -2902,24 +2892,18 @@
             <w:vAlign w:val="center"/>
           </w:tcPr>
           <w:p>
-            <w:pPr>
-              <w:bidi/>
-              <w:spacing w:after="0"/>
-              <w:jc w:val="right"/>
-            </w:pPr>
-            <w:r>
-              <w:rPr>
-                <w:color w:val="70261E"/>
-                <w:sz w:val="18"/>
-              </w:rPr>
-              <w:t>נוספו אינדקסים בסיסיים לפי passenger/driver/status/scheduledTime.</w:t>
+            <w:r>
+              <w:rPr>
+                <w:color w:val="1F5431"/>
+              </w:rPr>
+              <w:t>GET /rides מחזיר items ו-pagination עם page/limit/countDocuments/skip/limit; נוספו אינדקסים משלימים לפי createdAt; DriverProfile קיבל geoLocation עם 2dsphere; חיפוש נהגים קרובים והתראות נהגים משתמשים ב-$near דרך driverDiscovery.</w:t>
             </w:r>
           </w:p>
         </w:tc>
         <w:tc>
           <w:tcPr>
             <w:tcW w:w="2970" w:type="dxa"/>
-            <w:shd w:val="clear" w:color="auto" w:fill="FDE9E7"/>
+            <w:shd w:val="clear" w:color="auto" w:fill="E6F4EA"/>
             <w:tcMar>
               <w:top w:w="80" w:type="dxa"/>
               <w:left w:w="120" w:type="dxa"/>
@@ -2929,17 +2913,11 @@
             <w:vAlign w:val="center"/>
           </w:tcPr>
           <w:p>
-            <w:pPr>
-              <w:bidi/>
-              <w:spacing w:after="0"/>
-              <w:jc w:val="right"/>
-            </w:pPr>
-            <w:r>
-              <w:rPr>
-                <w:color w:val="70261E"/>
-                <w:sz w:val="18"/>
-              </w:rPr>
-              <w:t>אין pagination ב-GET /rides; notifyNearbyDrivers עדיין O(rides x drivers); אין geospatial index או $near.</w:t>
+            <w:r>
+              <w:rPr>
+                <w:color w:val="1F5431"/>
+              </w:rPr>
+              <w:t>אין פער סקייל ידוע בסעיף זה לאחר התיקון. בפרודקשן צריך לוודא שהאינדקסים נבנים במונגו ושנהגים קיימים מעדכנים מיקום כדי למלא geoLocation.</w:t>
             </w:r>
           </w:p>
         </w:tc>
@@ -3742,7 +3720,7 @@
         <w:tc>
           <w:tcPr>
             <w:tcW w:w="520" w:type="dxa"/>
-            <w:shd w:val="clear" w:color="auto" w:fill="FDE9E7"/>
+            <w:shd w:val="clear" w:color="auto" w:fill="E6F4EA"/>
             <w:tcMar>
               <w:top w:w="80" w:type="dxa"/>
               <w:left w:w="120" w:type="dxa"/>
@@ -3752,15 +3730,9 @@
             <w:vAlign w:val="center"/>
           </w:tcPr>
           <w:p>
-            <w:pPr>
-              <w:bidi/>
-              <w:spacing w:after="0"/>
-              <w:jc w:val="right"/>
-            </w:pPr>
-            <w:r>
-              <w:rPr>
-                <w:color w:val="70261E"/>
-                <w:sz w:val="18"/>
+            <w:r>
+              <w:rPr>
+                <w:color w:val="1F5431"/>
               </w:rPr>
               <w:t>19</w:t>
             </w:r>
@@ -3769,7 +3741,7 @@
         <w:tc>
           <w:tcPr>
             <w:tcW w:w="1880" w:type="dxa"/>
-            <w:shd w:val="clear" w:color="auto" w:fill="FDE9E7"/>
+            <w:shd w:val="clear" w:color="auto" w:fill="E6F4EA"/>
             <w:tcMar>
               <w:top w:w="80" w:type="dxa"/>
               <w:left w:w="120" w:type="dxa"/>
@@ -3779,15 +3751,9 @@
             <w:vAlign w:val="center"/>
           </w:tcPr>
           <w:p>
-            <w:pPr>
-              <w:bidi/>
-              <w:spacing w:after="0"/>
-              <w:jc w:val="right"/>
-            </w:pPr>
-            <w:r>
-              <w:rPr>
-                <w:color w:val="70261E"/>
-                <w:sz w:val="18"/>
+            <w:r>
+              <w:rPr>
+                <w:color w:val="1F5431"/>
               </w:rPr>
               <w:t>אי-עקביות מיתוג ושמות חבילות</w:t>
             </w:r>
@@ -3796,7 +3762,7 @@
         <w:tc>
           <w:tcPr>
             <w:tcW w:w="1130" w:type="dxa"/>
-            <w:shd w:val="clear" w:color="auto" w:fill="D96C5F"/>
+            <w:shd w:val="clear" w:color="auto" w:fill="5FA777"/>
             <w:tcMar>
               <w:top w:w="80" w:type="dxa"/>
               <w:left w:w="120" w:type="dxa"/>
@@ -3806,25 +3772,18 @@
             <w:vAlign w:val="center"/>
           </w:tcPr>
           <w:p>
-            <w:pPr>
-              <w:bidi/>
-              <w:spacing w:after="0"/>
-              <w:jc w:val="right"/>
-            </w:pPr>
-            <w:r>
-              <w:rPr>
-                <w:b/>
-                <w:color w:val="70261E"/>
-                <w:sz w:val="18"/>
-              </w:rPr>
-              <w:t>פתוח</w:t>
+            <w:r>
+              <w:rPr>
+                <w:color w:val="1F5431"/>
+              </w:rPr>
+              <w:t>תוקן / אומת static+tests+build</w:t>
             </w:r>
           </w:p>
         </w:tc>
         <w:tc>
           <w:tcPr>
             <w:tcW w:w="2860" w:type="dxa"/>
-            <w:shd w:val="clear" w:color="auto" w:fill="FDE9E7"/>
+            <w:shd w:val="clear" w:color="auto" w:fill="E6F4EA"/>
             <w:tcMar>
               <w:top w:w="80" w:type="dxa"/>
               <w:left w:w="120" w:type="dxa"/>
@@ -3834,24 +3793,18 @@
             <w:vAlign w:val="center"/>
           </w:tcPr>
           <w:p>
-            <w:pPr>
-              <w:bidi/>
-              <w:spacing w:after="0"/>
-              <w:jc w:val="right"/>
-            </w:pPr>
-            <w:r>
-              <w:rPr>
-                <w:color w:val="70261E"/>
-                <w:sz w:val="18"/>
-              </w:rPr>
-              <w:t>חלק מה-UI כבר ממותג HailNow.</w:t>
+            <w:r>
+              <w:rPr>
+                <w:color w:val="1F5431"/>
+              </w:rPr>
+              <w:t>README.md עבר למיתוג HailNow קריא; start.bat משתמש בכותרות HailNow; שמות החבילות וה-lockfiles עודכנו ל-hailnow-backend ו-hailnow-frontend; נוסף check-branding ל-backend npm test.</w:t>
             </w:r>
           </w:p>
         </w:tc>
         <w:tc>
           <w:tcPr>
             <w:tcW w:w="2970" w:type="dxa"/>
-            <w:shd w:val="clear" w:color="auto" w:fill="FDE9E7"/>
+            <w:shd w:val="clear" w:color="auto" w:fill="E6F4EA"/>
             <w:tcMar>
               <w:top w:w="80" w:type="dxa"/>
               <w:left w:w="120" w:type="dxa"/>
@@ -3861,17 +3814,11 @@
             <w:vAlign w:val="center"/>
           </w:tcPr>
           <w:p>
-            <w:pPr>
-              <w:bidi/>
-              <w:spacing w:after="0"/>
-              <w:jc w:val="right"/>
-            </w:pPr>
-            <w:r>
-              <w:rPr>
-                <w:color w:val="70261E"/>
-                <w:sz w:val="18"/>
-              </w:rPr>
-              <w:t>הקבצים README ו-start.bat ושמות package עדיין לא עברו rename מלא.</w:t>
+            <w:r>
+              <w:rPr>
+                <w:color w:val="1F5431"/>
+              </w:rPr>
+              <w:t>אין פער מיתוג ידוע לאחר התיקון. יש לשמור את check-branding כחלק מהבדיקות כדי למנוע חזרה ל-CarPool או לשמות carpool-* כשמות package.</w:t>
             </w:r>
           </w:p>
         </w:tc>
@@ -4391,12 +4338,91 @@
     <w:p>
       <w:pPr>
         <w:pStyle w:val="21"/>
+        <w:bidi w:val="1"/>
+        <w:ind w:left="720"/>
+        <w:jc w:val="right"/>
+      </w:pPr>
+      <w:r>
+        <w:rPr>
+          <w:rtl w:val="1"/>
+        </w:rPr>
+        <w:t>סעיף 7: אין דרך ליצור admin ראשון</w:t>
+      </w:r>
+    </w:p>
+    <w:p>
+      <w:pPr>
+        <w:bidi w:val="1"/>
+        <w:ind w:left="720"/>
+        <w:jc w:val="right"/>
+      </w:pPr>
+      <w:r>
+        <w:rPr>
+          <w:rtl w:val="1"/>
+        </w:rPr>
+        <w:t>סטטוס: תוקן ואומת unit+docs. ניתן ליצור או לקדם admin ראשון דרך npm run bootstrap:admin בלי עריכת MongoDB ידנית, והפקודה נעצרת ללא שינוי אם כבר קיים admin.</w:t>
+      </w:r>
+    </w:p>
+    <w:p>
+      <w:pPr>
+        <w:bidi w:val="1"/>
+        <w:ind w:left="720"/>
+        <w:jc w:val="right"/>
+      </w:pPr>
+      <w:r>
+        <w:rPr>
+          <w:rtl w:val="1"/>
+        </w:rPr>
+        <w:t>מה תוקן כבר: נוסף backend/scripts/bootstrap-admin.js עם ולידציה ל-BOOTSTRAP_ADMIN_EMAIL/FULL_NAME/PHONE/PASSWORD, יצירה או קידום משתמש ל-role=admin, isActive=true ו-isEmailVerified=true, יצירת PassengerProfile, ותיעוד ב-backend/.env.example וב-README.md.</w:t>
+      </w:r>
+    </w:p>
+    <w:p>
+      <w:pPr>
+        <w:bidi w:val="1"/>
+        <w:ind w:left="720"/>
+        <w:jc w:val="right"/>
+      </w:pPr>
+      <w:r>
+        <w:rPr>
+          <w:rtl w:val="1"/>
+        </w:rPr>
+        <w:t>מה עדיין פתוח: אין פער קוד ידוע. בפרודקשן יש להריץ את הסקריפט פעם אחת מסביבה מאובטחת, לשמור את BOOTSTRAP_ADMIN_PASSWORD כ-secret, ולהסיר/להחליף אותו לאחר bootstrap.</w:t>
+      </w:r>
+    </w:p>
+    <w:p>
+      <w:pPr>
+        <w:bidi w:val="1"/>
+        <w:ind w:left="720"/>
+        <w:jc w:val="right"/>
+      </w:pPr>
+      <w:r>
+        <w:rPr>
+          <w:rtl w:val="1"/>
+        </w:rPr>
+        <w:t>ראיות בקוד: backend/scripts/bootstrap-admin.js; backend/tests/bootstrap-admin.test.js; backend/package.json; backend/.env.example; README.md.</w:t>
+      </w:r>
+    </w:p>
+    <w:p>
+      <w:pPr>
+        <w:bidi w:val="1"/>
+        <w:ind w:left="720"/>
+        <w:jc w:val="right"/>
+      </w:pPr>
+      <w:r>
+        <w:rPr>
+          <w:rtl w:val="1"/>
+        </w:rPr>
+        <w:t>המלצה: להשאיר bootstrap:admin כפקודת CLI פנימית בלבד ולא לפתוח route ציבורי ליצירת admin.</w:t>
+      </w:r>
+    </w:p>
+    <w:p>
+      <w:pPr>
+        <w:pStyle w:val="21"/>
         <w:bidi/>
         <w:ind w:left="720"/>
         <w:jc w:val="right"/>
       </w:pPr>
       <w:r>
-        <w:t>סעיף 7: אין דרך ליצור admin ראשון</w:t>
+        <w:t>סעיף 8: פיצ׳ר Carpool עדיין לא באמת מאגם נוסעים</w:t>
       </w:r>
     </w:p>
     <w:p>
@@ -4419,7 +4445,7 @@
         <w:rPr>
           <w:color w:val="1F4D78"/>
         </w:rPr>
-        <w:t>הרשמה ציבורית עדיין לא מאפשרת role=admin ואין script bootstrap.</w:t>
+        <w:t>נוסף API של carpool, אבל זרימת ההזמנה הראשית עדיין לא מחברת נוסעים בפועל.</w:t>
       </w:r>
     </w:p>
     <w:p>
@@ -4442,7 +4468,7 @@
         <w:rPr>
           <w:color w:val="1F4D78"/>
         </w:rPr>
-        <w:t>updateUserSchema מאפשר admin, אבל רק admin קיים יכול לעדכן role.</w:t>
+        <w:t>backend/controllers/carpoolController.js כולל create/pending/match/cancel והרשאות.</w:t>
       </w:r>
     </w:p>
     <w:p>
@@ -4465,7 +4491,7 @@
         <w:rPr>
           <w:color w:val="1F4D78"/>
         </w:rPr>
-        <w:t>עדיין צריך לערוך MongoDB ידנית כדי ליצור את admin הראשון.</w:t>
+        <w:t>BookRidePage לא קורא ל-/carpool. createRide יוצר CarpoolRequest במצב confirmed, בעוד מנגנון matching מקבל רק pending.</w:t>
       </w:r>
     </w:p>
     <w:p>
@@ -4488,7 +4514,7 @@
         <w:rPr>
           <w:color w:val="1F4D78"/>
         </w:rPr>
-        <w:t>backend/validators/userValidators.js; backend/controllers/userController.js; אין backend/scripts/create-admin.js.</w:t>
+        <w:t>backend/controllers/rideController.js; backend/controllers/carpoolController.js; frontend/src/pages/BookRidePage.jsx.</w:t>
       </w:r>
     </w:p>
     <w:p>
@@ -4511,7 +4537,7 @@
         <w:rPr>
           <w:color w:val="1F4D78"/>
         </w:rPr>
-        <w:t>להוסיף scripts/create-admin.js או bootstrap חד-פעמי מבוקר.</w:t>
+        <w:t>להגדיר UX: בקשת carpool pending מול נסיעת carpool קיימת, או matching אוטומטי אמיתי.</w:t>
       </w:r>
     </w:p>
     <w:p>
@@ -4522,7 +4548,8 @@
         <w:jc w:val="right"/>
       </w:pPr>
       <w:r>
-        <w:t>סעיף 8: פיצ׳ר Carpool עדיין לא באמת מאגם נוסעים</w:t>
+        <w:lastRenderedPageBreak/>
+        <w:t>סעיף 9: משטחי API ללא צרכנים</w:t>
       </w:r>
     </w:p>
     <w:p>
@@ -4545,7 +4572,7 @@
         <w:rPr>
           <w:color w:val="1F4D78"/>
         </w:rPr>
-        <w:t>נוסף API של carpool, אבל זרימת ההזמנה הראשית עדיין לא מחברת נוסעים בפועל.</w:t>
+        <w:t>חלק מהשרת הוקשח, אך frontend עדיין לא צורך payments/carpool/translate ישירות.</w:t>
       </w:r>
     </w:p>
     <w:p>
@@ -4568,7 +4595,7 @@
         <w:rPr>
           <w:color w:val="1F4D78"/>
         </w:rPr>
-        <w:t>backend/controllers/carpoolController.js כולל create/pending/match/cancel והרשאות.</w:t>
+        <w:t>Payment נוצר פנימית בסיום נסיעה, ו-carPool API קיים בצד שרת.</w:t>
       </w:r>
     </w:p>
     <w:p>
@@ -4591,7 +4618,7 @@
         <w:rPr>
           <w:color w:val="1F4D78"/>
         </w:rPr>
-        <w:t>BookRidePage לא קורא ל-/carpool. createRide יוצר CarpoolRequest במצב confirmed, בעוד מנגנון matching מקבל רק pending.</w:t>
+        <w:t>אין UI או קריאות frontend ל-/payments, /carpool או /translate; אין gateway לתשלום.</w:t>
       </w:r>
     </w:p>
     <w:p>
@@ -4614,7 +4641,7 @@
         <w:rPr>
           <w:color w:val="1F4D78"/>
         </w:rPr>
-        <w:t>backend/controllers/rideController.js; backend/controllers/carpoolController.js; frontend/src/pages/BookRidePage.jsx.</w:t>
+        <w:t>backend/routes/index.js; backend/controllers/paymentController.js; backend/controllers/translateController.js; חיפוש frontend לא מצא קריאות לנתיבים אלה.</w:t>
       </w:r>
     </w:p>
     <w:p>
@@ -4637,7 +4664,7 @@
         <w:rPr>
           <w:color w:val="1F4D78"/>
         </w:rPr>
-        <w:t>להגדיר UX: בקשת carpool pending מול נסיעת carpool קיימת, או matching אוטומטי אמיתי.</w:t>
+        <w:t>או לסיים את הפיצ׳רים מקצה לקצה, או להוריד/להסתיר API שלא משקף יכולת מוצרית.</w:t>
       </w:r>
     </w:p>
     <w:p>
@@ -4648,8 +4675,238 @@
         <w:jc w:val="right"/>
       </w:pPr>
       <w:r>
+        <w:t>סעיף 10: אין בדיקות אמיתיות</w:t>
+      </w:r>
+    </w:p>
+    <w:p>
+      <w:pPr>
+        <w:bidi/>
+        <w:ind w:left="720"/>
+        <w:jc w:val="right"/>
+      </w:pPr>
+      <w:r>
+        <w:t>סטטוס: עדיין אין test suite מלא, אבל נוספו guards ממוקדים ל-backend ול-frontend.</w:t>
+      </w:r>
+    </w:p>
+    <w:p>
+      <w:pPr>
+        <w:bidi/>
+        <w:ind w:left="720"/>
+        <w:jc w:val="right"/>
+      </w:pPr>
+      <w:r>
+        <w:t>מה תוקן כבר: backend npm test מריץ syntax check, guard למקור האמת של נקודות נאמנות ו-guard ליכולות אדמין; frontend npm test מריץ guards לנגישות דירוג, לתצורת production ולניווט אדמין.</w:t>
+      </w:r>
+    </w:p>
+    <w:p>
+      <w:pPr>
+        <w:bidi/>
+        <w:ind w:left="720"/>
+        <w:jc w:val="right"/>
+      </w:pPr>
+      <w:r>
+        <w:t>מה עדיין פתוח: אין עדיין test suite משמעותי למסלול נסיעה, הרשאות, תשלומים, SOS או איפוס סיסמה.</w:t>
+      </w:r>
+    </w:p>
+    <w:p>
+      <w:pPr>
+        <w:bidi/>
+        <w:ind w:left="720"/>
+        <w:jc w:val="right"/>
+      </w:pPr>
+      <w:r>
+        <w:rPr>
+          <w:b/>
+          <w:color w:val="1F4D78"/>
+        </w:rPr>
+        <w:t>ראיות בקוד:</w:t>
+      </w:r>
+      <w:r>
+        <w:t xml:space="preserve"> </w:t>
+      </w:r>
+      <w:r>
+        <w:rPr>
+          <w:color w:val="1F4D78"/>
+        </w:rPr>
+        <w:t>backend/package.json; frontend/package.json.</w:t>
+      </w:r>
+    </w:p>
+    <w:p>
+      <w:pPr>
+        <w:bidi/>
+        <w:ind w:left="720"/>
+        <w:jc w:val="right"/>
+      </w:pPr>
+      <w:r>
+        <w:rPr>
+          <w:b/>
+          <w:color w:val="1F4D78"/>
+        </w:rPr>
+        <w:t>המלצה:</w:t>
+      </w:r>
+      <w:r>
+        <w:t xml:space="preserve"> </w:t>
+      </w:r>
+      <w:r>
+        <w:rPr>
+          <w:color w:val="1F4D78"/>
+        </w:rPr>
+        <w:t>להוסיף בדיקות API ו-integration סביב הרשאות ו-ride lifecycle כעדיפות ראשונה.</w:t>
+      </w:r>
+    </w:p>
+    <w:p>
+      <w:pPr>
+        <w:pStyle w:val="21"/>
+        <w:bidi w:val="1"/>
+        <w:ind w:left="720"/>
+        <w:jc w:val="right"/>
+      </w:pPr>
+      <w:r>
+        <w:rPr>
+          <w:rtl w:val="1"/>
+        </w:rPr>
+        <w:t>סעיף 11: מערכת במופע יחיד בלבד</w:t>
+      </w:r>
+    </w:p>
+    <w:p>
+      <w:pPr>
+        <w:bidi w:val="1"/>
+        <w:ind w:left="720"/>
+        <w:jc w:val="right"/>
+      </w:pPr>
+      <w:r>
+        <w:rPr>
+          <w:rtl w:val="1"/>
+        </w:rPr>
+        <w:t>סטטוס: תוקן ואומת unit+static+build. המערכת כבר לא תלויה בתהליך יחיד בלבד עבור jobs, Socket.IO ו-rate limiting.</w:t>
+      </w:r>
+    </w:p>
+    <w:p>
+      <w:pPr>
+        <w:bidi w:val="1"/>
+        <w:ind w:left="720"/>
+        <w:jc w:val="right"/>
+      </w:pPr>
+      <w:r>
+        <w:rPr>
+          <w:rtl w:val="1"/>
+        </w:rPr>
+        <w:t>מה תוקן כבר: נוספו backend/utils/distributedLease.js ו-backend/db/models/RuntimeLease.js להרצת jobs מחזוריים תחת Mongo lease; server.js מפעיל את auto-cancel ואת notify-nearby-drivers דרך startClusterSafeInterval; נוספו backend/utils/socketScaling.js ו-dependencies ל-redis/@socket.io/redis-adapter; backend/middleware/rateLimit.js הוחלף ל-store עם TTL, eviction ו-Redis אופציונלי.</w:t>
+      </w:r>
+    </w:p>
+    <w:p>
+      <w:pPr>
+        <w:bidi w:val="1"/>
+        <w:ind w:left="720"/>
+        <w:jc w:val="right"/>
+      </w:pPr>
+      <w:r>
+        <w:rPr>
+          <w:rtl w:val="1"/>
+        </w:rPr>
+        <w:t>מה עדיין פתוח: אין פער קוד ידוע לאחר התיקון. בפרודקשן מרובה replicas יש להגדיר Redis משותף ל-Socket.IO ול-rate limiting, ולבחור אם כל web replica מפעיל jobs תחת Mongo lease או שרק worker ייעודי מריץ אותם עם ENABLE_SCHEDULED_TASKS=true.</w:t>
+      </w:r>
+    </w:p>
+    <w:p>
+      <w:pPr>
+        <w:bidi w:val="1"/>
+        <w:ind w:left="720"/>
+        <w:jc w:val="right"/>
+      </w:pPr>
+      <w:r>
+        <w:rPr>
+          <w:rtl w:val="1"/>
+        </w:rPr>
+        <w:t>ראיות בקוד: backend/server.js; backend/utils/distributedLease.js; backend/db/models/RuntimeLease.js; backend/utils/socketScaling.js; backend/middleware/rateLimit.js; backend/tests/single-instance-safety.test.js; backend/scripts/check-single-instance-safety.js; backend/.env.example; README.md.</w:t>
+      </w:r>
+    </w:p>
+    <w:p>
+      <w:pPr>
+        <w:bidi w:val="1"/>
+        <w:ind w:left="720"/>
+        <w:jc w:val="right"/>
+      </w:pPr>
+      <w:r>
+        <w:rPr>
+          <w:rtl w:val="1"/>
+        </w:rPr>
+        <w:t>המלצה: בפרודקשן להגדיר REQUIRE_SOCKET_IO_REDIS=true ו-RATE_LIMIT_STORE=redis כאשר יש יותר מ-replica אחד, ולהשאיר את check-single-instance-safety כחלק מ-backend npm test.</w:t>
+      </w:r>
+    </w:p>
+    <w:p>
+      <w:pPr>
+        <w:pStyle w:val="21"/>
+        <w:bidi/>
+        <w:ind w:left="720"/>
+        <w:jc w:val="right"/>
+      </w:pPr>
+      <w:r>
+        <w:t>סעיף 12: מאפייני סקייל</w:t>
+      </w:r>
+    </w:p>
+    <w:p>
+      <w:pPr>
+        <w:bidi/>
+        <w:ind w:left="720"/>
+        <w:jc w:val="right"/>
+      </w:pPr>
+      <w:r>
+        <w:rPr>
+          <w:color w:val="1F5431"/>
+        </w:rPr>
+        <w:t>סטטוס: תוקן ואומת unit+static+build. שאילתות הנסיעות כבר לא מחזירות את כל הרשומות ללא גבול, וחיפוש נהגים קרובים עבר לשימוש ב-geospatial index ו-$near.</w:t>
+      </w:r>
+    </w:p>
+    <w:p>
+      <w:pPr>
+        <w:bidi/>
+        <w:ind w:left="720"/>
+        <w:jc w:val="right"/>
+      </w:pPr>
+      <w:r>
+        <w:t>מה תוקן כבר: GET /rides כולל page/limit עם תקרה, countDocuments ו-metadata של pagination; הפרונט יודע לקרוא גם items/pagination וגם מערך legacy; DriverProfile כולל geoLocation מסוג GeoJSON Point ואינדקס 2dsphere; updateLocation ממלא geoLocation; maps/nearby-drivers ו-notifyNearbyDrivers משתמשים ב-findNearbyAvailableDrivers וב-$near במקום לסרוק את כל הנהגים הזמינים; ניקוי פרטיות ו-retention מאפסים גם geoLocation.</w:t>
+      </w:r>
+    </w:p>
+    <w:p>
+      <w:pPr>
+        <w:bidi/>
+        <w:ind w:left="720"/>
+        <w:jc w:val="right"/>
+      </w:pPr>
+      <w:r>
+        <w:t>מה עדיין פתוח: אין פער קוד ידוע לאחר התיקון. בפרודקשן יש לוודא שהאינדקסים נבנו במסד הנתונים ושנהגים קיימים מעדכנים מיקום כדי לקבל geoLocation; נתוני legacy ללא geoLocation לא יופיעו בשאילתות $near עד עדכון מיקום.</w:t>
+      </w:r>
+    </w:p>
+    <w:p>
+      <w:pPr>
+        <w:bidi/>
+        <w:ind w:left="720"/>
+        <w:jc w:val="right"/>
+      </w:pPr>
+      <w:r>
+        <w:t>ראיות בקוד: backend/controllers/rideController.js; backend/db/models/Ride.js; backend/db/models/DriverProfile.js; backend/utils/geoLocation.js; backend/utils/driverDiscovery.js; backend/controllers/mapsController.js; backend/server.js; backend/tests/scalability.test.js; frontend/src/api/pagination.js.</w:t>
+      </w:r>
+    </w:p>
+    <w:p>
+      <w:pPr>
+        <w:bidi/>
+        <w:ind w:left="720"/>
+        <w:jc w:val="right"/>
+      </w:pPr>
+      <w:r>
+        <w:t>המלצה: להשאיר את scalability.test ואת check-ride-history-access כחלק מ-backend npm test, ולוודא בסביבת deployment שהאינדקס 2dsphere נבנה לפני עומס אמיתי.</w:t>
+      </w:r>
+    </w:p>
+    <w:p>
+      <w:pPr>
+        <w:pStyle w:val="21"/>
+        <w:bidi/>
+        <w:ind w:left="720"/>
+        <w:jc w:val="right"/>
+      </w:pPr>
+      <w:r>
         <w:lastRenderedPageBreak/>
-        <w:t>סעיף 9: משטחי API ללא צרכנים</w:t>
+        <w:t>סעיף 13: טיפול במידע רגיש, תמונות מזהות ונתוני GPS</w:t>
       </w:r>
     </w:p>
     <w:p>
@@ -4672,7 +4929,7 @@
         <w:rPr>
           <w:color w:val="1F4D78"/>
         </w:rPr>
-        <w:t>חלק מהשרת הוקשח, אך frontend עדיין לא צורך payments/carpool/translate ישירות.</w:t>
+        <w:t>חשיפת static של תעודות ורישיונות צומצמה, אבל אין מדיניות retention או purge.</w:t>
       </w:r>
     </w:p>
     <w:p>
@@ -4695,7 +4952,7 @@
         <w:rPr>
           <w:color w:val="1F4D78"/>
         </w:rPr>
-        <w:t>Payment נוצר פנימית בסיום נסיעה, ו-carPool API קיים בצד שרת.</w:t>
+        <w:t>app.js כבר מגיש static רק לתמונות פרופיל; קבצים רגישים נגישים דרך /uploads/secure אחרי auth והרשאת בעלות.</w:t>
       </w:r>
     </w:p>
     <w:p>
@@ -4718,7 +4975,7 @@
         <w:rPr>
           <w:color w:val="1F4D78"/>
         </w:rPr>
-        <w:t>אין UI או קריאות frontend ל-/payments, /carpool או /translate; אין gateway לתשלום.</w:t>
+        <w:t>deleteUser עדיין לא מוחק קבצי ID/רישיון/מסמכי רכב; אין מדיניות שמירת GPS או מנגנון מחיקה.</w:t>
       </w:r>
     </w:p>
     <w:p>
@@ -4741,7 +4998,7 @@
         <w:rPr>
           <w:color w:val="1F4D78"/>
         </w:rPr>
-        <w:t>backend/routes/index.js; backend/controllers/paymentController.js; backend/controllers/translateController.js; חיפוש frontend לא מצא קריאות לנתיבים אלה.</w:t>
+        <w:t>backend/app.js; backend/controllers/uploadController.js; backend/controllers/userController.js.</w:t>
       </w:r>
     </w:p>
     <w:p>
@@ -4764,7 +5021,7 @@
         <w:rPr>
           <w:color w:val="1F4D78"/>
         </w:rPr>
-        <w:t>או לסיים את הפיצ׳רים מקצה לקצה, או להוריד/להסתיר API שלא משקף יכולת מוצרית.</w:t>
+        <w:t>להגדיר retention, purge job, ומחיקת קבצים בעת anonymization/deletion.</w:t>
       </w:r>
     </w:p>
     <w:p>
@@ -4775,7 +5032,7 @@
         <w:jc w:val="right"/>
       </w:pPr>
       <w:r>
-        <w:t>סעיף 10: אין בדיקות אמיתיות</w:t>
+        <w:t>סעיף 14: מדיניות CORS מאפשרת בקשות ללא Origin</w:t>
       </w:r>
     </w:p>
     <w:p>
@@ -4785,7 +5042,20 @@
         <w:jc w:val="right"/>
       </w:pPr>
       <w:r>
-        <w:t>סטטוס: עדיין אין test suite מלא, אבל נוספו guards ממוקדים ל-backend ול-frontend.</w:t>
+        <w:rPr>
+          <w:b/>
+          <w:color w:val="1F4D78"/>
+        </w:rPr>
+        <w:t>סטטוס:</w:t>
+      </w:r>
+      <w:r>
+        <w:t xml:space="preserve"> </w:t>
+      </w:r>
+      <w:r>
+        <w:rPr>
+          <w:color w:val="1F4D78"/>
+        </w:rPr>
+        <w:t>הקוד עדיין מחזיר true כאשר origin חסר.</w:t>
       </w:r>
     </w:p>
     <w:p>
@@ -4795,7 +5065,20 @@
         <w:jc w:val="right"/>
       </w:pPr>
       <w:r>
-        <w:t>מה תוקן כבר: backend npm test מריץ syntax check, guard למקור האמת של נקודות נאמנות ו-guard ליכולות אדמין; frontend npm test מריץ guards לנגישות דירוג, לתצורת production ולניווט אדמין.</w:t>
+        <w:rPr>
+          <w:b/>
+          <w:color w:val="1F4D78"/>
+        </w:rPr>
+        <w:t>מה תוקן כבר:</w:t>
+      </w:r>
+      <w:r>
+        <w:t xml:space="preserve"> </w:t>
+      </w:r>
+      <w:r>
+        <w:rPr>
+          <w:color w:val="1F4D78"/>
+        </w:rPr>
+        <w:t>אין שינוי מהותי.</w:t>
       </w:r>
     </w:p>
     <w:p>
@@ -4805,7 +5088,20 @@
         <w:jc w:val="right"/>
       </w:pPr>
       <w:r>
-        <w:t>מה עדיין פתוח: אין עדיין test suite משמעותי למסלול נסיעה, הרשאות, תשלומים, SOS או איפוס סיסמה.</w:t>
+        <w:rPr>
+          <w:b/>
+          <w:color w:val="1F4D78"/>
+        </w:rPr>
+        <w:t>מה עדיין פתוח:</w:t>
+      </w:r>
+      <w:r>
+        <w:t xml:space="preserve"> </w:t>
+      </w:r>
+      <w:r>
+        <w:rPr>
+          <w:color w:val="1F4D78"/>
+        </w:rPr>
+        <w:t>יכול להיות לגיטימי ל-server-to-server, אבל צריך החלטה מודעת ותיעוד.</w:t>
       </w:r>
     </w:p>
     <w:p>
@@ -4828,7 +5124,7 @@
         <w:rPr>
           <w:color w:val="1F4D78"/>
         </w:rPr>
-        <w:t>backend/package.json; frontend/package.json.</w:t>
+        <w:t>backend/utils/corsOrigins.js.</w:t>
       </w:r>
     </w:p>
     <w:p>
@@ -4851,7 +5147,7 @@
         <w:rPr>
           <w:color w:val="1F4D78"/>
         </w:rPr>
-        <w:t>להוסיף בדיקות API ו-integration סביב הרשאות ו-ride lifecycle כעדיפות ראשונה.</w:t>
+        <w:t>לתעד מדיניות או לחסום no-origin ב-production.</w:t>
       </w:r>
     </w:p>
     <w:p>
@@ -4862,7 +5158,7 @@
         <w:jc w:val="right"/>
       </w:pPr>
       <w:r>
-        <w:t>סעיף 11: מערכת במופע יחיד בלבד</w:t>
+        <w:t>סעיף 15: חשיפת קיום אימייל דרך check-email</w:t>
       </w:r>
     </w:p>
     <w:p>
@@ -4879,13 +5175,16 @@
         <w:t>סטטוס:</w:t>
       </w:r>
       <w:r>
-        <w:t xml:space="preserve"> </w:t>
-      </w:r>
-      <w:r>
         <w:rPr>
           <w:color w:val="1F4D78"/>
         </w:rPr>
-        <w:t>ה-jobs וה-rate limiter עדיין חיים בתהליך המקומי.</w:t>
+        <w:t xml:space="preserve"> </w:t>
+      </w:r>
+      <w:r>
+        <w:rPr>
+          <w:color w:val="1F4D78"/>
+        </w:rPr>
+        <w:t>תוקן ואומת. הנתיב הציבורי כבר אינו חושף אם אימייל קיים, אינו מחזיר exists ואינו מבצע lookup למסד הנתונים.</w:t>
       </w:r>
     </w:p>
     <w:p>
@@ -4902,13 +5201,16 @@
         <w:t>מה תוקן כבר:</w:t>
       </w:r>
       <w:r>
-        <w:t xml:space="preserve"> </w:t>
-      </w:r>
-      <w:r>
         <w:rPr>
           <w:color w:val="1F4D78"/>
         </w:rPr>
-        <w:t>יש rate limiting בסיסי ל-auth/upload/socket.</w:t>
+        <w:t xml:space="preserve"> </w:t>
+      </w:r>
+      <w:r>
+        <w:rPr>
+          <w:color w:val="1F4D78"/>
+        </w:rPr>
+        <w:t>/users/check-email מחזיר תשובה אחידה לאימייל תקין; RegisterPage לא שולח בקשות check-email בזמן הקלדה; register מנרמל אימייל ומחזיר הודעת כפילות כללית גם במרוץ duplicate key.</w:t>
       </w:r>
     </w:p>
     <w:p>
@@ -4925,13 +5227,16 @@
         <w:t>מה עדיין פתוח:</w:t>
       </w:r>
       <w:r>
-        <w:t xml:space="preserve"> </w:t>
-      </w:r>
-      <w:r>
         <w:rPr>
           <w:color w:val="1F4D78"/>
         </w:rPr>
-        <w:t>setInterval ירוץ כפול בכל replica; Socket.IO ללא Redis adapter; rateLimit.js משתמש ב-Map בלי eviction.</w:t>
+        <w:t xml:space="preserve"> </w:t>
+      </w:r>
+      <w:r>
+        <w:rPr>
+          <w:color w:val="1F4D78"/>
+        </w:rPr>
+        <w:t>אין פער קוד ידוע לאחר התיקון. מומלץ לשמור את בדיקות email-enumeration כחלק מ-CI ולבצע בדיקת UX ידנית לרישום כפול.</w:t>
       </w:r>
     </w:p>
     <w:p>
@@ -4948,13 +5253,16 @@
         <w:t>ראיות בקוד:</w:t>
       </w:r>
       <w:r>
-        <w:t xml:space="preserve"> </w:t>
-      </w:r>
-      <w:r>
         <w:rPr>
           <w:color w:val="1F4D78"/>
         </w:rPr>
-        <w:t>backend/server.js; backend/middleware/rateLimit.js.</w:t>
+        <w:t xml:space="preserve"> </w:t>
+      </w:r>
+      <w:r>
+        <w:rPr>
+          <w:color w:val="1F4D78"/>
+        </w:rPr>
+        <w:t>backend/routes/index.js; backend/controllers/userController.js; frontend/src/pages/RegisterPage.jsx; backend/tests/email-enumeration.test.js.</w:t>
       </w:r>
     </w:p>
     <w:p>
@@ -4971,13 +5279,16 @@
         <w:t>המלצה:</w:t>
       </w:r>
       <w:r>
-        <w:t xml:space="preserve"> </w:t>
-      </w:r>
-      <w:r>
         <w:rPr>
           <w:color w:val="1F4D78"/>
         </w:rPr>
-        <w:t>להעביר jobs לתור/cron יחיד, להוסיף Redis adapter ל-Socket.IO, ולהחליף rate limiter למימוש עם TTL.</w:t>
+        <w:t xml:space="preserve"> </w:t>
+      </w:r>
+      <w:r>
+        <w:rPr>
+          <w:color w:val="1F4D78"/>
+        </w:rPr>
+        <w:t>להשאיר את check-email כתגובה אחידה בלבד או להסיר אותו בעתיד אם אין בו צורך, ולא להחזיר שדה exists בצד לקוח.</w:t>
       </w:r>
     </w:p>
     <w:p>
@@ -4988,7 +5299,7 @@
         <w:jc w:val="right"/>
       </w:pPr>
       <w:r>
-        <w:t>סעיף 12: מאפייני סקייל</w:t>
+        <w:t>סעיף 16: הניווט של React Router ממומש ידנית</w:t>
       </w:r>
     </w:p>
     <w:p>
@@ -5005,13 +5316,16 @@
         <w:t>סטטוס:</w:t>
       </w:r>
       <w:r>
-        <w:t xml:space="preserve"> </w:t>
-      </w:r>
-      <w:r>
         <w:rPr>
           <w:color w:val="1F4D78"/>
         </w:rPr>
-        <w:t>שאילתות הנסיעות וה-driver notify עדיין מתאימות לדמו יותר מאשר לעיר אמיתית.</w:t>
+        <w:t xml:space="preserve"> </w:t>
+      </w:r>
+      <w:r>
+        <w:rPr>
+          <w:color w:val="1F4D78"/>
+        </w:rPr>
+        <w:t>תוקן ואומת static+build. routing.jsx כבר אינו מממש router ידני, אלא מייצא את הפרימיטיבים מ-react-router-dom.</w:t>
       </w:r>
     </w:p>
     <w:p>
@@ -5028,13 +5342,16 @@
         <w:t>מה תוקן כבר:</w:t>
       </w:r>
       <w:r>
-        <w:t xml:space="preserve"> </w:t>
-      </w:r>
-      <w:r>
         <w:rPr>
           <w:color w:val="1F4D78"/>
         </w:rPr>
-        <w:t>נוספו אינדקסים בסיסיים לפי passenger/driver/status/scheduledTime.</w:t>
+        <w:t xml:space="preserve"> </w:t>
+      </w:r>
+      <w:r>
+        <w:rPr>
+          <w:color w:val="1F4D78"/>
+        </w:rPr>
+        <w:t>נוספה תלות react-router-dom; routing.jsx הוחלף לשכבת re-export ל-BrowserRouter, Routes, Route, Navigate, Link, useLocation, useNavigate, useParams ו-useSearchParams; כל הקוד הקיים ממשיך לייבא מאותו מודול מקומי.</w:t>
       </w:r>
     </w:p>
     <w:p>
@@ -5051,13 +5368,16 @@
         <w:t>מה עדיין פתוח:</w:t>
       </w:r>
       <w:r>
-        <w:t xml:space="preserve"> </w:t>
-      </w:r>
-      <w:r>
         <w:rPr>
           <w:color w:val="1F4D78"/>
         </w:rPr>
-        <w:t>אין pagination ב-GET /rides; notifyNearbyDrivers עדיין O(rides x drivers); אין geospatial index או $near.</w:t>
+        <w:t xml:space="preserve"> </w:t>
+      </w:r>
+      <w:r>
+        <w:rPr>
+          <w:color w:val="1F4D78"/>
+        </w:rPr>
+        <w:t>אין פער תחזוקה ידוע מול react-router לאחר התיקון. מומלץ להשאיר את check-router-adapter כחלק מבדיקות ה-frontend כדי למנוע החזרת מימוש ידני.</w:t>
       </w:r>
     </w:p>
     <w:p>
@@ -5074,13 +5394,16 @@
         <w:t>ראיות בקוד:</w:t>
       </w:r>
       <w:r>
-        <w:t xml:space="preserve"> </w:t>
-      </w:r>
-      <w:r>
         <w:rPr>
           <w:color w:val="1F4D78"/>
         </w:rPr>
-        <w:t>backend/controllers/rideController.js; backend/server.js; backend/db/models/Ride.js; backend/db/models/DriverProfile.js.</w:t>
+        <w:t xml:space="preserve"> </w:t>
+      </w:r>
+      <w:r>
+        <w:rPr>
+          <w:color w:val="1F4D78"/>
+        </w:rPr>
+        <w:t>frontend/src/routing.jsx; frontend/package.json; frontend/package-lock.json; frontend/scripts/check-router-adapter.js.</w:t>
       </w:r>
     </w:p>
     <w:p>
@@ -5097,13 +5420,16 @@
         <w:t>המלצה:</w:t>
       </w:r>
       <w:r>
-        <w:t xml:space="preserve"> </w:t>
-      </w:r>
-      <w:r>
         <w:rPr>
           <w:color w:val="1F4D78"/>
         </w:rPr>
-        <w:t>להוסיף pagination, geospatial schema/index, ושאילתת drivers קרובים ב-DB.</w:t>
+        <w:t xml:space="preserve"> </w:t>
+      </w:r>
+      <w:r>
+        <w:rPr>
+          <w:color w:val="1F4D78"/>
+        </w:rPr>
+        <w:t>להמשיך להשתמש במתאם המקומי רק כשכבת יציבות לייבואים פנימיים, ולא להוסיף אליו לוגיקת routing עצמאית.</w:t>
       </w:r>
     </w:p>
     <w:p>
@@ -5114,8 +5440,7 @@
         <w:jc w:val="right"/>
       </w:pPr>
       <w:r>
-        <w:lastRenderedPageBreak/>
-        <w:t>סעיף 13: טיפול במידע רגיש, תמונות מזהות ונתוני GPS</w:t>
+        <w:t>סעיף 17: אין קישור ניווט לפאנל ניהול admin</w:t>
       </w:r>
     </w:p>
     <w:p>
@@ -5125,20 +5450,7 @@
         <w:jc w:val="right"/>
       </w:pPr>
       <w:r>
-        <w:rPr>
-          <w:b/>
-          <w:color w:val="1F4D78"/>
-        </w:rPr>
-        <w:t>סטטוס:</w:t>
-      </w:r>
-      <w:r>
-        <w:t xml:space="preserve"> </w:t>
-      </w:r>
-      <w:r>
-        <w:rPr>
-          <w:color w:val="1F4D78"/>
-        </w:rPr>
-        <w:t>חשיפת static של תעודות ורישיונות צומצמה, אבל אין מדיניות retention או purge.</w:t>
+        <w:t>סטטוס: תוקן ואומת static+runtime. ה-Navbar מציג למשתמש admin תפריט ניהול עליון, כולל כניסה לפאנל הניהול, לטאבים של אימות מסמכים, ולמסכי נוסע/נהג. בנוסף admin מקבל יכולות נוסע/נהג בלי לאבד role=admin.</w:t>
       </w:r>
     </w:p>
     <w:p>
@@ -5148,20 +5460,7 @@
         <w:jc w:val="right"/>
       </w:pPr>
       <w:r>
-        <w:rPr>
-          <w:b/>
-          <w:color w:val="1F4D78"/>
-        </w:rPr>
-        <w:t>מה תוקן כבר:</w:t>
-      </w:r>
-      <w:r>
-        <w:t xml:space="preserve"> </w:t>
-      </w:r>
-      <w:r>
-        <w:rPr>
-          <w:color w:val="1F4D78"/>
-        </w:rPr>
-        <w:t>app.js כבר מגיש static רק לתמונות פרופיל; קבצים רגישים נגישים דרך /uploads/secure אחרי auth והרשאת בעלות.</w:t>
+        <w:t>מה תוקן כבר: נוסף AdminMenu ב-Navbar; אדמין נחשב גם isPassenger וגם isDriver בצד הלקוח; AdminPanel יודע לפתוח טאב לפי ?tab=ids/licenses/vehicles; backend יוצר PassengerProfile גם לאדמין קיים או חדש; יצירת DriverProfile לאדמין כבר לא משנה את role מ-admin; יצירת נסיעה כאדמין בלי passengerId משתמשת בפרופיל הנוסע של האדמין.</w:t>
       </w:r>
     </w:p>
     <w:p>
@@ -5171,20 +5470,7 @@
         <w:jc w:val="right"/>
       </w:pPr>
       <w:r>
-        <w:rPr>
-          <w:b/>
-          <w:color w:val="1F4D78"/>
-        </w:rPr>
-        <w:t>מה עדיין פתוח:</w:t>
-      </w:r>
-      <w:r>
-        <w:t xml:space="preserve"> </w:t>
-      </w:r>
-      <w:r>
-        <w:rPr>
-          <w:color w:val="1F4D78"/>
-        </w:rPr>
-        <w:t>deleteUser עדיין לא מוחק קבצי ID/רישיון/מסמכי רכב; אין מדיניות שמירת GPS או מנגנון מחיקה.</w:t>
+        <w:t>מה עדיין פתוח: אין פער ידוע בניווט או ביכולות הבסיסיות של אדמין כנוסע. כדי להשתמש בפועל כנהג, האדמין עדיין צריך להשלים Driver Setup כי DriverProfile דורש רישיון, רכב ומסמכים.</w:t>
       </w:r>
     </w:p>
     <w:p>
@@ -5194,20 +5480,7 @@
         <w:jc w:val="right"/>
       </w:pPr>
       <w:r>
-        <w:rPr>
-          <w:b/>
-          <w:color w:val="1F4D78"/>
-        </w:rPr>
-        <w:t>ראיות בקוד:</w:t>
-      </w:r>
-      <w:r>
-        <w:t xml:space="preserve"> </w:t>
-      </w:r>
-      <w:r>
-        <w:rPr>
-          <w:color w:val="1F4D78"/>
-        </w:rPr>
-        <w:t>backend/app.js; backend/controllers/uploadController.js; backend/controllers/userController.js.</w:t>
+        <w:t>ראיות בקוד: frontend/src/components/Navbar.jsx; frontend/src/pages/AdminPanel.jsx; frontend/scripts/check-admin-navigation.js; backend/controllers/userController.js; backend/controllers/driverController.js; backend/controllers/rideController.js; backend/scripts/check-admin-capabilities.js.</w:t>
       </w:r>
     </w:p>
     <w:p>
@@ -5217,20 +5490,7 @@
         <w:jc w:val="right"/>
       </w:pPr>
       <w:r>
-        <w:rPr>
-          <w:b/>
-          <w:color w:val="1F4D78"/>
-        </w:rPr>
-        <w:t>המלצה:</w:t>
-      </w:r>
-      <w:r>
-        <w:t xml:space="preserve"> </w:t>
-      </w:r>
-      <w:r>
-        <w:rPr>
-          <w:color w:val="1F4D78"/>
-        </w:rPr>
-        <w:t>להגדיר retention, purge job, ומחיקת קבצים בעת anonymization/deletion.</w:t>
+        <w:t>המלצה: להשאיר admin כ-role עצמאי עם יכולות נוסע/נהג נגזרות, ולא להמיר אותו ל-role=both כדי לא לאבד הרשאות ניהול.</w:t>
       </w:r>
     </w:p>
     <w:p>
@@ -5241,7 +5501,7 @@
         <w:jc w:val="right"/>
       </w:pPr>
       <w:r>
-        <w:t>סעיף 14: מדיניות CORS מאפשרת בקשות ללא Origin</w:t>
+        <w:t>סעיף 18: ארטיפקטים וקבצי IDE עדיין במעקב Git</w:t>
       </w:r>
     </w:p>
     <w:p>
@@ -5252,19 +5512,9 @@
       </w:pPr>
       <w:r>
         <w:rPr>
-          <w:b/>
-          <w:color w:val="1F4D78"/>
+          <w:color w:val="1F5431"/>
         </w:rPr>
-        <w:t>סטטוס:</w:t>
-      </w:r>
-      <w:r>
-        <w:t xml:space="preserve"> </w:t>
-      </w:r>
-      <w:r>
-        <w:rPr>
-          <w:color w:val="1F4D78"/>
-        </w:rPr>
-        <w:t>הקוד עדיין מחזיר true כאשר origin חסר.</w:t>
+        <w:t>סטטוס: תוקן ואומת static+git. frontend/build ו-.idea אינם מופיעים עוד ב-git ls-files, והנתיבים נוספו ל-.gitignore.</w:t>
       </w:r>
     </w:p>
     <w:p>
@@ -5274,20 +5524,7 @@
         <w:jc w:val="right"/>
       </w:pPr>
       <w:r>
-        <w:rPr>
-          <w:b/>
-          <w:color w:val="1F4D78"/>
-        </w:rPr>
-        <w:t>מה תוקן כבר:</w:t>
-      </w:r>
-      <w:r>
-        <w:t xml:space="preserve"> </w:t>
-      </w:r>
-      <w:r>
-        <w:rPr>
-          <w:color w:val="1F4D78"/>
-        </w:rPr>
-        <w:t>אין שינוי מהותי.</w:t>
+        <w:t>מה תוקן כבר: .gitignore כולל עכשיו frontend/build/ ו-.idea/; קבצי frontend/build ו-.idea הוצאו מה-index באמצעות git rm --cached ונשארים מקומית בלבד; נוסף frontend/scripts/check-tracked-artifacts.js, והבדיקה שולבה ב-frontend npm test.</w:t>
       </w:r>
     </w:p>
     <w:p>
@@ -5297,20 +5534,7 @@
         <w:jc w:val="right"/>
       </w:pPr>
       <w:r>
-        <w:rPr>
-          <w:b/>
-          <w:color w:val="1F4D78"/>
-        </w:rPr>
-        <w:t>מה עדיין פתוח:</w:t>
-      </w:r>
-      <w:r>
-        <w:t xml:space="preserve"> </w:t>
-      </w:r>
-      <w:r>
-        <w:rPr>
-          <w:color w:val="1F4D78"/>
-        </w:rPr>
-        <w:t>יכול להיות לגיטימי ל-server-to-server, אבל צריך החלטה מודעת ותיעוד.</w:t>
+        <w:t>מה עדיין פתוח: אין פער Git hygiene ידוע לאחר התיקון. יש לשמור את check-tracked-artifacts כחלק מהבדיקות כדי למנוע החזרה של IDE/build artifacts למעקב.</w:t>
       </w:r>
     </w:p>
     <w:p>
@@ -5320,20 +5544,7 @@
         <w:jc w:val="right"/>
       </w:pPr>
       <w:r>
-        <w:rPr>
-          <w:b/>
-          <w:color w:val="1F4D78"/>
-        </w:rPr>
-        <w:t>ראיות בקוד:</w:t>
-      </w:r>
-      <w:r>
-        <w:t xml:space="preserve"> </w:t>
-      </w:r>
-      <w:r>
-        <w:rPr>
-          <w:color w:val="1F4D78"/>
-        </w:rPr>
-        <w:t>backend/utils/corsOrigins.js.</w:t>
+        <w:t>ראיות בקוד: .gitignore; frontend/scripts/check-tracked-artifacts.js; frontend/package.json; git ls-files frontend/build .idea חזר ללא פלט.</w:t>
       </w:r>
     </w:p>
     <w:p>
@@ -5343,20 +5554,7 @@
         <w:jc w:val="right"/>
       </w:pPr>
       <w:r>
-        <w:rPr>
-          <w:b/>
-          <w:color w:val="1F4D78"/>
-        </w:rPr>
-        <w:t>המלצה:</w:t>
-      </w:r>
-      <w:r>
-        <w:t xml:space="preserve"> </w:t>
-      </w:r>
-      <w:r>
-        <w:rPr>
-          <w:color w:val="1F4D78"/>
-        </w:rPr>
-        <w:t>לתעד מדיניות או לחסום no-origin ב-production.</w:t>
+        <w:t>המלצה: להשאיר את .idea/ ו-frontend/build/ מחוץ למעקב, ולא להכניס build artifacts או קבצי IDE ל-commit עתידי.</w:t>
       </w:r>
     </w:p>
     <w:p>
@@ -5367,7 +5565,7 @@
         <w:jc w:val="right"/>
       </w:pPr>
       <w:r>
-        <w:t>סעיף 15: חשיפת קיום אימייל דרך check-email</w:t>
+        <w:t>סעיף 19: אי-עקביות מיתוג ושמות חבילות</w:t>
       </w:r>
     </w:p>
     <w:p>
@@ -5378,22 +5576,9 @@
       </w:pPr>
       <w:r>
         <w:rPr>
-          <w:b/>
-          <w:color w:val="1F4D78"/>
+          <w:color w:val="1F5431"/>
         </w:rPr>
-        <w:t>סטטוס:</w:t>
-      </w:r>
-      <w:r>
-        <w:rPr>
-          <w:color w:val="1F4D78"/>
-        </w:rPr>
-        <w:t xml:space="preserve"> </w:t>
-      </w:r>
-      <w:r>
-        <w:rPr>
-          <w:color w:val="1F4D78"/>
-        </w:rPr>
-        <w:t>תוקן ואומת. הנתיב הציבורי כבר אינו חושף אם אימייל קיים, אינו מחזיר exists ואינו מבצע lookup למסד הנתונים.</w:t>
+        <w:t>סטטוס: תוקן ואומת static+tests+build. מסמכי ההרצה, שמות החלונות ושמות החבילות מיושרים כעת ל-HailNow.</w:t>
       </w:r>
     </w:p>
     <w:p>
@@ -5403,23 +5588,7 @@
         <w:jc w:val="right"/>
       </w:pPr>
       <w:r>
-        <w:rPr>
-          <w:b/>
-          <w:color w:val="1F4D78"/>
-        </w:rPr>
-        <w:t>מה תוקן כבר:</w:t>
-      </w:r>
-      <w:r>
-        <w:rPr>
-          <w:color w:val="1F4D78"/>
-        </w:rPr>
-        <w:t xml:space="preserve"> </w:t>
-      </w:r>
-      <w:r>
-        <w:rPr>
-          <w:color w:val="1F4D78"/>
-        </w:rPr>
-        <w:t>/users/check-email מחזיר תשובה אחידה לאימייל תקין; RegisterPage לא שולח בקשות check-email בזמן הקלדה; register מנרמל אימייל ומחזיר הודעת כפילות כללית גם במרוץ duplicate key.</w:t>
+        <w:t>מה תוקן כבר: README.md נכתב מחדש תחת HailNow וב-ASCII קריא; start.bat עבר מכותרות CarPool לכותרות HailNow; backend/package.json ו-backend/package-lock.json עברו ל-hailnow-backend; frontend/package.json ו-frontend/package-lock.json עברו ל-hailnow-frontend; נוסף backend/scripts/check-branding.js ל-backend npm test.</w:t>
       </w:r>
     </w:p>
     <w:p>
@@ -5429,23 +5598,7 @@
         <w:jc w:val="right"/>
       </w:pPr>
       <w:r>
-        <w:rPr>
-          <w:b/>
-          <w:color w:val="1F4D78"/>
-        </w:rPr>
-        <w:t>מה עדיין פתוח:</w:t>
-      </w:r>
-      <w:r>
-        <w:rPr>
-          <w:color w:val="1F4D78"/>
-        </w:rPr>
-        <w:t xml:space="preserve"> </w:t>
-      </w:r>
-      <w:r>
-        <w:rPr>
-          <w:color w:val="1F4D78"/>
-        </w:rPr>
-        <w:t>אין פער קוד ידוע לאחר התיקון. מומלץ לשמור את בדיקות email-enumeration כחלק מ-CI ולבצע בדיקת UX ידנית לרישום כפול.</w:t>
+        <w:t>מה עדיין פתוח: אין פער מיתוג ידוע לאחר התיקון. המונח carpool נשאר רק בהקשר של פיצ'ר עסקי ובשמות בדיקות ייעודיות, לא כשם מותג או package.</w:t>
       </w:r>
     </w:p>
     <w:p>
@@ -5455,23 +5608,7 @@
         <w:jc w:val="right"/>
       </w:pPr>
       <w:r>
-        <w:rPr>
-          <w:b/>
-          <w:color w:val="1F4D78"/>
-        </w:rPr>
-        <w:t>ראיות בקוד:</w:t>
-      </w:r>
-      <w:r>
-        <w:rPr>
-          <w:color w:val="1F4D78"/>
-        </w:rPr>
-        <w:t xml:space="preserve"> </w:t>
-      </w:r>
-      <w:r>
-        <w:rPr>
-          <w:color w:val="1F4D78"/>
-        </w:rPr>
-        <w:t>backend/routes/index.js; backend/controllers/userController.js; frontend/src/pages/RegisterPage.jsx; backend/tests/email-enumeration.test.js.</w:t>
+        <w:t>ראיות בקוד: README.md; start.bat; backend/package.json; backend/package-lock.json; frontend/package.json; frontend/package-lock.json; backend/scripts/check-branding.js.</w:t>
       </w:r>
     </w:p>
     <w:p>
@@ -5481,415 +5618,7 @@
         <w:jc w:val="right"/>
       </w:pPr>
       <w:r>
-        <w:rPr>
-          <w:b/>
-          <w:color w:val="1F4D78"/>
-        </w:rPr>
-        <w:t>המלצה:</w:t>
-      </w:r>
-      <w:r>
-        <w:rPr>
-          <w:color w:val="1F4D78"/>
-        </w:rPr>
-        <w:t xml:space="preserve"> </w:t>
-      </w:r>
-      <w:r>
-        <w:rPr>
-          <w:color w:val="1F4D78"/>
-        </w:rPr>
-        <w:t>להשאיר את check-email כתגובה אחידה בלבד או להסיר אותו בעתיד אם אין בו צורך, ולא להחזיר שדה exists בצד לקוח.</w:t>
-      </w:r>
-    </w:p>
-    <w:p>
-      <w:pPr>
-        <w:pStyle w:val="21"/>
-        <w:bidi/>
-        <w:ind w:left="720"/>
-        <w:jc w:val="right"/>
-      </w:pPr>
-      <w:r>
-        <w:t>סעיף 16: הניווט של React Router ממומש ידנית</w:t>
-      </w:r>
-    </w:p>
-    <w:p>
-      <w:pPr>
-        <w:bidi/>
-        <w:ind w:left="720"/>
-        <w:jc w:val="right"/>
-      </w:pPr>
-      <w:r>
-        <w:rPr>
-          <w:b/>
-          <w:color w:val="1F4D78"/>
-        </w:rPr>
-        <w:t>סטטוס:</w:t>
-      </w:r>
-      <w:r>
-        <w:rPr>
-          <w:color w:val="1F4D78"/>
-        </w:rPr>
-        <w:t xml:space="preserve"> </w:t>
-      </w:r>
-      <w:r>
-        <w:rPr>
-          <w:color w:val="1F4D78"/>
-        </w:rPr>
-        <w:t>תוקן ואומת static+build. routing.jsx כבר אינו מממש router ידני, אלא מייצא את הפרימיטיבים מ-react-router-dom.</w:t>
-      </w:r>
-    </w:p>
-    <w:p>
-      <w:pPr>
-        <w:bidi/>
-        <w:ind w:left="720"/>
-        <w:jc w:val="right"/>
-      </w:pPr>
-      <w:r>
-        <w:rPr>
-          <w:b/>
-          <w:color w:val="1F4D78"/>
-        </w:rPr>
-        <w:t>מה תוקן כבר:</w:t>
-      </w:r>
-      <w:r>
-        <w:rPr>
-          <w:color w:val="1F4D78"/>
-        </w:rPr>
-        <w:t xml:space="preserve"> </w:t>
-      </w:r>
-      <w:r>
-        <w:rPr>
-          <w:color w:val="1F4D78"/>
-        </w:rPr>
-        <w:t>נוספה תלות react-router-dom; routing.jsx הוחלף לשכבת re-export ל-BrowserRouter, Routes, Route, Navigate, Link, useLocation, useNavigate, useParams ו-useSearchParams; כל הקוד הקיים ממשיך לייבא מאותו מודול מקומי.</w:t>
-      </w:r>
-    </w:p>
-    <w:p>
-      <w:pPr>
-        <w:bidi/>
-        <w:ind w:left="720"/>
-        <w:jc w:val="right"/>
-      </w:pPr>
-      <w:r>
-        <w:rPr>
-          <w:b/>
-          <w:color w:val="1F4D78"/>
-        </w:rPr>
-        <w:t>מה עדיין פתוח:</w:t>
-      </w:r>
-      <w:r>
-        <w:rPr>
-          <w:color w:val="1F4D78"/>
-        </w:rPr>
-        <w:t xml:space="preserve"> </w:t>
-      </w:r>
-      <w:r>
-        <w:rPr>
-          <w:color w:val="1F4D78"/>
-        </w:rPr>
-        <w:t>אין פער תחזוקה ידוע מול react-router לאחר התיקון. מומלץ להשאיר את check-router-adapter כחלק מבדיקות ה-frontend כדי למנוע החזרת מימוש ידני.</w:t>
-      </w:r>
-    </w:p>
-    <w:p>
-      <w:pPr>
-        <w:bidi/>
-        <w:ind w:left="720"/>
-        <w:jc w:val="right"/>
-      </w:pPr>
-      <w:r>
-        <w:rPr>
-          <w:b/>
-          <w:color w:val="1F4D78"/>
-        </w:rPr>
-        <w:t>ראיות בקוד:</w:t>
-      </w:r>
-      <w:r>
-        <w:rPr>
-          <w:color w:val="1F4D78"/>
-        </w:rPr>
-        <w:t xml:space="preserve"> </w:t>
-      </w:r>
-      <w:r>
-        <w:rPr>
-          <w:color w:val="1F4D78"/>
-        </w:rPr>
-        <w:t>frontend/src/routing.jsx; frontend/package.json; frontend/package-lock.json; frontend/scripts/check-router-adapter.js.</w:t>
-      </w:r>
-    </w:p>
-    <w:p>
-      <w:pPr>
-        <w:bidi/>
-        <w:ind w:left="720"/>
-        <w:jc w:val="right"/>
-      </w:pPr>
-      <w:r>
-        <w:rPr>
-          <w:b/>
-          <w:color w:val="1F4D78"/>
-        </w:rPr>
-        <w:t>המלצה:</w:t>
-      </w:r>
-      <w:r>
-        <w:rPr>
-          <w:color w:val="1F4D78"/>
-        </w:rPr>
-        <w:t xml:space="preserve"> </w:t>
-      </w:r>
-      <w:r>
-        <w:rPr>
-          <w:color w:val="1F4D78"/>
-        </w:rPr>
-        <w:t>להמשיך להשתמש במתאם המקומי רק כשכבת יציבות לייבואים פנימיים, ולא להוסיף אליו לוגיקת routing עצמאית.</w:t>
-      </w:r>
-    </w:p>
-    <w:p>
-      <w:pPr>
-        <w:pStyle w:val="21"/>
-        <w:bidi/>
-        <w:ind w:left="720"/>
-        <w:jc w:val="right"/>
-      </w:pPr>
-      <w:r>
-        <w:t>סעיף 17: אין קישור ניווט לפאנל ניהול admin</w:t>
-      </w:r>
-    </w:p>
-    <w:p>
-      <w:pPr>
-        <w:bidi/>
-        <w:ind w:left="720"/>
-        <w:jc w:val="right"/>
-      </w:pPr>
-      <w:r>
-        <w:t>סטטוס: תוקן ואומת static+runtime. ה-Navbar מציג למשתמש admin תפריט ניהול עליון, כולל כניסה לפאנל הניהול, לטאבים של אימות מסמכים, ולמסכי נוסע/נהג. בנוסף admin מקבל יכולות נוסע/נהג בלי לאבד role=admin.</w:t>
-      </w:r>
-    </w:p>
-    <w:p>
-      <w:pPr>
-        <w:bidi/>
-        <w:ind w:left="720"/>
-        <w:jc w:val="right"/>
-      </w:pPr>
-      <w:r>
-        <w:t>מה תוקן כבר: נוסף AdminMenu ב-Navbar; אדמין נחשב גם isPassenger וגם isDriver בצד הלקוח; AdminPanel יודע לפתוח טאב לפי ?tab=ids/licenses/vehicles; backend יוצר PassengerProfile גם לאדמין קיים או חדש; יצירת DriverProfile לאדמין כבר לא משנה את role מ-admin; יצירת נסיעה כאדמין בלי passengerId משתמשת בפרופיל הנוסע של האדמין.</w:t>
-      </w:r>
-    </w:p>
-    <w:p>
-      <w:pPr>
-        <w:bidi/>
-        <w:ind w:left="720"/>
-        <w:jc w:val="right"/>
-      </w:pPr>
-      <w:r>
-        <w:t>מה עדיין פתוח: אין פער ידוע בניווט או ביכולות הבסיסיות של אדמין כנוסע. כדי להשתמש בפועל כנהג, האדמין עדיין צריך להשלים Driver Setup כי DriverProfile דורש רישיון, רכב ומסמכים.</w:t>
-      </w:r>
-    </w:p>
-    <w:p>
-      <w:pPr>
-        <w:bidi/>
-        <w:ind w:left="720"/>
-        <w:jc w:val="right"/>
-      </w:pPr>
-      <w:r>
-        <w:t>ראיות בקוד: frontend/src/components/Navbar.jsx; frontend/src/pages/AdminPanel.jsx; frontend/scripts/check-admin-navigation.js; backend/controllers/userController.js; backend/controllers/driverController.js; backend/controllers/rideController.js; backend/scripts/check-admin-capabilities.js.</w:t>
-      </w:r>
-    </w:p>
-    <w:p>
-      <w:pPr>
-        <w:bidi/>
-        <w:ind w:left="720"/>
-        <w:jc w:val="right"/>
-      </w:pPr>
-      <w:r>
-        <w:t>המלצה: להשאיר admin כ-role עצמאי עם יכולות נוסע/נהג נגזרות, ולא להמיר אותו ל-role=both כדי לא לאבד הרשאות ניהול.</w:t>
-      </w:r>
-    </w:p>
-    <w:p>
-      <w:pPr>
-        <w:pStyle w:val="21"/>
-        <w:bidi/>
-        <w:ind w:left="720"/>
-        <w:jc w:val="right"/>
-      </w:pPr>
-      <w:r>
-        <w:t>סעיף 18: ארטיפקטים וקבצי IDE עדיין במעקב Git</w:t>
-      </w:r>
-    </w:p>
-    <w:p>
-      <w:pPr>
-        <w:bidi/>
-        <w:ind w:left="720"/>
-        <w:jc w:val="right"/>
-      </w:pPr>
-      <w:r>
-        <w:rPr>
-          <w:color w:val="1F5431"/>
-        </w:rPr>
-        <w:t>סטטוס: תוקן ואומת static+git. frontend/build ו-.idea אינם מופיעים עוד ב-git ls-files, והנתיבים נוספו ל-.gitignore.</w:t>
-      </w:r>
-    </w:p>
-    <w:p>
-      <w:pPr>
-        <w:bidi/>
-        <w:ind w:left="720"/>
-        <w:jc w:val="right"/>
-      </w:pPr>
-      <w:r>
-        <w:t>מה תוקן כבר: .gitignore כולל עכשיו frontend/build/ ו-.idea/; קבצי frontend/build ו-.idea הוצאו מה-index באמצעות git rm --cached ונשארים מקומית בלבד; נוסף frontend/scripts/check-tracked-artifacts.js, והבדיקה שולבה ב-frontend npm test.</w:t>
-      </w:r>
-    </w:p>
-    <w:p>
-      <w:pPr>
-        <w:bidi/>
-        <w:ind w:left="720"/>
-        <w:jc w:val="right"/>
-      </w:pPr>
-      <w:r>
-        <w:t>מה עדיין פתוח: אין פער Git hygiene ידוע לאחר התיקון. יש לשמור את check-tracked-artifacts כחלק מהבדיקות כדי למנוע החזרה של IDE/build artifacts למעקב.</w:t>
-      </w:r>
-    </w:p>
-    <w:p>
-      <w:pPr>
-        <w:bidi/>
-        <w:ind w:left="720"/>
-        <w:jc w:val="right"/>
-      </w:pPr>
-      <w:r>
-        <w:t>ראיות בקוד: .gitignore; frontend/scripts/check-tracked-artifacts.js; frontend/package.json; git ls-files frontend/build .idea חזר ללא פלט.</w:t>
-      </w:r>
-    </w:p>
-    <w:p>
-      <w:pPr>
-        <w:bidi/>
-        <w:ind w:left="720"/>
-        <w:jc w:val="right"/>
-      </w:pPr>
-      <w:r>
-        <w:t>המלצה: להשאיר את .idea/ ו-frontend/build/ מחוץ למעקב, ולא להכניס build artifacts או קבצי IDE ל-commit עתידי.</w:t>
-      </w:r>
-    </w:p>
-    <w:p>
-      <w:pPr>
-        <w:pStyle w:val="21"/>
-        <w:bidi/>
-        <w:ind w:left="720"/>
-        <w:jc w:val="right"/>
-      </w:pPr>
-      <w:r>
-        <w:t>סעיף 19: אי-עקביות מיתוג ושמות חבילות</w:t>
-      </w:r>
-    </w:p>
-    <w:p>
-      <w:pPr>
-        <w:bidi/>
-        <w:ind w:left="720"/>
-        <w:jc w:val="right"/>
-      </w:pPr>
-      <w:r>
-        <w:rPr>
-          <w:b/>
-          <w:color w:val="1F4D78"/>
-        </w:rPr>
-        <w:t>סטטוס:</w:t>
-      </w:r>
-      <w:r>
-        <w:t xml:space="preserve"> </w:t>
-      </w:r>
-      <w:r>
-        <w:rPr>
-          <w:color w:val="1F4D78"/>
-        </w:rPr>
-        <w:t>האפליקציה רצה כ-HailNow, אבל package names ו-README עדיין CarPool/carpool.</w:t>
-      </w:r>
-    </w:p>
-    <w:p>
-      <w:pPr>
-        <w:bidi/>
-        <w:ind w:left="720"/>
-        <w:jc w:val="right"/>
-      </w:pPr>
-      <w:r>
-        <w:rPr>
-          <w:b/>
-          <w:color w:val="1F4D78"/>
-        </w:rPr>
-        <w:t>מה תוקן כבר:</w:t>
-      </w:r>
-      <w:r>
-        <w:t xml:space="preserve"> </w:t>
-      </w:r>
-      <w:r>
-        <w:rPr>
-          <w:color w:val="1F4D78"/>
-        </w:rPr>
-        <w:t>חלק מה-UI כבר ממותג HailNow.</w:t>
-      </w:r>
-    </w:p>
-    <w:p>
-      <w:pPr>
-        <w:bidi/>
-        <w:ind w:left="720"/>
-        <w:jc w:val="right"/>
-      </w:pPr>
-      <w:r>
-        <w:rPr>
-          <w:b/>
-          <w:color w:val="1F4D78"/>
-        </w:rPr>
-        <w:t>מה עדיין פתוח:</w:t>
-      </w:r>
-      <w:r>
-        <w:t xml:space="preserve"> </w:t>
-      </w:r>
-      <w:r>
-        <w:rPr>
-          <w:color w:val="1F4D78"/>
-        </w:rPr>
-        <w:t>README, start.bat ושמות package עדיין לא עברו rename מלא.</w:t>
-      </w:r>
-    </w:p>
-    <w:p>
-      <w:pPr>
-        <w:bidi/>
-        <w:ind w:left="720"/>
-        <w:jc w:val="right"/>
-      </w:pPr>
-      <w:r>
-        <w:rPr>
-          <w:b/>
-          <w:color w:val="1F4D78"/>
-        </w:rPr>
-        <w:t>ראיות בקוד:</w:t>
-      </w:r>
-      <w:r>
-        <w:t xml:space="preserve"> </w:t>
-      </w:r>
-      <w:r>
-        <w:rPr>
-          <w:color w:val="1F4D78"/>
-        </w:rPr>
-        <w:t>README.md; backend/package.json; frontend/package.json; start.bat; frontend/src/components/Navbar.jsx.</w:t>
-      </w:r>
-    </w:p>
-    <w:p>
-      <w:pPr>
-        <w:bidi/>
-        <w:ind w:left="720"/>
-        <w:jc w:val="right"/>
-      </w:pPr>
-      <w:r>
-        <w:rPr>
-          <w:b/>
-          <w:color w:val="1F4D78"/>
-        </w:rPr>
-        <w:t>המלצה:</w:t>
-      </w:r>
-      <w:r>
-        <w:t xml:space="preserve"> </w:t>
-      </w:r>
-      <w:r>
-        <w:rPr>
-          <w:color w:val="1F4D78"/>
-        </w:rPr>
-        <w:t>להשלים rename במסמכים, scripts ושמות חבילות או להחליט במפורש על השארת שמות פנימיים.</w:t>
+        <w:t>המלצה: להשאיר את check-branding כחלק מ-backend npm test, ולבחון כל שינוי עתידי ב-README/startup/package names מול מיתוג HailNow.</w:t>
       </w:r>
     </w:p>
     <w:p>
@@ -6024,15 +5753,13 @@
           </w:tcPr>
           <w:p>
             <w:pPr>
-              <w:bidi/>
+              <w:bidi w:val="1"/>
               <w:spacing w:after="0"/>
               <w:jc w:val="right"/>
             </w:pPr>
             <w:r>
               <w:rPr>
-                <w:b/>
-                <w:color w:val="70261E"/>
-                <w:sz w:val="18"/>
+                <w:rtl w:val="1"/>
               </w:rPr>
               <w:t>1</w:t>
             </w:r>
@@ -6052,16 +5779,15 @@
           </w:tcPr>
           <w:p>
             <w:pPr>
-              <w:bidi/>
+              <w:bidi w:val="1"/>
               <w:spacing w:after="0"/>
               <w:jc w:val="right"/>
             </w:pPr>
             <w:r>
               <w:rPr>
-                <w:color w:val="70261E"/>
-                <w:sz w:val="18"/>
-              </w:rPr>
-              <w:t>סוד JWT</w:t>
+                <w:rtl w:val="1"/>
+              </w:rPr>
+              <w:t>מדיניות CORS/no-origin</w:t>
             </w:r>
           </w:p>
         </w:tc>
@@ -6078,9 +5804,14 @@
             <w:vAlign w:val="center"/>
           </w:tcPr>
           <w:p>
-            <w:r/>
-            <w:r>
-              <w:t>לוודא שבכל סביבת פריסה מוגדר JWT_SECRET אמיתי, פרטי ושונה לכל סביבה באורך 32+ תווים; הקוד כבר עוצר startup על סוד חסר/קצר/דיפולטי/placeholder והרשאת admin נטענת מה-DB.</w:t>
+            <w:pPr>
+              <w:bidi w:val="1"/>
+            </w:pPr>
+            <w:r>
+              <w:rPr>
+                <w:rtl w:val="1"/>
+              </w:rPr>
+              <w:t>לקבל החלטה מפורשת אם בקשות ללא Origin מותרות, לתעד אותה, ולהקשיח בהתאם אם לא.</w:t>
             </w:r>
           </w:p>
         </w:tc>
@@ -6100,15 +5831,13 @@
           </w:tcPr>
           <w:p>
             <w:pPr>
-              <w:bidi/>
+              <w:bidi w:val="1"/>
               <w:spacing w:after="0"/>
               <w:jc w:val="right"/>
             </w:pPr>
             <w:r>
               <w:rPr>
-                <w:b/>
-                <w:color w:val="1F5431"/>
-                <w:sz w:val="18"/>
+                <w:rtl w:val="1"/>
               </w:rPr>
               <w:t>2</w:t>
             </w:r>
@@ -6128,16 +5857,15 @@
           </w:tcPr>
           <w:p>
             <w:pPr>
-              <w:bidi/>
+              <w:bidi w:val="1"/>
               <w:spacing w:after="0"/>
               <w:jc w:val="right"/>
             </w:pPr>
             <w:r>
               <w:rPr>
-                <w:color w:val="1F5431"/>
-                <w:sz w:val="18"/>
-              </w:rPr>
-              <w:t>התראות SOS</w:t>
+                <w:rtl w:val="1"/>
+              </w:rPr>
+              <w:t>טופולוגיית production</w:t>
             </w:r>
           </w:p>
         </w:tc>
@@ -6156,13 +5884,13 @@
           <w:p>
             <w:pPr>
               <w:jc w:val="right"/>
+              <w:bidi w:val="1"/>
             </w:pPr>
             <w:r>
               <w:rPr>
-                <w:color w:val="1F5431"/>
-                <w:sz w:val="18"/>
-              </w:rPr>
-              <w:t>לבצע sanity check ידני אחרון עם משתמשים בפרופילי דפדפן נפרדים, ואז להסיר או להעביר לניטור מסודר את לוגי האבחון recipients/recipientCount.</w:t>
+                <w:rtl w:val="1"/>
+              </w:rPr>
+              <w:t>בפריסה להגדיר reverse proxy ל-/api, /socket.io ו-/uploads, או להגדיר VITE_API_URL ובמידת הצורך VITE_SOCKET_URL/VITE_ASSET_ORIGIN.</w:t>
             </w:r>
           </w:p>
         </w:tc>
@@ -6182,15 +5910,13 @@
           </w:tcPr>
           <w:p>
             <w:pPr>
-              <w:bidi/>
+              <w:bidi w:val="1"/>
               <w:spacing w:after="0"/>
               <w:jc w:val="right"/>
             </w:pPr>
             <w:r>
               <w:rPr>
-                <w:b/>
-                <w:color w:val="694911"/>
-                <w:sz w:val="18"/>
+                <w:rtl w:val="1"/>
               </w:rPr>
               <w:t>3</w:t>
             </w:r>
@@ -6210,16 +5936,15 @@
           </w:tcPr>
           <w:p>
             <w:pPr>
-              <w:bidi/>
+              <w:bidi w:val="1"/>
               <w:spacing w:after="0"/>
               <w:jc w:val="right"/>
             </w:pPr>
             <w:r>
               <w:rPr>
-                <w:color w:val="694911"/>
-                <w:sz w:val="18"/>
-              </w:rPr>
-              <w:t>יצירת admin ראשון</w:t>
+                <w:rtl w:val="1"/>
+              </w:rPr>
+              <w:t>פריסת multi-instance</w:t>
             </w:r>
           </w:p>
         </w:tc>
@@ -6237,16 +5962,15 @@
           </w:tcPr>
           <w:p>
             <w:pPr>
-              <w:bidi/>
+              <w:bidi w:val="1"/>
               <w:spacing w:after="0"/>
               <w:jc w:val="right"/>
             </w:pPr>
             <w:r>
               <w:rPr>
-                <w:color w:val="694911"/>
-                <w:sz w:val="18"/>
-              </w:rPr>
-              <w:t>להוסיף script או route מוגן ליצירת admin ראשון בלי עריכת MongoDB ידנית.</w:t>
+                <w:rtl w:val="1"/>
+              </w:rPr>
+              <w:t>להגדיר Redis משותף ל-Socket.IO ול-rate limiting, לוודא RATE_LIMIT_STORE=redis ב-replicas, ולהגדיר INSTANCE_ID/ENABLE_SCHEDULED_TASKS לפי מודל worker או web replicas.</w:t>
             </w:r>
           </w:p>
         </w:tc>
@@ -6266,15 +5990,13 @@
           </w:tcPr>
           <w:p>
             <w:pPr>
-              <w:bidi/>
+              <w:bidi w:val="1"/>
               <w:spacing w:after="0"/>
               <w:jc w:val="right"/>
             </w:pPr>
             <w:r>
               <w:rPr>
-                <w:b/>
-                <w:color w:val="694911"/>
-                <w:sz w:val="18"/>
+                <w:rtl w:val="1"/>
               </w:rPr>
               <w:t>4</w:t>
             </w:r>
@@ -6294,16 +6016,15 @@
           </w:tcPr>
           <w:p>
             <w:pPr>
-              <w:bidi/>
+              <w:bidi w:val="1"/>
               <w:spacing w:after="0"/>
               <w:jc w:val="right"/>
             </w:pPr>
             <w:r>
               <w:rPr>
-                <w:color w:val="694911"/>
-                <w:sz w:val="18"/>
-              </w:rPr>
-              <w:t>טופולוגיית production</w:t>
+                <w:rtl w:val="1"/>
+              </w:rPr>
+              <w:t>התראות SOS</w:t>
             </w:r>
           </w:p>
         </w:tc>
@@ -6320,11 +6041,14 @@
             <w:vAlign w:val="center"/>
           </w:tcPr>
           <w:p>
-            <w:r>
-              <w:rPr>
-                <w:color w:val="694911"/>
-              </w:rPr>
-              <w:t>בפריסה להגדיר reverse proxy ל-/api, /socket.io ו-/uploads, או להגדיר VITE_API_URL ובמידת הצורך VITE_SOCKET_URL/VITE_ASSET_ORIGIN.</w:t>
+            <w:pPr>
+              <w:bidi w:val="1"/>
+            </w:pPr>
+            <w:r>
+              <w:rPr>
+                <w:rtl w:val="1"/>
+              </w:rPr>
+              <w:t>לבצע sanity check ידני אחרון עם משתמשים בפרופילי דפדפן נפרדים, ואז להסיר או להעביר לניטור מסודר את לוגי האבחון recipients/recipientCount.</w:t>
             </w:r>
           </w:p>
         </w:tc>
@@ -6344,15 +6068,13 @@
           </w:tcPr>
           <w:p>
             <w:pPr>
-              <w:bidi/>
+              <w:bidi w:val="1"/>
               <w:spacing w:after="0"/>
               <w:jc w:val="right"/>
             </w:pPr>
             <w:r>
               <w:rPr>
-                <w:b/>
-                <w:color w:val="694911"/>
-                <w:sz w:val="18"/>
+                <w:rtl w:val="1"/>
               </w:rPr>
               <w:t>5</w:t>
             </w:r>
@@ -6372,14 +6094,13 @@
           </w:tcPr>
           <w:p>
             <w:pPr>
-              <w:bidi/>
+              <w:bidi w:val="1"/>
               <w:spacing w:after="0"/>
               <w:jc w:val="right"/>
             </w:pPr>
             <w:r>
               <w:rPr>
-                <w:color w:val="694911"/>
-                <w:sz w:val="18"/>
+                <w:rtl w:val="1"/>
               </w:rPr>
               <w:t>בדיקות ועקביות</w:t>
             </w:r>
@@ -6398,10 +6119,14 @@
             <w:vAlign w:val="center"/>
           </w:tcPr>
           <w:p>
-            <w:r/>
-            <w:r/>
-            <w:r>
-              <w:t>להשאיר את backend npm test ו-frontend npm test ב-CI; להרחיב בהמשך ל-integration/e2e מול Mongo ודפדפן אמיתי כאשר סביבת הפריסה תהיה יציבה.</w:t>
+            <w:pPr>
+              <w:bidi w:val="1"/>
+            </w:pPr>
+            <w:r>
+              <w:rPr>
+                <w:rtl w:val="1"/>
+              </w:rPr>
+              <w:t>להשאיר את backend npm test ו-frontend npm test ב-CI; להרחיב בהמשך ל-integration/e2e מול Mongo, Redis ודפדפן אמיתי כאשר סביבת הפריסה תהיה יציבה.</w:t>
             </w:r>
           </w:p>
         </w:tc>
@@ -6423,12 +6148,15 @@
     </w:p>
     <w:p>
       <w:pPr>
-        <w:bidi/>
+        <w:bidi w:val="1"/>
         <w:ind w:left="720"/>
         <w:jc w:val="right"/>
       </w:pPr>
       <w:r>
-        <w:t>המסמך משקף בדיקה סטטית של הקוד ושל git log. בוצעו בדיקת syntax ל-backend, guard ייעודי שמוודא ש-User.loyaltyPoints הוא מקור האמת היחיד, guard ליכולות אדמין, frontend accessibility guard לתווית דירוג הכוכבים, frontend production-config guard, frontend admin-navigation guard, בניית frontend, סריקת bundle נגד localhost:5000, בדיקת migration לנקודות נאמנות, בדיקת runtime מבודדת לנקודות נאמנות מול MongoDB, בדיקת runtime מבודדת ליכולות אדמין, ובדיקת runtime מבודדת ל-SOS מול Socket.IO ו-MongoDB. לא בוצעה בדיקת runtime מלאה מול SMTP או סביבת production.</w:t>
+        <w:rPr>
+          <w:rtl w:val="1"/>
+        </w:rPr>
+        <w:t>המסמך משקף בדיקה סטטית של הקוד ושל git log. בוצעו בדיקת syntax ל-backend, guard ייעודי שמוודא ש-User.loyaltyPoints הוא מקור האמת היחיד, guard ליכולות אדמין, frontend accessibility guard לתווית דירוג הכוכבים, frontend production-config guard, frontend admin-navigation guard, בניית frontend, סריקת bundle נגד localhost:5000, בדיקת migration לנקודות נאמנות, בדיקת runtime מבודדת לנקודות נאמנות מול MongoDB, בדיקת runtime מבודדת ליכולות אדמין, ובדיקת runtime מבודדת ל-SOS מול Socket.IO ו-MongoDB, ובדיקות unit/static ייעודיות למאפייני סקייל כולל pagination, 2dsphere ו-$near, וכן בדיקות bootstrap-admin ליצירה/קידום admin ראשון, guard single-instance-safety, ובדיקות unit ל-rate limiter eviction/Redis store, Mongo lease ו-Socket.IO Redis adapter. לא בוצעה בדיקת runtime מלאה מול SMTP, Redis אמיתי או סביבת production.</w:t>
       </w:r>
     </w:p>
     <w:sectPr>
